--- a/downloads/workbook/ai-2-week-13.docx
+++ b/downloads/workbook/ai-2-week-13.docx
@@ -1328,6 +1328,178 @@
         <w:t>Project connection: Use a confusion table when evaluating recommender category predictions and attach concrete consequences to each error.</w:t>
       </w:r>
     </w:p>
+    <w:p>
+      <w:pPr>
+        <w:pStyle w:val="Heading1"/>
+      </w:pPr>
+      <w:r>
+        <w:t>19. Project portfolio milestone</w:t>
+      </w:r>
+    </w:p>
+    <w:p>
+      <w:r>
+        <w:t>Project: Transparent Book Recommender</w:t>
+      </w:r>
+    </w:p>
+    <w:p>
+      <w:r>
+        <w:t>Current milestone: Test changed cases. Keep normal, boundary and failure cases; compare expected and observed results.</w:t>
+      </w:r>
+    </w:p>
+    <w:p>
+      <w:r>
+        <w:t>Use a confusion table when evaluating recommender category predictions and attach concrete consequences to each error.</w:t>
+      </w:r>
+    </w:p>
+    <w:tbl>
+      <w:tblPr>
+        <w:tblStyle w:val="LightShading-Accent1"/>
+        <w:tblW w:type="auto" w:w="0"/>
+        <w:tblLook w:firstColumn="1" w:firstRow="1" w:lastColumn="0" w:lastRow="0" w:noHBand="0" w:noVBand="1" w:val="04A0"/>
+      </w:tblPr>
+      <w:tblGrid>
+        <w:gridCol w:w="5112"/>
+        <w:gridCol w:w="5112"/>
+      </w:tblGrid>
+      <w:tr>
+        <w:trPr>
+          <w:tblHeader/>
+        </w:trPr>
+        <w:tc>
+          <w:tcPr>
+            <w:tcW w:type="dxa" w:w="5112"/>
+          </w:tcPr>
+          <w:p>
+            <w:r>
+              <w:t>Evidence to keep</w:t>
+            </w:r>
+          </w:p>
+        </w:tc>
+        <w:tc>
+          <w:tcPr>
+            <w:tcW w:type="dxa" w:w="5112"/>
+          </w:tcPr>
+          <w:p>
+            <w:r>
+              <w:t>My record</w:t>
+            </w:r>
+          </w:p>
+        </w:tc>
+      </w:tr>
+      <w:tr>
+        <w:tc>
+          <w:tcPr>
+            <w:tcW w:type="dxa" w:w="5112"/>
+          </w:tcPr>
+          <w:p>
+            <w:r>
+              <w:t>This week’s input and deciding step</w:t>
+            </w:r>
+          </w:p>
+        </w:tc>
+        <w:tc>
+          <w:tcPr>
+            <w:tcW w:type="dxa" w:w="5112"/>
+          </w:tcPr>
+          <w:p>
+            <w:r/>
+          </w:p>
+        </w:tc>
+      </w:tr>
+      <w:tr>
+        <w:tc>
+          <w:tcPr>
+            <w:tcW w:type="dxa" w:w="5112"/>
+          </w:tcPr>
+          <w:p>
+            <w:r>
+              <w:t>Prediction and actual result (or labelled paper trace)</w:t>
+            </w:r>
+          </w:p>
+        </w:tc>
+        <w:tc>
+          <w:tcPr>
+            <w:tcW w:type="dxa" w:w="5112"/>
+          </w:tcPr>
+          <w:p>
+            <w:r/>
+          </w:p>
+        </w:tc>
+      </w:tr>
+      <w:tr>
+        <w:tc>
+          <w:tcPr>
+            <w:tcW w:type="dxa" w:w="5112"/>
+          </w:tcPr>
+          <w:p>
+            <w:r>
+              <w:t>One change since the previous checkpoint and why</w:t>
+            </w:r>
+          </w:p>
+        </w:tc>
+        <w:tc>
+          <w:tcPr>
+            <w:tcW w:type="dxa" w:w="5112"/>
+          </w:tcPr>
+          <w:p>
+            <w:r/>
+          </w:p>
+        </w:tc>
+      </w:tr>
+      <w:tr>
+        <w:tc>
+          <w:tcPr>
+            <w:tcW w:type="dxa" w:w="5112"/>
+          </w:tcPr>
+          <w:p>
+            <w:r>
+              <w:t>One error or limit and the next test</w:t>
+            </w:r>
+          </w:p>
+        </w:tc>
+        <w:tc>
+          <w:tcPr>
+            <w:tcW w:type="dxa" w:w="5112"/>
+          </w:tcPr>
+          <w:p>
+            <w:r/>
+          </w:p>
+        </w:tc>
+      </w:tr>
+    </w:tbl>
+    <w:p>
+      <w:pPr>
+        <w:pStyle w:val="Heading3"/>
+      </w:pPr>
+      <w:r>
+        <w:t>Explain what this week adds to your project. Reuse last week’s record rather than starting again.</w:t>
+      </w:r>
+    </w:p>
+    <w:p>
+      <w:r>
+        <w:t>________________________________________________________________</w:t>
+      </w:r>
+    </w:p>
+    <w:p>
+      <w:r>
+        <w:t>________________________________________________________________</w:t>
+      </w:r>
+    </w:p>
+    <w:p>
+      <w:r>
+        <w:t>________________________________________________________________</w:t>
+      </w:r>
+    </w:p>
+    <w:p>
+      <w:r>
+        <w:t>________________________________________________________________</w:t>
+      </w:r>
+    </w:p>
+    <w:p>
+      <w:r>
+        <w:t>________________________________________________________________</w:t>
+      </w:r>
+    </w:p>
     <w:sectPr>
       <w:pgSz w:w="12240" w:h="15840"/>
       <w:pgMar w:top="936" w:right="1008" w:bottom="936" w:left="1008" w:header="720" w:footer="720" w:gutter="0"/>

--- a/downloads/workbook/ai-2-week-13.docx
+++ b/downloads/workbook/ai-2-week-13.docx
@@ -1500,6 +1500,253 @@
         <w:t>________________________________________________________________</w:t>
       </w:r>
     </w:p>
+    <w:p>
+      <w:pPr>
+        <w:pStyle w:val="Heading1"/>
+      </w:pPr>
+      <w:r>
+        <w:t>20. Supported practice and learning evidence</w:t>
+      </w:r>
+    </w:p>
+    <w:p>
+      <w:r>
+        <w:t>Use this supported practice once, in the browser or on paper. Keep the reserved independent assessment for a separate first attempt before teacher feedback.</w:t>
+      </w:r>
+    </w:p>
+    <w:p>
+      <w:r>
+        <w:t>A fictional book-condition checker predicts repair or sound.</w:t>
+      </w:r>
+    </w:p>
+    <w:p>
+      <w:pPr>
+        <w:pStyle w:val="Heading3"/>
+      </w:pPr>
+      <w:r>
+        <w:t>Practice 1: explain the deciding evidence</w:t>
+      </w:r>
+    </w:p>
+    <w:p>
+      <w:r>
+        <w:t>Which labelled step matches this detail? Matrix [[2,1],[1,2]]: agreement 4/6, repair recall 2/3.</w:t>
+      </w:r>
+    </w:p>
+    <w:p>
+      <w:r>
+        <w:t>1. Declare axes</w:t>
+      </w:r>
+    </w:p>
+    <w:p>
+      <w:r>
+        <w:t>2. Read result</w:t>
+      </w:r>
+    </w:p>
+    <w:p>
+      <w:r>
+        <w:t>3. Fill repair row</w:t>
+      </w:r>
+    </w:p>
+    <w:p>
+      <w:r>
+        <w:t>4. Fill sound row</w:t>
+      </w:r>
+    </w:p>
+    <w:p>
+      <w:pPr>
+        <w:pStyle w:val="Heading3"/>
+      </w:pPr>
+      <w:r>
+        <w:t>My selected conclusion, deciding fact and explanation</w:t>
+      </w:r>
+    </w:p>
+    <w:p>
+      <w:r>
+        <w:t>________________________________________________________________</w:t>
+      </w:r>
+    </w:p>
+    <w:p>
+      <w:r>
+        <w:t>________________________________________________________________</w:t>
+      </w:r>
+    </w:p>
+    <w:p>
+      <w:r>
+        <w:t>________________________________________________________________</w:t>
+      </w:r>
+    </w:p>
+    <w:p>
+      <w:r>
+        <w:t>________________________________________________________________</w:t>
+      </w:r>
+    </w:p>
+    <w:p>
+      <w:r>
+        <w:t>________________________________________________________________</w:t>
+      </w:r>
+    </w:p>
+    <w:p>
+      <w:r>
+        <w:t>Hint if needed: Read the steps in the pictorial case. Match the supplied detail to the stage that performs or records it.</w:t>
+      </w:r>
+    </w:p>
+    <w:p>
+      <w:r>
+        <w:t>After your attempt, compare with the supported explanation: Read result Matrix [[2,1],[1,2]]: agreement 4/6, repair recall 2/3. Each case enters one cell according to its reference and predicted label. The off-diagonal cells represent different mistakes: a false alarm on a sound book versus a missed repair. Trace the cell definitions before naming rates; swapping axes changes the table’s interpretation even if its diagonal sum remains unchanged.</w:t>
+      </w:r>
+    </w:p>
+    <w:p>
+      <w:pPr>
+        <w:pStyle w:val="Heading3"/>
+      </w:pPr>
+      <w:r>
+        <w:t>Practice 2: explain the deciding evidence</w:t>
+      </w:r>
+    </w:p>
+    <w:p>
+      <w:r>
+        <w:t>Changed-case practice: Change one repair/sound prediction to repair/repair after a real model revision. Which conclusion is supported by the supplied facts?</w:t>
+      </w:r>
+    </w:p>
+    <w:p>
+      <w:r>
+        <w:t>1. Repair row becomes [0,3]; agreement becomes 5/6.</w:t>
+      </w:r>
+    </w:p>
+    <w:p>
+      <w:r>
+        <w:t>2. We can decide the result without examining the changed input or the procedure.</w:t>
+      </w:r>
+    </w:p>
+    <w:p>
+      <w:r>
+        <w:t>3. This one example guarantees correct results for every future input.</w:t>
+      </w:r>
+    </w:p>
+    <w:p>
+      <w:pPr>
+        <w:pStyle w:val="Heading3"/>
+      </w:pPr>
+      <w:r>
+        <w:t>My selected conclusion, deciding fact and explanation</w:t>
+      </w:r>
+    </w:p>
+    <w:p>
+      <w:r>
+        <w:t>________________________________________________________________</w:t>
+      </w:r>
+    </w:p>
+    <w:p>
+      <w:r>
+        <w:t>________________________________________________________________</w:t>
+      </w:r>
+    </w:p>
+    <w:p>
+      <w:r>
+        <w:t>________________________________________________________________</w:t>
+      </w:r>
+    </w:p>
+    <w:p>
+      <w:r>
+        <w:t>________________________________________________________________</w:t>
+      </w:r>
+    </w:p>
+    <w:p>
+      <w:r>
+        <w:t>________________________________________________________________</w:t>
+      </w:r>
+    </w:p>
+    <w:p>
+      <w:r>
+        <w:t>Hint if needed: Use the changed condition and the deciding step in the pictorial trace. The answer must say what follows from those facts.</w:t>
+      </w:r>
+    </w:p>
+    <w:p>
+      <w:r>
+        <w:t>After your attempt, compare with the supported explanation: Repair row becomes [0,3]; agreement becomes 5/6. One false negative moves to true positive; the sound row stays [2,1].</w:t>
+      </w:r>
+    </w:p>
+    <w:p>
+      <w:pPr>
+        <w:pStyle w:val="Heading3"/>
+      </w:pPr>
+      <w:r>
+        <w:t>Repair a missing building block</w:t>
+      </w:r>
+    </w:p>
+    <w:p>
+      <w:r>
+        <w:t>Review Accuracy as a Fraction (ai-2/12). Goal: Explain why overall accuracy can hide failure on a less common class. Short practice: Why is 100% repair detection not sufficient to declare the changed classifier best?. Return to this week and explain what you changed.</w:t>
+      </w:r>
+    </w:p>
+    <w:p>
+      <w:r>
+        <w:t>Review Human Classifier Simulation (ai-2/10). Goal: Construct a classifier with a stated input format, selected rule and recorded output. Short practice: Why are J and M initially treated differently even though both are illustrated mysteries?. Return to this week and explain what you changed.</w:t>
+      </w:r>
+    </w:p>
+    <w:p>
+      <w:r>
+        <w:t>Review Rows Columns and Data Types (ai-2/7). Goal: Specify a table schema. Short practice: Which two rows originally fail, and do they fail for the same reason?. Return to this week and explain what you changed.</w:t>
+      </w:r>
+    </w:p>
+    <w:p>
+      <w:pPr>
+        <w:pStyle w:val="Heading3"/>
+      </w:pPr>
+      <w:r>
+        <w:t>Predict, run and debug</w:t>
+      </w:r>
+    </w:p>
+    <w:p>
+      <w:r>
+        <w:t>The browser lab lets you edit the supported Python examples already included in this lesson. Predict first, run, inspect the actual output or error, change one input, then run again. Keep code, predictions, actual results and a reasoned revision together. On paper, label your result as a trace rather than an execution.</w:t>
+      </w:r>
+    </w:p>
+    <w:p>
+      <w:pPr>
+        <w:pStyle w:val="Heading3"/>
+      </w:pPr>
+      <w:r>
+        <w:t>Keep your completed work</w:t>
+      </w:r>
+    </w:p>
+    <w:p>
+      <w:r>
+        <w:t>Use Download completed work in the hosted lesson to export your answers, reflections, practice feedback and code-run evidence. Open the HTML copy to read or print it. Drafts stay in this browser when storage is available; clear drafts on a shared device.</w:t>
+      </w:r>
+    </w:p>
+    <w:p>
+      <w:pPr>
+        <w:pStyle w:val="Heading3"/>
+      </w:pPr>
+      <w:r>
+        <w:t>What I repaired, the evidence I kept and the next test</w:t>
+      </w:r>
+    </w:p>
+    <w:p>
+      <w:r>
+        <w:t>________________________________________________________________</w:t>
+      </w:r>
+    </w:p>
+    <w:p>
+      <w:r>
+        <w:t>________________________________________________________________</w:t>
+      </w:r>
+    </w:p>
+    <w:p>
+      <w:r>
+        <w:t>________________________________________________________________</w:t>
+      </w:r>
+    </w:p>
+    <w:p>
+      <w:r>
+        <w:t>________________________________________________________________</w:t>
+      </w:r>
+    </w:p>
+    <w:p>
+      <w:r>
+        <w:t>________________________________________________________________</w:t>
+      </w:r>
+    </w:p>
     <w:sectPr>
       <w:pgSz w:w="12240" w:h="15840"/>
       <w:pgMar w:top="936" w:right="1008" w:bottom="936" w:left="1008" w:header="720" w:footer="720" w:gutter="0"/>

--- a/downloads/workbook/ai-2-week-13.docx
+++ b/downloads/workbook/ai-2-week-13.docx
@@ -30,6 +30,17 @@
     </w:p>
     <w:p>
       <w:r>
+        <w:t>Record your starting explanation for Types of Classification Error before opening notes. Show any later correction separately.</w:t>
+      </w:r>
+    </w:p>
+    <w:p>
+      <w:pPr>
+        <w:spacing w:line="336" w:lineRule="auto" w:after="180"/>
+      </w:pPr>
+      <w:r>
+        <w:rPr>
+          <w:b w:val="0"/>
+        </w:rPr>
         <w:t>Try the recall before opening notes. Then use a different colour or a labelled second line to correct your explanation.</w:t>
       </w:r>
     </w:p>
@@ -42,7 +53,13 @@
       </w:r>
     </w:p>
     <w:p>
-      <w:r>
+      <w:pPr>
+        <w:spacing w:line="336" w:lineRule="auto" w:after="180"/>
+      </w:pPr>
+      <w:r>
+        <w:rPr>
+          <w:b w:val="0"/>
+        </w:rPr>
         <w:t>Without opening the old lesson, explain one key idea from Accuracy as a Fraction. Give an example and a mistake that the idea helps you avoid.</w:t>
       </w:r>
     </w:p>
@@ -78,7 +95,13 @@
       </w:r>
     </w:p>
     <w:p>
-      <w:r>
+      <w:pPr>
+        <w:spacing w:line="336" w:lineRule="auto" w:after="180"/>
+      </w:pPr>
+      <w:r>
+        <w:rPr>
+          <w:b w:val="0"/>
+        </w:rPr>
         <w:t>Without opening the old lesson, explain one key idea from Human Classifier Simulation. Give an example and a mistake that the idea helps you avoid.</w:t>
       </w:r>
     </w:p>
@@ -114,7 +137,13 @@
       </w:r>
     </w:p>
     <w:p>
-      <w:r>
+      <w:pPr>
+        <w:spacing w:line="336" w:lineRule="auto" w:after="180"/>
+      </w:pPr>
+      <w:r>
+        <w:rPr>
+          <w:b w:val="0"/>
+        </w:rPr>
         <w:t>Without opening the old lesson, explain one key idea from Rows Columns and Data Types. Give an example and a mistake that the idea helps you avoid.</w:t>
       </w:r>
     </w:p>
@@ -151,6 +180,17 @@
     </w:p>
     <w:p>
       <w:r>
+        <w:t>Complete the supported Types of Classification Error trace and record the first step you can explain without help.</w:t>
+      </w:r>
+    </w:p>
+    <w:p>
+      <w:pPr>
+        <w:spacing w:line="336" w:lineRule="auto" w:after="180"/>
+      </w:pPr>
+      <w:r>
+        <w:rPr>
+          <w:b w:val="0"/>
+        </w:rPr>
         <w:t>Use W2: Explain the two error types for Confusion matrices. Record the answer once; the lesson and workbook refer to the same attempt.</w:t>
       </w:r>
     </w:p>
@@ -279,6 +319,17 @@
     </w:p>
     <w:p>
       <w:r>
+        <w:t>Check the proposed Types of Classification Error explanation against the supplied facts before discussing it.</w:t>
+      </w:r>
+    </w:p>
+    <w:p>
+      <w:pPr>
+        <w:spacing w:line="336" w:lineRule="auto" w:after="180"/>
+      </w:pPr>
+      <w:r>
+        <w:rPr>
+          <w:b w:val="0"/>
+        </w:rPr>
         <w:t>Use the worked case for Confusion matrices. Proposed explanation: “Positive means good”. Decide whether this explanation is supported. Point to the step or supplied fact that decides; explain your repair if needed.</w:t>
       </w:r>
     </w:p>
@@ -319,6 +370,11 @@
       </w:r>
     </w:p>
     <w:p>
+      <w:r>
+        <w:t>Write one first attempt at the reserved independent case before feedback. Repeated copies of that case refer to the same recorded attempt.</w:t>
+      </w:r>
+    </w:p>
+    <w:p>
       <w:pPr>
         <w:pStyle w:val="Heading3"/>
       </w:pPr>
@@ -327,8 +383,37 @@
       </w:r>
     </w:p>
     <w:p>
-      <w:r>
-        <w:t>Each pair below is reference then prediction: R1 clear/clear, R2 clear/blocked, R3 clear/blocked, R4 blocked/blocked, R5 blocked/clear, R6 blocked/blocked. Use clear then blocked on both axes and reference rows. Build the matrix, give row and column totals, name TP,TN,FP,FN with blocked positive, and calculate accuracy.</w:t>
+      <w:pPr>
+        <w:spacing w:line="336" w:lineRule="auto" w:after="180"/>
+      </w:pPr>
+      <w:r>
+        <w:rPr>
+          <w:b w:val="0"/>
+        </w:rPr>
+        <w:t xml:space="preserve">Each pair below is reference then </w:t>
+      </w:r>
+      <w:r>
+        <w:rPr>
+          <w:b/>
+        </w:rPr>
+        <w:t>prediction</w:t>
+      </w:r>
+      <w:r>
+        <w:rPr>
+          <w:b w:val="0"/>
+        </w:rPr>
+        <w:t>: R1 clear/clear, R2 clear/blocked, R3 clear/blocked, R4 blocked/blocked, R5 blocked/clear, R6 blocked/blocked. Use clear then blocked on both axes and reference rows.</w:t>
+      </w:r>
+    </w:p>
+    <w:p>
+      <w:pPr>
+        <w:spacing w:line="336" w:lineRule="auto" w:after="180"/>
+      </w:pPr>
+      <w:r>
+        <w:rPr>
+          <w:b w:val="0"/>
+        </w:rPr>
+        <w:t>Build the matrix, give row and column totals, name TP,TN,FP,FN with blocked positive, and calculate accuracy.</w:t>
       </w:r>
     </w:p>
     <w:p>
@@ -375,7 +460,13 @@
       </w:r>
     </w:p>
     <w:p>
-      <w:r>
+      <w:pPr>
+        <w:spacing w:line="336" w:lineRule="auto" w:after="180"/>
+      </w:pPr>
+      <w:r>
+        <w:rPr>
+          <w:b w:val="0"/>
+        </w:rPr>
         <w:t>Attempt this case before feedback. Record any help. Earlier examples below are further practice; a case already practised with feedback cannot establish fresh transfer.</w:t>
       </w:r>
     </w:p>
@@ -389,6 +480,17 @@
     </w:p>
     <w:p>
       <w:r>
+        <w:t>Connect the Types of Classification Error target to a trace and a justified conclusion.</w:t>
+      </w:r>
+    </w:p>
+    <w:p>
+      <w:pPr>
+        <w:spacing w:line="336" w:lineRule="auto" w:after="180"/>
+      </w:pPr>
+      <w:r>
+        <w:rPr>
+          <w:b w:val="0"/>
+        </w:rPr>
         <w:t>Positive means 'should recommend'. A book that should be recommended is rejected; a book that should not be recommended is accepted. Name both errors and explain who experiences each consequence.</w:t>
       </w:r>
     </w:p>
@@ -402,17 +504,46 @@
     </w:p>
     <w:p>
       <w:r>
+        <w:t>Solve the supplied Types of Classification Error case and show the deciding evidence.</w:t>
+      </w:r>
+    </w:p>
+    <w:p>
+      <w:pPr>
+        <w:spacing w:line="336" w:lineRule="auto" w:after="180"/>
+      </w:pPr>
+      <w:r>
+        <w:rPr>
+          <w:b w:val="0"/>
+        </w:rPr>
         <w:t>Positive means should recommend. Actual/predicted pairs are yes/yes, no/yes, yes/no, no/no.</w:t>
       </w:r>
     </w:p>
     <w:p>
-      <w:r>
+      <w:pPr>
+        <w:spacing w:line="336" w:lineRule="auto" w:after="180"/>
+      </w:pPr>
+      <w:r>
+        <w:rPr>
+          <w:b w:val="0"/>
+        </w:rPr>
         <w:t>Name the four outcomes.</w:t>
       </w:r>
     </w:p>
     <w:p>
-      <w:r>
-        <w:t>Show your trace, calculation or evidence</w:t>
+      <w:pPr>
+        <w:spacing w:line="336" w:lineRule="auto" w:after="180"/>
+      </w:pPr>
+      <w:r>
+        <w:rPr>
+          <w:b w:val="0"/>
+        </w:rPr>
+        <w:t xml:space="preserve">Show your trace, calculation or </w:t>
+      </w:r>
+      <w:r>
+        <w:rPr>
+          <w:b/>
+        </w:rPr>
+        <w:t>evidence</w:t>
       </w:r>
     </w:p>
     <w:p>
@@ -458,11 +589,28 @@
     </w:p>
     <w:p>
       <w:r>
+        <w:t>Apply the procedure to the changed case and record why the conclusion follows.</w:t>
+      </w:r>
+    </w:p>
+    <w:p>
+      <w:pPr>
+        <w:spacing w:line="336" w:lineRule="auto" w:after="180"/>
+      </w:pPr>
+      <w:r>
+        <w:rPr>
+          <w:b w:val="0"/>
+        </w:rPr>
         <w:t>Positive means sports. A sports book predicted other and a non-sports book predicted sports occur. Name each error and its consequence for the sports shelf.</w:t>
       </w:r>
     </w:p>
     <w:p>
-      <w:r>
+      <w:pPr>
+        <w:spacing w:line="336" w:lineRule="auto" w:after="180"/>
+      </w:pPr>
+      <w:r>
+        <w:rPr>
+          <w:b w:val="0"/>
+        </w:rPr>
         <w:t>My independent answer and reason</w:t>
       </w:r>
     </w:p>
@@ -517,7 +665,30 @@
     </w:p>
     <w:p>
       <w:r>
-        <w:t>Create a changed input, boundary case or missing-information case. Write the expected answer or safe response before testing.</w:t>
+        <w:t>Specify a changed input, expected result and observation separately.</w:t>
+      </w:r>
+    </w:p>
+    <w:p>
+      <w:pPr>
+        <w:spacing w:line="336" w:lineRule="auto" w:after="180"/>
+      </w:pPr>
+      <w:r>
+        <w:rPr>
+          <w:b w:val="0"/>
+        </w:rPr>
+        <w:t xml:space="preserve">Create a changed </w:t>
+      </w:r>
+      <w:r>
+        <w:rPr>
+          <w:b/>
+        </w:rPr>
+        <w:t>input</w:t>
+      </w:r>
+      <w:r>
+        <w:rPr>
+          <w:b w:val="0"/>
+        </w:rPr>
+        <w:t>, boundary case or missing-information case. Write the expected answer or safe response before testing.</w:t>
       </w:r>
     </w:p>
     <w:tbl>
@@ -646,12 +817,41 @@
     </w:p>
     <w:p>
       <w:r>
+        <w:t>Justify what Types of Classification Error adds to Transparent Book Recommender and keep the evidence.</w:t>
+      </w:r>
+    </w:p>
+    <w:p>
+      <w:pPr>
+        <w:spacing w:line="336" w:lineRule="auto" w:after="180"/>
+      </w:pPr>
+      <w:r>
+        <w:rPr>
+          <w:b w:val="0"/>
+        </w:rPr>
         <w:t>Separate recommending an unsuitable book from failing to surface a suitable one.</w:t>
       </w:r>
     </w:p>
     <w:p>
-      <w:r>
-        <w:t>The project change and evidence I will keep</w:t>
+      <w:pPr>
+        <w:spacing w:line="336" w:lineRule="auto" w:after="180"/>
+      </w:pPr>
+      <w:r>
+        <w:rPr>
+          <w:b w:val="0"/>
+        </w:rPr>
+        <w:t xml:space="preserve">The project change and </w:t>
+      </w:r>
+      <w:r>
+        <w:rPr>
+          <w:b/>
+        </w:rPr>
+        <w:t>evidence</w:t>
+      </w:r>
+      <w:r>
+        <w:rPr>
+          <w:b w:val="0"/>
+        </w:rPr>
+        <w:t xml:space="preserve"> I will keep</w:t>
       </w:r>
     </w:p>
     <w:p>
@@ -697,11 +897,54 @@
     </w:p>
     <w:p>
       <w:r>
-        <w:t>I can explain the mechanism. I can show evidence. I can handle a changed case. I can name a limit. Mark each as not yet, with help or independently, and attach supporting work.</w:t>
-      </w:r>
-    </w:p>
-    <w:p>
-      <w:r>
+        <w:t>Judge explanation, evidence, transfer and limits separately; attach the work behind your judgement.</w:t>
+      </w:r>
+    </w:p>
+    <w:p>
+      <w:pPr>
+        <w:pStyle w:val="ListBullet"/>
+      </w:pPr>
+      <w:r>
+        <w:t>I can explain the mechanism.</w:t>
+      </w:r>
+    </w:p>
+    <w:p>
+      <w:pPr>
+        <w:pStyle w:val="ListBullet"/>
+      </w:pPr>
+      <w:r>
+        <w:t>I can show evidence.</w:t>
+      </w:r>
+    </w:p>
+    <w:p>
+      <w:pPr>
+        <w:pStyle w:val="ListBullet"/>
+      </w:pPr>
+      <w:r>
+        <w:t>I can handle a changed case.</w:t>
+      </w:r>
+    </w:p>
+    <w:p>
+      <w:pPr>
+        <w:pStyle w:val="ListBullet"/>
+      </w:pPr>
+      <w:r>
+        <w:t>I can name a limit.</w:t>
+      </w:r>
+    </w:p>
+    <w:p>
+      <w:r>
+        <w:t>Mark each as not yet, with help or independently, and attach supporting work.</w:t>
+      </w:r>
+    </w:p>
+    <w:p>
+      <w:pPr>
+        <w:spacing w:line="336" w:lineRule="auto" w:after="180"/>
+      </w:pPr>
+      <w:r>
+        <w:rPr>
+          <w:b w:val="0"/>
+        </w:rPr>
         <w:t>Teacher review ____________________  Next step ____________________</w:t>
       </w:r>
     </w:p>
@@ -715,6 +958,17 @@
     </w:p>
     <w:p>
       <w:r>
+        <w:t>Use this earlier case as transfer practice. A case already discussed with feedback is not fresh assessment evidence.</w:t>
+      </w:r>
+    </w:p>
+    <w:p>
+      <w:pPr>
+        <w:spacing w:line="336" w:lineRule="auto" w:after="180"/>
+      </w:pPr>
+      <w:r>
+        <w:rPr>
+          <w:b w:val="0"/>
+        </w:rPr>
         <w:t>Positive means 'should recommend'. A book that should be recommended is rejected; a book that should not be recommended is accepted. Name both errors and explain who experiences each consequence.</w:t>
       </w:r>
     </w:p>
@@ -762,7 +1016,13 @@
       </w:r>
     </w:p>
     <w:p>
-      <w:r>
+      <w:pPr>
+        <w:spacing w:line="336" w:lineRule="auto" w:after="180"/>
+      </w:pPr>
+      <w:r>
+        <w:rPr>
+          <w:b w:val="0"/>
+        </w:rPr>
         <w:t>Record support used: none, hint or teacher explanation.</w:t>
       </w:r>
     </w:p>
@@ -776,7 +1036,30 @@
     </w:p>
     <w:p>
       <w:r>
-        <w:t>Use all eight worked IDs. Draw a matrix with reference rows and prediction columns, both ordered clear then blocked. Place the IDs in cells before writing the counts.</w:t>
+        <w:t>Build the count matrix. Apply the supplied Types of Classification Error facts and keep your reasoning.</w:t>
+      </w:r>
+    </w:p>
+    <w:p>
+      <w:pPr>
+        <w:spacing w:line="336" w:lineRule="auto" w:after="180"/>
+      </w:pPr>
+      <w:r>
+        <w:rPr>
+          <w:b w:val="0"/>
+        </w:rPr>
+        <w:t xml:space="preserve">Use all eight worked IDs. Draw a matrix with reference rows and </w:t>
+      </w:r>
+      <w:r>
+        <w:rPr>
+          <w:b/>
+        </w:rPr>
+        <w:t>prediction</w:t>
+      </w:r>
+      <w:r>
+        <w:rPr>
+          <w:b w:val="0"/>
+        </w:rPr>
+        <w:t xml:space="preserve"> columns, both ordered clear then blocked. Place the IDs in cells before writing the counts.</w:t>
       </w:r>
     </w:p>
     <w:p>
@@ -827,6 +1110,18 @@
     </w:p>
     <w:p>
       <w:r>
+        <w:t>Explain the two error types. Apply the supplied Types of Classification Error facts and keep your reasoning.</w:t>
+      </w:r>
+    </w:p>
+    <w:p>
+      <w:pPr>
+        <w:spacing w:line="336" w:lineRule="auto" w:after="180"/>
+        <w:shd w:fill="F5F1FB"/>
+      </w:pPr>
+      <w:r>
+        <w:rPr>
+          <w:b w:val="0"/>
+        </w:rPr>
         <w:t>Declare blocked positive. Give TP,TN,FP,FN counts and explain V3 and V4 in plain language. Does positive mean a desirable outcome?</w:t>
       </w:r>
     </w:p>
@@ -878,6 +1173,17 @@
     </w:p>
     <w:p>
       <w:r>
+        <w:t>Audit totals and equal accuracy. Apply the supplied Types of Classification Error facts and keep your reasoning.</w:t>
+      </w:r>
+    </w:p>
+    <w:p>
+      <w:pPr>
+        <w:spacing w:line="336" w:lineRule="auto" w:after="180"/>
+      </w:pPr>
+      <w:r>
+        <w:rPr>
+          <w:b w:val="0"/>
+        </w:rPr>
         <w:t>Give the worked row totals, column totals, total count and accuracy. Compare its errors with [[3,0],[3,2]] using the same axes and eight reference records.</w:t>
       </w:r>
     </w:p>
@@ -929,7 +1235,41 @@
     </w:p>
     <w:p>
       <w:r>
-        <w:t>Each pair below is reference then prediction: R1 clear/clear, R2 clear/blocked, R3 clear/blocked, R4 blocked/blocked, R5 blocked/clear, R6 blocked/blocked. Use clear then blocked on both axes and reference rows. Build the matrix, give row and column totals, name TP,TN,FP,FN with blocked positive, and calculate accuracy.</w:t>
+        <w:t>Attempt before feedback. If this repeats the selected independent case, reuse that first attempt; otherwise keep a separate record. Count a fresh evaluation independently. Apply the supplied Types of Classification Error facts and keep your reasoning.</w:t>
+      </w:r>
+    </w:p>
+    <w:p>
+      <w:pPr>
+        <w:spacing w:line="336" w:lineRule="auto" w:after="180"/>
+      </w:pPr>
+      <w:r>
+        <w:rPr>
+          <w:b w:val="0"/>
+        </w:rPr>
+        <w:t xml:space="preserve">Each pair below is reference then </w:t>
+      </w:r>
+      <w:r>
+        <w:rPr>
+          <w:b/>
+        </w:rPr>
+        <w:t>prediction</w:t>
+      </w:r>
+      <w:r>
+        <w:rPr>
+          <w:b w:val="0"/>
+        </w:rPr>
+        <w:t>: R1 clear/clear, R2 clear/blocked, R3 clear/blocked, R4 blocked/blocked, R5 blocked/clear, R6 blocked/blocked. Use clear then blocked on both axes and reference rows.</w:t>
+      </w:r>
+    </w:p>
+    <w:p>
+      <w:pPr>
+        <w:spacing w:line="336" w:lineRule="auto" w:after="180"/>
+      </w:pPr>
+      <w:r>
+        <w:rPr>
+          <w:b w:val="0"/>
+        </w:rPr>
+        <w:t>Build the matrix, give row and column totals, name TP,TN,FP,FN with blocked positive, and calculate accuracy.</w:t>
       </w:r>
     </w:p>
     <w:p>
@@ -990,7 +1330,31 @@
     </w:p>
     <w:p>
       <w:r>
-        <w:t>A report gives zero false positives but omits the evaluated sample size, axes and class definitions. What information is missing, and why does zero not prove that future false alarms are impossible?</w:t>
+        <w:t>Interpret a zero count carefully. Apply the supplied Types of Classification Error facts and keep your reasoning.</w:t>
+      </w:r>
+    </w:p>
+    <w:p>
+      <w:pPr>
+        <w:spacing w:line="336" w:lineRule="auto" w:after="180"/>
+        <w:shd w:fill="F5F1FB"/>
+      </w:pPr>
+      <w:r>
+        <w:rPr>
+          <w:b w:val="0"/>
+        </w:rPr>
+        <w:t xml:space="preserve">A report gives zero </w:t>
+      </w:r>
+      <w:r>
+        <w:rPr>
+          <w:b/>
+        </w:rPr>
+        <w:t>false positive</w:t>
+      </w:r>
+      <w:r>
+        <w:rPr>
+          <w:b w:val="0"/>
+        </w:rPr>
+        <w:t>s but omits the evaluated sample size, axes and class definitions. What information is missing, and why does zero not prove that future false alarms are impossible?</w:t>
       </w:r>
     </w:p>
     <w:p>
@@ -1037,6 +1401,11 @@
       </w:pPr>
       <w:r>
         <w:t>17. Feedback, return check and learning record</w:t>
+      </w:r>
+    </w:p>
+    <w:p>
+      <w:r>
+        <w:t>Record the first repaired step and a different case to revisit after a delay.</w:t>
       </w:r>
     </w:p>
     <w:tbl>
@@ -1176,7 +1545,13 @@
       </w:tr>
     </w:tbl>
     <w:p>
-      <w:r>
+      <w:pPr>
+        <w:spacing w:line="336" w:lineRule="auto" w:after="180"/>
+      </w:pPr>
+      <w:r>
+        <w:rPr>
+          <w:b w:val="0"/>
+        </w:rPr>
         <w:t>Revisit this idea with your teacher after a delay. Familiarity is different from explaining and using it on a changed case.</w:t>
       </w:r>
     </w:p>
@@ -1190,17 +1565,64 @@
     </w:p>
     <w:p>
       <w:r>
+        <w:t>A fictional book-condition checker predicts repair or sound. Explain the labelled step before checking the changed condition.</w:t>
+      </w:r>
+    </w:p>
+    <w:p>
+      <w:pPr>
+        <w:spacing w:line="336" w:lineRule="auto" w:after="180"/>
+      </w:pPr>
+      <w:r>
+        <w:rPr>
+          <w:b w:val="0"/>
+        </w:rPr>
         <w:t>A fictional book-condition checker predicts repair or sound.</w:t>
       </w:r>
     </w:p>
     <w:p>
-      <w:r>
-        <w:t>Use reference rows and prediction columns in order sound,repair. Repair is positive.</w:t>
-      </w:r>
-    </w:p>
-    <w:p>
-      <w:r>
-        <w:t>Six reference/prediction pairs: sound/sound twice; sound/repair once; repair/sound once; repair/repair twice.</w:t>
+      <w:pPr>
+        <w:spacing w:line="336" w:lineRule="auto" w:after="180"/>
+      </w:pPr>
+      <w:r>
+        <w:rPr>
+          <w:b w:val="0"/>
+        </w:rPr>
+        <w:t xml:space="preserve">Use reference rows and </w:t>
+      </w:r>
+      <w:r>
+        <w:rPr>
+          <w:b/>
+        </w:rPr>
+        <w:t>prediction</w:t>
+      </w:r>
+      <w:r>
+        <w:rPr>
+          <w:b w:val="0"/>
+        </w:rPr>
+        <w:t xml:space="preserve"> columns in order sound,repair. Repair is positive.</w:t>
+      </w:r>
+    </w:p>
+    <w:p>
+      <w:pPr>
+        <w:spacing w:line="336" w:lineRule="auto" w:after="180"/>
+      </w:pPr>
+      <w:r>
+        <w:rPr>
+          <w:b w:val="0"/>
+        </w:rPr>
+        <w:t>Six reference/</w:t>
+      </w:r>
+      <w:r>
+        <w:rPr>
+          <w:b/>
+        </w:rPr>
+        <w:t>prediction</w:t>
+      </w:r>
+      <w:r>
+        <w:rPr>
+          <w:b w:val="0"/>
+        </w:rPr>
+        <w:t xml:space="preserve"> pairs: sound/sound twice; sound/repair once; repair/sound once; repair/repair twice.</w:t>
       </w:r>
     </w:p>
     <w:p>
@@ -1276,7 +1698,14 @@
       </w:r>
     </w:p>
     <w:p>
-      <w:r>
+      <w:pPr>
+        <w:spacing w:line="336" w:lineRule="auto" w:after="180"/>
+        <w:shd w:fill="F5F1FB"/>
+      </w:pPr>
+      <w:r>
+        <w:rPr>
+          <w:b w:val="0"/>
+        </w:rPr>
         <w:t>Which error causes a sound book to be sent for unnecessary repair review?</w:t>
       </w:r>
     </w:p>
@@ -1319,13 +1748,58 @@
       </w:r>
     </w:p>
     <w:p>
-      <w:r>
-        <w:t>Support used: alone / hint / worked example. This record is practice evidence.</w:t>
-      </w:r>
-    </w:p>
-    <w:p>
-      <w:r>
-        <w:t>Project connection: Use a confusion table when evaluating recommender category predictions and attach concrete consequences to each error.</w:t>
+      <w:pPr>
+        <w:pStyle w:val="Heading3"/>
+      </w:pPr>
+      <w:r>
+        <w:t>Record the help used</w:t>
+      </w:r>
+    </w:p>
+    <w:p>
+      <w:pPr>
+        <w:spacing w:line="336" w:lineRule="auto" w:after="180"/>
+        <w:shd w:fill="F1F6F8"/>
+      </w:pPr>
+      <w:r>
+        <w:rPr>
+          <w:b w:val="0"/>
+        </w:rPr>
+        <w:t xml:space="preserve">Support used: alone / hint / worked example. This record is practice </w:t>
+      </w:r>
+      <w:r>
+        <w:rPr>
+          <w:b/>
+        </w:rPr>
+        <w:t>evidence</w:t>
+      </w:r>
+      <w:r>
+        <w:rPr>
+          <w:b w:val="0"/>
+        </w:rPr>
+        <w:t>.</w:t>
+      </w:r>
+    </w:p>
+    <w:p>
+      <w:pPr>
+        <w:spacing w:line="336" w:lineRule="auto" w:after="180"/>
+      </w:pPr>
+      <w:r>
+        <w:rPr>
+          <w:b w:val="0"/>
+        </w:rPr>
+        <w:t xml:space="preserve">Project connection: Use a confusion table when evaluating recommender category </w:t>
+      </w:r>
+      <w:r>
+        <w:rPr>
+          <w:b/>
+        </w:rPr>
+        <w:t>prediction</w:t>
+      </w:r>
+      <w:r>
+        <w:rPr>
+          <w:b w:val="0"/>
+        </w:rPr>
+        <w:t>s and attach concrete consequences to each error.</w:t>
       </w:r>
     </w:p>
     <w:p>
@@ -1338,17 +1812,52 @@
     </w:p>
     <w:p>
       <w:r>
+        <w:t>Keep this week’s input, deciding step, result and limit together in the Transparent Book Recommender record.</w:t>
+      </w:r>
+    </w:p>
+    <w:p>
+      <w:pPr>
+        <w:spacing w:line="336" w:lineRule="auto" w:after="180"/>
+      </w:pPr>
+      <w:r>
+        <w:rPr>
+          <w:b w:val="0"/>
+        </w:rPr>
         <w:t>Project: Transparent Book Recommender</w:t>
       </w:r>
     </w:p>
     <w:p>
-      <w:r>
+      <w:pPr>
+        <w:spacing w:line="336" w:lineRule="auto" w:after="180"/>
+      </w:pPr>
+      <w:r>
+        <w:rPr>
+          <w:b w:val="0"/>
+        </w:rPr>
         <w:t>Current milestone: Test changed cases. Keep normal, boundary and failure cases; compare expected and observed results.</w:t>
       </w:r>
     </w:p>
     <w:p>
-      <w:r>
-        <w:t>Use a confusion table when evaluating recommender category predictions and attach concrete consequences to each error.</w:t>
+      <w:pPr>
+        <w:spacing w:line="336" w:lineRule="auto" w:after="180"/>
+      </w:pPr>
+      <w:r>
+        <w:rPr>
+          <w:b w:val="0"/>
+        </w:rPr>
+        <w:t xml:space="preserve">Use a confusion table when evaluating recommender category </w:t>
+      </w:r>
+      <w:r>
+        <w:rPr>
+          <w:b/>
+        </w:rPr>
+        <w:t>prediction</w:t>
+      </w:r>
+      <w:r>
+        <w:rPr>
+          <w:b w:val="0"/>
+        </w:rPr>
+        <w:t>s and attach concrete consequences to each error.</w:t>
       </w:r>
     </w:p>
     <w:tbl>
@@ -1510,11 +2019,28 @@
     </w:p>
     <w:p>
       <w:r>
+        <w:t>Try the supported questions before comparing with hints and feedback. Record what you repaired and the evidence you retained.</w:t>
+      </w:r>
+    </w:p>
+    <w:p>
+      <w:pPr>
+        <w:spacing w:line="336" w:lineRule="auto" w:after="180"/>
+      </w:pPr>
+      <w:r>
+        <w:rPr>
+          <w:b w:val="0"/>
+        </w:rPr>
         <w:t>Use this supported practice once, in the browser or on paper. Keep the reserved independent assessment for a separate first attempt before teacher feedback.</w:t>
       </w:r>
     </w:p>
     <w:p>
-      <w:r>
+      <w:pPr>
+        <w:spacing w:line="336" w:lineRule="auto" w:after="180"/>
+      </w:pPr>
+      <w:r>
+        <w:rPr>
+          <w:b w:val="0"/>
+        </w:rPr>
         <w:t>A fictional book-condition checker predicts repair or sound.</w:t>
       </w:r>
     </w:p>
@@ -1527,27 +2053,61 @@
       </w:r>
     </w:p>
     <w:p>
-      <w:r>
+      <w:pPr>
+        <w:spacing w:line="336" w:lineRule="auto" w:after="180"/>
+      </w:pPr>
+      <w:r>
+        <w:rPr>
+          <w:b w:val="0"/>
+        </w:rPr>
         <w:t>Which labelled step matches this detail? Matrix [[2,1],[1,2]]: agreement 4/6, repair recall 2/3.</w:t>
       </w:r>
     </w:p>
     <w:p>
-      <w:r>
+      <w:pPr>
+        <w:spacing w:line="336" w:lineRule="auto" w:after="180"/>
+        <w:shd w:fill="F4F9FC"/>
+      </w:pPr>
+      <w:r>
+        <w:rPr>
+          <w:b w:val="0"/>
+        </w:rPr>
         <w:t>1. Declare axes</w:t>
       </w:r>
     </w:p>
     <w:p>
-      <w:r>
+      <w:pPr>
+        <w:spacing w:line="336" w:lineRule="auto" w:after="180"/>
+        <w:shd w:fill="F4F9FC"/>
+      </w:pPr>
+      <w:r>
+        <w:rPr>
+          <w:b w:val="0"/>
+        </w:rPr>
         <w:t>2. Read result</w:t>
       </w:r>
     </w:p>
     <w:p>
-      <w:r>
+      <w:pPr>
+        <w:spacing w:line="336" w:lineRule="auto" w:after="180"/>
+        <w:shd w:fill="F4F9FC"/>
+      </w:pPr>
+      <w:r>
+        <w:rPr>
+          <w:b w:val="0"/>
+        </w:rPr>
         <w:t>3. Fill repair row</w:t>
       </w:r>
     </w:p>
     <w:p>
-      <w:r>
+      <w:pPr>
+        <w:spacing w:line="336" w:lineRule="auto" w:after="180"/>
+        <w:shd w:fill="F4F9FC"/>
+      </w:pPr>
+      <w:r>
+        <w:rPr>
+          <w:b w:val="0"/>
+        </w:rPr>
         <w:t>4. Fill sound row</w:t>
       </w:r>
     </w:p>
@@ -1585,41 +2145,167 @@
       </w:r>
     </w:p>
     <w:p>
-      <w:r>
+      <w:pPr>
+        <w:pStyle w:val="Heading3"/>
+      </w:pPr>
+      <w:r>
+        <w:t>Hint · try first</w:t>
+      </w:r>
+    </w:p>
+    <w:p>
+      <w:pPr>
+        <w:spacing w:line="336" w:lineRule="auto" w:after="180"/>
+        <w:shd w:fill="F1F6F8"/>
+      </w:pPr>
+      <w:r>
+        <w:rPr>
+          <w:b w:val="0"/>
+        </w:rPr>
         <w:t>Hint if needed: Read the steps in the pictorial case. Match the supplied detail to the stage that performs or records it.</w:t>
       </w:r>
     </w:p>
     <w:p>
-      <w:r>
-        <w:t>After your attempt, compare with the supported explanation: Read result Matrix [[2,1],[1,2]]: agreement 4/6, repair recall 2/3. Each case enters one cell according to its reference and predicted label. The off-diagonal cells represent different mistakes: a false alarm on a sound book versus a missed repair. Trace the cell definitions before naming rates; swapping axes changes the table’s interpretation even if its diagonal sum remains unchanged.</w:t>
-      </w:r>
-    </w:p>
-    <w:p>
       <w:pPr>
         <w:pStyle w:val="Heading3"/>
       </w:pPr>
       <w:r>
+        <w:t>Feedback · compare after trying</w:t>
+      </w:r>
+    </w:p>
+    <w:p>
+      <w:pPr>
+        <w:spacing w:line="336" w:lineRule="auto" w:after="180"/>
+        <w:shd w:fill="F1F6FC"/>
+      </w:pPr>
+      <w:r>
+        <w:rPr>
+          <w:b w:val="0"/>
+        </w:rPr>
+        <w:t>After your attempt, compare with the supported explanation: Read result Matrix [[2,1],[1,2]]: agreement 4/6, repair recall 2/3. Each case enters one cell according to its reference and predicted label.</w:t>
+      </w:r>
+    </w:p>
+    <w:p>
+      <w:pPr>
+        <w:spacing w:line="336" w:lineRule="auto" w:after="180"/>
+        <w:shd w:fill="F1F6FC"/>
+      </w:pPr>
+      <w:r>
+        <w:rPr>
+          <w:b w:val="0"/>
+        </w:rPr>
+        <w:t>The off-diagonal cells represent different mistakes: a false alarm on a sound book versus a missed repair.</w:t>
+      </w:r>
+    </w:p>
+    <w:p>
+      <w:pPr>
+        <w:spacing w:line="336" w:lineRule="auto" w:after="180"/>
+        <w:shd w:fill="F1F6FC"/>
+      </w:pPr>
+      <w:r>
+        <w:rPr>
+          <w:b w:val="0"/>
+        </w:rPr>
+        <w:t>Trace the cell definitions before naming rates; swapping axes changes the table’s interpretation even if its diagonal sum remains unchanged.</w:t>
+      </w:r>
+    </w:p>
+    <w:p>
+      <w:pPr>
+        <w:pStyle w:val="Heading3"/>
+      </w:pPr>
+      <w:r>
         <w:t>Practice 2: explain the deciding evidence</w:t>
       </w:r>
     </w:p>
     <w:p>
-      <w:r>
-        <w:t>Changed-case practice: Change one repair/sound prediction to repair/repair after a real model revision. Which conclusion is supported by the supplied facts?</w:t>
-      </w:r>
-    </w:p>
-    <w:p>
-      <w:r>
+      <w:pPr>
+        <w:pStyle w:val="Heading3"/>
+      </w:pPr>
+      <w:r>
+        <w:t>Changed case · predict first</w:t>
+      </w:r>
+    </w:p>
+    <w:p>
+      <w:pPr>
+        <w:spacing w:line="336" w:lineRule="auto" w:after="180"/>
+        <w:shd w:fill="F5F1FB"/>
+      </w:pPr>
+      <w:r>
+        <w:rPr>
+          <w:b w:val="0"/>
+        </w:rPr>
+        <w:t xml:space="preserve">Changed-case practice: Change one repair/sound </w:t>
+      </w:r>
+      <w:r>
+        <w:rPr>
+          <w:b/>
+        </w:rPr>
+        <w:t>prediction</w:t>
+      </w:r>
+      <w:r>
+        <w:rPr>
+          <w:b w:val="0"/>
+        </w:rPr>
+        <w:t xml:space="preserve"> to repair/repair after a real model revision. Which conclusion is supported by the supplied facts?</w:t>
+      </w:r>
+    </w:p>
+    <w:p>
+      <w:pPr>
+        <w:spacing w:line="336" w:lineRule="auto" w:after="180"/>
+        <w:shd w:fill="F4F9FC"/>
+      </w:pPr>
+      <w:r>
+        <w:rPr>
+          <w:b w:val="0"/>
+        </w:rPr>
         <w:t>1. Repair row becomes [0,3]; agreement becomes 5/6.</w:t>
       </w:r>
     </w:p>
     <w:p>
-      <w:r>
-        <w:t>2. We can decide the result without examining the changed input or the procedure.</w:t>
-      </w:r>
-    </w:p>
-    <w:p>
-      <w:r>
-        <w:t>3. This one example guarantees correct results for every future input.</w:t>
+      <w:pPr>
+        <w:spacing w:line="336" w:lineRule="auto" w:after="180"/>
+        <w:shd w:fill="F4F9FC"/>
+      </w:pPr>
+      <w:r>
+        <w:rPr>
+          <w:b w:val="0"/>
+        </w:rPr>
+        <w:t xml:space="preserve">2. We can decide the result without examining the changed </w:t>
+      </w:r>
+      <w:r>
+        <w:rPr>
+          <w:b/>
+        </w:rPr>
+        <w:t>input</w:t>
+      </w:r>
+      <w:r>
+        <w:rPr>
+          <w:b w:val="0"/>
+        </w:rPr>
+        <w:t xml:space="preserve"> or the procedure.</w:t>
+      </w:r>
+    </w:p>
+    <w:p>
+      <w:pPr>
+        <w:spacing w:line="336" w:lineRule="auto" w:after="180"/>
+        <w:shd w:fill="F4F9FC"/>
+      </w:pPr>
+      <w:r>
+        <w:rPr>
+          <w:b w:val="0"/>
+        </w:rPr>
+        <w:t xml:space="preserve">3. This one example guarantees correct results for every future </w:t>
+      </w:r>
+      <w:r>
+        <w:rPr>
+          <w:b/>
+        </w:rPr>
+        <w:t>input</w:t>
+      </w:r>
+      <w:r>
+        <w:rPr>
+          <w:b w:val="0"/>
+        </w:rPr>
+        <w:t>.</w:t>
       </w:r>
     </w:p>
     <w:p>
@@ -1656,35 +2342,153 @@
       </w:r>
     </w:p>
     <w:p>
-      <w:r>
+      <w:pPr>
+        <w:pStyle w:val="Heading3"/>
+      </w:pPr>
+      <w:r>
+        <w:t>Hint · try first</w:t>
+      </w:r>
+    </w:p>
+    <w:p>
+      <w:pPr>
+        <w:spacing w:line="336" w:lineRule="auto" w:after="180"/>
+        <w:shd w:fill="F1F6F8"/>
+      </w:pPr>
+      <w:r>
+        <w:rPr>
+          <w:b w:val="0"/>
+        </w:rPr>
         <w:t>Hint if needed: Use the changed condition and the deciding step in the pictorial trace. The answer must say what follows from those facts.</w:t>
       </w:r>
     </w:p>
     <w:p>
-      <w:r>
-        <w:t>After your attempt, compare with the supported explanation: Repair row becomes [0,3]; agreement becomes 5/6. One false negative moves to true positive; the sound row stays [2,1].</w:t>
-      </w:r>
-    </w:p>
-    <w:p>
       <w:pPr>
         <w:pStyle w:val="Heading3"/>
       </w:pPr>
       <w:r>
+        <w:t>Feedback · compare after trying</w:t>
+      </w:r>
+    </w:p>
+    <w:p>
+      <w:pPr>
+        <w:spacing w:line="336" w:lineRule="auto" w:after="180"/>
+        <w:shd w:fill="F1F6FC"/>
+      </w:pPr>
+      <w:r>
+        <w:rPr>
+          <w:b w:val="0"/>
+        </w:rPr>
+        <w:t xml:space="preserve">After your attempt, compare with the supported explanation: Repair row becomes [0,3]; agreement becomes 5/6. One </w:t>
+      </w:r>
+      <w:r>
+        <w:rPr>
+          <w:b/>
+        </w:rPr>
+        <w:t>false negative</w:t>
+      </w:r>
+      <w:r>
+        <w:rPr>
+          <w:b w:val="0"/>
+        </w:rPr>
+        <w:t xml:space="preserve"> moves to </w:t>
+      </w:r>
+      <w:r>
+        <w:rPr>
+          <w:b/>
+        </w:rPr>
+        <w:t>true positive</w:t>
+      </w:r>
+      <w:r>
+        <w:rPr>
+          <w:b w:val="0"/>
+        </w:rPr>
+        <w:t>; the sound row stays [2,1].</w:t>
+      </w:r>
+    </w:p>
+    <w:p>
+      <w:pPr>
+        <w:pStyle w:val="Heading3"/>
+      </w:pPr>
+      <w:r>
         <w:t>Repair a missing building block</w:t>
       </w:r>
     </w:p>
     <w:p>
-      <w:r>
-        <w:t>Review Accuracy as a Fraction (ai-2/12). Goal: Explain why overall accuracy can hide failure on a less common class. Short practice: Why is 100% repair detection not sufficient to declare the changed classifier best?. Return to this week and explain what you changed.</w:t>
-      </w:r>
-    </w:p>
-    <w:p>
-      <w:r>
-        <w:t>Review Human Classifier Simulation (ai-2/10). Goal: Construct a classifier with a stated input format, selected rule and recorded output. Short practice: Why are J and M initially treated differently even though both are illustrated mysteries?. Return to this week and explain what you changed.</w:t>
-      </w:r>
-    </w:p>
-    <w:p>
-      <w:r>
+      <w:pPr>
+        <w:spacing w:line="336" w:lineRule="auto" w:after="180"/>
+      </w:pPr>
+      <w:r>
+        <w:rPr>
+          <w:b w:val="0"/>
+        </w:rPr>
+        <w:t>Review Accuracy as a Fraction (ai-2/12). Goal: Explain why overall accuracy can hide failure on a less common class. Short practice: Why is 100% repair detection not sufficient to declare the changed classifier best?.</w:t>
+      </w:r>
+    </w:p>
+    <w:p>
+      <w:pPr>
+        <w:spacing w:line="336" w:lineRule="auto" w:after="180"/>
+      </w:pPr>
+      <w:r>
+        <w:rPr>
+          <w:b w:val="0"/>
+        </w:rPr>
+        <w:t>Return to this week and explain what you changed.</w:t>
+      </w:r>
+    </w:p>
+    <w:p>
+      <w:pPr>
+        <w:spacing w:line="336" w:lineRule="auto" w:after="180"/>
+      </w:pPr>
+      <w:r>
+        <w:rPr>
+          <w:b w:val="0"/>
+        </w:rPr>
+        <w:t xml:space="preserve">Review Human Classifier Simulation (ai-2/10). Goal: Construct a classifier with a stated </w:t>
+      </w:r>
+      <w:r>
+        <w:rPr>
+          <w:b/>
+        </w:rPr>
+        <w:t>input</w:t>
+      </w:r>
+      <w:r>
+        <w:rPr>
+          <w:b w:val="0"/>
+        </w:rPr>
+        <w:t xml:space="preserve"> format, selected rule and recorded </w:t>
+      </w:r>
+      <w:r>
+        <w:rPr>
+          <w:b/>
+        </w:rPr>
+        <w:t>output</w:t>
+      </w:r>
+      <w:r>
+        <w:rPr>
+          <w:b w:val="0"/>
+        </w:rPr>
+        <w:t>.</w:t>
+      </w:r>
+    </w:p>
+    <w:p>
+      <w:pPr>
+        <w:spacing w:line="336" w:lineRule="auto" w:after="180"/>
+      </w:pPr>
+      <w:r>
+        <w:rPr>
+          <w:b w:val="0"/>
+        </w:rPr>
+        <w:t>Short practice: Why are J and M initially treated differently even though both are illustrated mysteries?. Return to this week and explain what you changed.</w:t>
+      </w:r>
+    </w:p>
+    <w:p>
+      <w:pPr>
+        <w:spacing w:line="336" w:lineRule="auto" w:after="180"/>
+      </w:pPr>
+      <w:r>
+        <w:rPr>
+          <w:b w:val="0"/>
+        </w:rPr>
         <w:t>Review Rows Columns and Data Types (ai-2/7). Goal: Specify a table schema. Short practice: Which two rows originally fail, and do they fail for the same reason?. Return to this week and explain what you changed.</w:t>
       </w:r>
     </w:p>
@@ -1697,8 +2501,61 @@
       </w:r>
     </w:p>
     <w:p>
-      <w:r>
-        <w:t>The browser lab lets you edit the supported Python examples already included in this lesson. Predict first, run, inspect the actual output or error, change one input, then run again. Keep code, predictions, actual results and a reasoned revision together. On paper, label your result as a trace rather than an execution.</w:t>
+      <w:pPr>
+        <w:spacing w:line="336" w:lineRule="auto" w:after="180"/>
+      </w:pPr>
+      <w:r>
+        <w:rPr>
+          <w:b w:val="0"/>
+        </w:rPr>
+        <w:t xml:space="preserve">The browser lab lets you edit the supported Python examples already included in this lesson. Predict first, run, inspect the actual </w:t>
+      </w:r>
+      <w:r>
+        <w:rPr>
+          <w:b/>
+        </w:rPr>
+        <w:t>output</w:t>
+      </w:r>
+      <w:r>
+        <w:rPr>
+          <w:b w:val="0"/>
+        </w:rPr>
+        <w:t xml:space="preserve"> or error, change one </w:t>
+      </w:r>
+      <w:r>
+        <w:rPr>
+          <w:b/>
+        </w:rPr>
+        <w:t>input</w:t>
+      </w:r>
+      <w:r>
+        <w:rPr>
+          <w:b w:val="0"/>
+        </w:rPr>
+        <w:t>, then run again.</w:t>
+      </w:r>
+    </w:p>
+    <w:p>
+      <w:pPr>
+        <w:spacing w:line="336" w:lineRule="auto" w:after="180"/>
+      </w:pPr>
+      <w:r>
+        <w:rPr>
+          <w:b w:val="0"/>
+        </w:rPr>
+        <w:t xml:space="preserve">Keep code, </w:t>
+      </w:r>
+      <w:r>
+        <w:rPr>
+          <w:b/>
+        </w:rPr>
+        <w:t>prediction</w:t>
+      </w:r>
+      <w:r>
+        <w:rPr>
+          <w:b w:val="0"/>
+        </w:rPr>
+        <w:t>s, actual results and a reasoned revision together. On paper, label your result as a trace rather than an execution.</w:t>
       </w:r>
     </w:p>
     <w:p>
@@ -1710,8 +2567,37 @@
       </w:r>
     </w:p>
     <w:p>
-      <w:r>
-        <w:t>Use Download completed work in the hosted lesson to export your answers, reflections, practice feedback and code-run evidence. Open the HTML copy to read or print it. Drafts stay in this browser when storage is available; clear drafts on a shared device.</w:t>
+      <w:pPr>
+        <w:spacing w:line="336" w:lineRule="auto" w:after="180"/>
+      </w:pPr>
+      <w:r>
+        <w:rPr>
+          <w:b w:val="0"/>
+        </w:rPr>
+        <w:t xml:space="preserve">Use Download completed work in the hosted lesson to export your answers, reflections, practice feedback and code-run </w:t>
+      </w:r>
+      <w:r>
+        <w:rPr>
+          <w:b/>
+        </w:rPr>
+        <w:t>evidence</w:t>
+      </w:r>
+      <w:r>
+        <w:rPr>
+          <w:b w:val="0"/>
+        </w:rPr>
+        <w:t>. Open the HTML copy to read or print it.</w:t>
+      </w:r>
+    </w:p>
+    <w:p>
+      <w:pPr>
+        <w:spacing w:line="336" w:lineRule="auto" w:after="180"/>
+      </w:pPr>
+      <w:r>
+        <w:rPr>
+          <w:b w:val="0"/>
+        </w:rPr>
+        <w:t>Drafts stay in this browser when storage is available; clear drafts on a shared device.</w:t>
       </w:r>
     </w:p>
     <w:p>
@@ -1725,6 +2611,823 @@
     <w:p>
       <w:r>
         <w:t>________________________________________________________________</w:t>
+      </w:r>
+    </w:p>
+    <w:p>
+      <w:r>
+        <w:t>________________________________________________________________</w:t>
+      </w:r>
+    </w:p>
+    <w:p>
+      <w:r>
+        <w:t>________________________________________________________________</w:t>
+      </w:r>
+    </w:p>
+    <w:p>
+      <w:r>
+        <w:t>________________________________________________________________</w:t>
+      </w:r>
+    </w:p>
+    <w:p>
+      <w:r>
+        <w:t>________________________________________________________________</w:t>
+      </w:r>
+    </w:p>
+    <w:p>
+      <w:pPr>
+        <w:pStyle w:val="Heading1"/>
+      </w:pPr>
+      <w:r>
+        <w:t>21. Visual concept journey</w:t>
+      </w:r>
+    </w:p>
+    <w:p>
+      <w:r>
+        <w:t>Explain each Types of Classification Error picture from its labels, then record a relevant limit.</w:t>
+      </w:r>
+    </w:p>
+    <w:p>
+      <w:pPr>
+        <w:pStyle w:val="Heading3"/>
+      </w:pPr>
+      <w:r>
+        <w:t>01. Types of Classification Error: the case</w:t>
+      </w:r>
+    </w:p>
+    <w:p>
+      <w:r>
+        <w:drawing>
+          <wp:inline xmlns:a="http://schemas.openxmlformats.org/drawingml/2006/main" xmlns:pic="http://schemas.openxmlformats.org/drawingml/2006/picture">
+            <wp:extent cx="5486400" cy="2840736"/>
+            <wp:docPr id="3" name="Picture 3" descr="A fictional book-condition checker predicts repair or sound. Supplied facts: Use reference rows and prediction columns in order sound,repair. Repair is positive. Six reference/prediction pairs: sound/sound twice; sound/repair once; repair/sound once; repair/repair twice."/>
+            <wp:cNvGraphicFramePr>
+              <a:graphicFrameLocks noChangeAspect="1"/>
+            </wp:cNvGraphicFramePr>
+            <a:graphic>
+              <a:graphicData uri="http://schemas.openxmlformats.org/drawingml/2006/picture">
+                <pic:pic>
+                  <pic:nvPicPr>
+                    <pic:cNvPr id="0" name="academy-story-ai-2-13-01.png"/>
+                    <pic:cNvPicPr/>
+                  </pic:nvPicPr>
+                  <pic:blipFill>
+                    <a:blip r:embed="rId11"/>
+                    <a:stretch>
+                      <a:fillRect/>
+                    </a:stretch>
+                  </pic:blipFill>
+                  <pic:spPr>
+                    <a:xfrm>
+                      <a:off x="0" y="0"/>
+                      <a:ext cx="5486400" cy="2840736"/>
+                    </a:xfrm>
+                    <a:prstGeom prst="rect"/>
+                  </pic:spPr>
+                </pic:pic>
+              </a:graphicData>
+            </a:graphic>
+          </wp:inline>
+        </w:drawing>
+      </w:r>
+    </w:p>
+    <w:p>
+      <w:pPr>
+        <w:spacing w:line="336" w:lineRule="auto" w:after="180"/>
+      </w:pPr>
+      <w:r>
+        <w:rPr>
+          <w:b w:val="0"/>
+        </w:rPr>
+        <w:t xml:space="preserve">A fictional book-condition checker predicts repair or sound. Supplied facts: Use reference rows and </w:t>
+      </w:r>
+      <w:r>
+        <w:rPr>
+          <w:b/>
+        </w:rPr>
+        <w:t>prediction</w:t>
+      </w:r>
+      <w:r>
+        <w:rPr>
+          <w:b w:val="0"/>
+        </w:rPr>
+        <w:t xml:space="preserve"> columns in order sound,repair. Repair is positive.</w:t>
+      </w:r>
+    </w:p>
+    <w:p>
+      <w:pPr>
+        <w:spacing w:line="336" w:lineRule="auto" w:after="180"/>
+      </w:pPr>
+      <w:r>
+        <w:rPr>
+          <w:b w:val="0"/>
+        </w:rPr>
+        <w:t>Six reference/</w:t>
+      </w:r>
+      <w:r>
+        <w:rPr>
+          <w:b/>
+        </w:rPr>
+        <w:t>prediction</w:t>
+      </w:r>
+      <w:r>
+        <w:rPr>
+          <w:b w:val="0"/>
+        </w:rPr>
+        <w:t xml:space="preserve"> pairs: sound/sound twice; sound/repair once; repair/sound once; repair/repair twice.</w:t>
+      </w:r>
+    </w:p>
+    <w:p>
+      <w:pPr>
+        <w:spacing w:line="336" w:lineRule="auto" w:after="180"/>
+        <w:shd w:fill="F5F1FB"/>
+      </w:pPr>
+      <w:r>
+        <w:rPr>
+          <w:b w:val="0"/>
+        </w:rPr>
+        <w:t>Point to the given fact that matters most. Explain why it matters.</w:t>
+      </w:r>
+    </w:p>
+    <w:p>
+      <w:pPr>
+        <w:pStyle w:val="Heading3"/>
+      </w:pPr>
+      <w:r>
+        <w:t>My picture explanation, deciding evidence and one limit</w:t>
+      </w:r>
+    </w:p>
+    <w:p>
+      <w:r>
+        <w:t>________________________________________________________________</w:t>
+      </w:r>
+    </w:p>
+    <w:p>
+      <w:r>
+        <w:t>________________________________________________________________</w:t>
+      </w:r>
+    </w:p>
+    <w:p>
+      <w:r>
+        <w:t>________________________________________________________________</w:t>
+      </w:r>
+    </w:p>
+    <w:p>
+      <w:r>
+        <w:t>________________________________________________________________</w:t>
+      </w:r>
+    </w:p>
+    <w:p>
+      <w:pPr>
+        <w:pStyle w:val="Heading3"/>
+      </w:pPr>
+      <w:r>
+        <w:t>02. Follow the deciding steps</w:t>
+      </w:r>
+    </w:p>
+    <w:p>
+      <w:r>
+        <w:drawing>
+          <wp:inline xmlns:a="http://schemas.openxmlformats.org/drawingml/2006/main" xmlns:pic="http://schemas.openxmlformats.org/drawingml/2006/picture">
+            <wp:extent cx="5486400" cy="4005072"/>
+            <wp:docPr id="4" name="Picture 4" descr="Declare axes: Rows: reference sound,repair. Columns: predicted sound,repair. → Fill sound row: Two true negatives and one false positive: [2,1]. → Fill repair row: One false negative and two true positives: [1,2]. → Read result: Matrix [[2,1],[1,2]]: agreement 4/6, repair recall 2/3."/>
+            <wp:cNvGraphicFramePr>
+              <a:graphicFrameLocks noChangeAspect="1"/>
+            </wp:cNvGraphicFramePr>
+            <a:graphic>
+              <a:graphicData uri="http://schemas.openxmlformats.org/drawingml/2006/picture">
+                <pic:pic>
+                  <pic:nvPicPr>
+                    <pic:cNvPr id="0" name="academy-story-ai-2-13-02.png"/>
+                    <pic:cNvPicPr/>
+                  </pic:nvPicPr>
+                  <pic:blipFill>
+                    <a:blip r:embed="rId12"/>
+                    <a:stretch>
+                      <a:fillRect/>
+                    </a:stretch>
+                  </pic:blipFill>
+                  <pic:spPr>
+                    <a:xfrm>
+                      <a:off x="0" y="0"/>
+                      <a:ext cx="5486400" cy="4005072"/>
+                    </a:xfrm>
+                    <a:prstGeom prst="rect"/>
+                  </pic:spPr>
+                </pic:pic>
+              </a:graphicData>
+            </a:graphic>
+          </wp:inline>
+        </w:drawing>
+      </w:r>
+    </w:p>
+    <w:p>
+      <w:pPr>
+        <w:spacing w:line="336" w:lineRule="auto" w:after="180"/>
+      </w:pPr>
+      <w:r>
+        <w:rPr>
+          <w:b w:val="0"/>
+        </w:rPr>
+        <w:t>Declare axes: Rows: reference sound,repair.</w:t>
+      </w:r>
+    </w:p>
+    <w:p>
+      <w:pPr>
+        <w:spacing w:line="336" w:lineRule="auto" w:after="180"/>
+      </w:pPr>
+      <w:r>
+        <w:rPr>
+          <w:b w:val="0"/>
+        </w:rPr>
+        <w:t xml:space="preserve">Columns: predicted sound,repair. → Fill sound row: Two </w:t>
+      </w:r>
+      <w:r>
+        <w:rPr>
+          <w:b/>
+        </w:rPr>
+        <w:t>true negative</w:t>
+      </w:r>
+      <w:r>
+        <w:rPr>
+          <w:b w:val="0"/>
+        </w:rPr>
+        <w:t xml:space="preserve">s and one </w:t>
+      </w:r>
+      <w:r>
+        <w:rPr>
+          <w:b/>
+        </w:rPr>
+        <w:t>false positive</w:t>
+      </w:r>
+      <w:r>
+        <w:rPr>
+          <w:b w:val="0"/>
+        </w:rPr>
+        <w:t xml:space="preserve">: [2,1]. → Fill repair row: One </w:t>
+      </w:r>
+      <w:r>
+        <w:rPr>
+          <w:b/>
+        </w:rPr>
+        <w:t>false negative</w:t>
+      </w:r>
+      <w:r>
+        <w:rPr>
+          <w:b w:val="0"/>
+        </w:rPr>
+        <w:t xml:space="preserve"> and two </w:t>
+      </w:r>
+      <w:r>
+        <w:rPr>
+          <w:b/>
+        </w:rPr>
+        <w:t>true positive</w:t>
+      </w:r>
+      <w:r>
+        <w:rPr>
+          <w:b w:val="0"/>
+        </w:rPr>
+        <w:t>s: [1,2]. → Read result: Matrix [[2,1],[1,2]]: agreement 4/6, repair recall 2/3.</w:t>
+      </w:r>
+    </w:p>
+    <w:p>
+      <w:pPr>
+        <w:spacing w:line="336" w:lineRule="auto" w:after="180"/>
+        <w:shd w:fill="F5F1FB"/>
+      </w:pPr>
+      <w:r>
+        <w:rPr>
+          <w:b w:val="0"/>
+        </w:rPr>
+        <w:t xml:space="preserve">Point to each numbered stage and explain which recorded </w:t>
+      </w:r>
+      <w:r>
+        <w:rPr>
+          <w:b/>
+        </w:rPr>
+        <w:t>input</w:t>
+      </w:r>
+      <w:r>
+        <w:rPr>
+          <w:b w:val="0"/>
+        </w:rPr>
+        <w:t xml:space="preserve"> it uses.</w:t>
+      </w:r>
+    </w:p>
+    <w:p>
+      <w:pPr>
+        <w:pStyle w:val="Heading3"/>
+      </w:pPr>
+      <w:r>
+        <w:t>My picture explanation, deciding evidence and one limit</w:t>
+      </w:r>
+    </w:p>
+    <w:p>
+      <w:r>
+        <w:t>________________________________________________________________</w:t>
+      </w:r>
+    </w:p>
+    <w:p>
+      <w:r>
+        <w:t>________________________________________________________________</w:t>
+      </w:r>
+    </w:p>
+    <w:p>
+      <w:r>
+        <w:t>________________________________________________________________</w:t>
+      </w:r>
+    </w:p>
+    <w:p>
+      <w:r>
+        <w:t>________________________________________________________________</w:t>
+      </w:r>
+    </w:p>
+    <w:p>
+      <w:pPr>
+        <w:pStyle w:val="Heading3"/>
+      </w:pPr>
+      <w:r>
+        <w:t>03. Reference rows, prediction columns</w:t>
+      </w:r>
+    </w:p>
+    <w:p>
+      <w:r>
+        <w:drawing>
+          <wp:inline xmlns:a="http://schemas.openxmlformats.org/drawingml/2006/main" xmlns:pic="http://schemas.openxmlformats.org/drawingml/2006/picture">
+            <wp:extent cx="5486400" cy="3096768"/>
+            <wp:docPr id="5" name="Picture 5" descr="Reference rows, prediction columns. Reference sound: Predicted sound = 2, Predicted repair = 1. Reference repair: Predicted sound = 1, Predicted repair = 2."/>
+            <wp:cNvGraphicFramePr>
+              <a:graphicFrameLocks noChangeAspect="1"/>
+            </wp:cNvGraphicFramePr>
+            <a:graphic>
+              <a:graphicData uri="http://schemas.openxmlformats.org/drawingml/2006/picture">
+                <pic:pic>
+                  <pic:nvPicPr>
+                    <pic:cNvPr id="0" name="academy-story-ai-2-13-03.png"/>
+                    <pic:cNvPicPr/>
+                  </pic:nvPicPr>
+                  <pic:blipFill>
+                    <a:blip r:embed="rId13"/>
+                    <a:stretch>
+                      <a:fillRect/>
+                    </a:stretch>
+                  </pic:blipFill>
+                  <pic:spPr>
+                    <a:xfrm>
+                      <a:off x="0" y="0"/>
+                      <a:ext cx="5486400" cy="3096768"/>
+                    </a:xfrm>
+                    <a:prstGeom prst="rect"/>
+                  </pic:spPr>
+                </pic:pic>
+              </a:graphicData>
+            </a:graphic>
+          </wp:inline>
+        </w:drawing>
+      </w:r>
+    </w:p>
+    <w:p>
+      <w:pPr>
+        <w:spacing w:line="336" w:lineRule="auto" w:after="180"/>
+      </w:pPr>
+      <w:r>
+        <w:rPr>
+          <w:b w:val="0"/>
+        </w:rPr>
+        <w:t xml:space="preserve">Reference rows, </w:t>
+      </w:r>
+      <w:r>
+        <w:rPr>
+          <w:b/>
+        </w:rPr>
+        <w:t>prediction</w:t>
+      </w:r>
+      <w:r>
+        <w:rPr>
+          <w:b w:val="0"/>
+        </w:rPr>
+        <w:t xml:space="preserve"> columns. Reference sound: Predicted sound = 2, Predicted repair = 1. Reference repair: Predicted sound = 1, Predicted repair = 2.</w:t>
+      </w:r>
+    </w:p>
+    <w:p>
+      <w:pPr>
+        <w:spacing w:line="336" w:lineRule="auto" w:after="180"/>
+        <w:shd w:fill="F5F1FB"/>
+      </w:pPr>
+      <w:r>
+        <w:rPr>
+          <w:b w:val="0"/>
+        </w:rPr>
+        <w:t>Read the labels and values. Explain the relationship the model shows.</w:t>
+      </w:r>
+    </w:p>
+    <w:p>
+      <w:pPr>
+        <w:pStyle w:val="Heading3"/>
+      </w:pPr>
+      <w:r>
+        <w:t>My picture explanation, deciding evidence and one limit</w:t>
+      </w:r>
+    </w:p>
+    <w:p>
+      <w:r>
+        <w:t>________________________________________________________________</w:t>
+      </w:r>
+    </w:p>
+    <w:p>
+      <w:r>
+        <w:t>________________________________________________________________</w:t>
+      </w:r>
+    </w:p>
+    <w:p>
+      <w:r>
+        <w:t>________________________________________________________________</w:t>
+      </w:r>
+    </w:p>
+    <w:p>
+      <w:r>
+        <w:t>________________________________________________________________</w:t>
+      </w:r>
+    </w:p>
+    <w:p>
+      <w:pPr>
+        <w:pStyle w:val="Heading3"/>
+      </w:pPr>
+      <w:r>
+        <w:t>04. Change one thing. Trace what follows.</w:t>
+      </w:r>
+    </w:p>
+    <w:p>
+      <w:r>
+        <w:drawing>
+          <wp:inline xmlns:a="http://schemas.openxmlformats.org/drawingml/2006/main" xmlns:pic="http://schemas.openxmlformats.org/drawingml/2006/picture">
+            <wp:extent cx="5486400" cy="3026664"/>
+            <wp:docPr id="6" name="Picture 6" descr="Original case: Matrix [[2,1],[1,2]]: agreement 4/6, repair recall 2/3. Changed condition: Change one repair/sound prediction to repair/repair after a real model revision. Expected result: Repair row becomes [0,3]; agreement becomes 5/6. Reason: One false negative moves to true positive; the sound row stays [2,1]."/>
+            <wp:cNvGraphicFramePr>
+              <a:graphicFrameLocks noChangeAspect="1"/>
+            </wp:cNvGraphicFramePr>
+            <a:graphic>
+              <a:graphicData uri="http://schemas.openxmlformats.org/drawingml/2006/picture">
+                <pic:pic>
+                  <pic:nvPicPr>
+                    <pic:cNvPr id="0" name="academy-story-ai-2-13-04.png"/>
+                    <pic:cNvPicPr/>
+                  </pic:nvPicPr>
+                  <pic:blipFill>
+                    <a:blip r:embed="rId14"/>
+                    <a:stretch>
+                      <a:fillRect/>
+                    </a:stretch>
+                  </pic:blipFill>
+                  <pic:spPr>
+                    <a:xfrm>
+                      <a:off x="0" y="0"/>
+                      <a:ext cx="5486400" cy="3026664"/>
+                    </a:xfrm>
+                    <a:prstGeom prst="rect"/>
+                  </pic:spPr>
+                </pic:pic>
+              </a:graphicData>
+            </a:graphic>
+          </wp:inline>
+        </w:drawing>
+      </w:r>
+    </w:p>
+    <w:p>
+      <w:pPr>
+        <w:spacing w:line="336" w:lineRule="auto" w:after="180"/>
+      </w:pPr>
+      <w:r>
+        <w:rPr>
+          <w:b w:val="0"/>
+        </w:rPr>
+        <w:t xml:space="preserve">Original case: Matrix [[2,1],[1,2]]: agreement 4/6, repair recall 2/3. Changed condition: Change one repair/sound </w:t>
+      </w:r>
+      <w:r>
+        <w:rPr>
+          <w:b/>
+        </w:rPr>
+        <w:t>prediction</w:t>
+      </w:r>
+      <w:r>
+        <w:rPr>
+          <w:b w:val="0"/>
+        </w:rPr>
+        <w:t xml:space="preserve"> to repair/repair after a real model revision.</w:t>
+      </w:r>
+    </w:p>
+    <w:p>
+      <w:pPr>
+        <w:spacing w:line="336" w:lineRule="auto" w:after="180"/>
+      </w:pPr>
+      <w:r>
+        <w:rPr>
+          <w:b w:val="0"/>
+        </w:rPr>
+        <w:t xml:space="preserve">Expected result: Repair row becomes [0,3]; agreement becomes 5/6. Reason: One </w:t>
+      </w:r>
+      <w:r>
+        <w:rPr>
+          <w:b/>
+        </w:rPr>
+        <w:t>false negative</w:t>
+      </w:r>
+      <w:r>
+        <w:rPr>
+          <w:b w:val="0"/>
+        </w:rPr>
+        <w:t xml:space="preserve"> moves to </w:t>
+      </w:r>
+      <w:r>
+        <w:rPr>
+          <w:b/>
+        </w:rPr>
+        <w:t>true positive</w:t>
+      </w:r>
+      <w:r>
+        <w:rPr>
+          <w:b w:val="0"/>
+        </w:rPr>
+        <w:t>; the sound row stays [2,1].</w:t>
+      </w:r>
+    </w:p>
+    <w:p>
+      <w:pPr>
+        <w:spacing w:line="336" w:lineRule="auto" w:after="180"/>
+        <w:shd w:fill="F5F1FB"/>
+      </w:pPr>
+      <w:r>
+        <w:rPr>
+          <w:b w:val="0"/>
+        </w:rPr>
+        <w:t>Predict before checking the worked changed-case result. Name what changed and what the supplied facts allow you to conclude.</w:t>
+      </w:r>
+    </w:p>
+    <w:p>
+      <w:pPr>
+        <w:pStyle w:val="Heading3"/>
+      </w:pPr>
+      <w:r>
+        <w:t>My picture explanation, deciding evidence and one limit</w:t>
+      </w:r>
+    </w:p>
+    <w:p>
+      <w:r>
+        <w:t>________________________________________________________________</w:t>
+      </w:r>
+    </w:p>
+    <w:p>
+      <w:r>
+        <w:t>________________________________________________________________</w:t>
+      </w:r>
+    </w:p>
+    <w:p>
+      <w:r>
+        <w:t>________________________________________________________________</w:t>
+      </w:r>
+    </w:p>
+    <w:p>
+      <w:r>
+        <w:t>________________________________________________________________</w:t>
+      </w:r>
+    </w:p>
+    <w:p>
+      <w:pPr>
+        <w:pStyle w:val="Heading3"/>
+      </w:pPr>
+      <w:r>
+        <w:t>05. Connect the explanation to its limit</w:t>
+      </w:r>
+    </w:p>
+    <w:p>
+      <w:r>
+        <w:drawing>
+          <wp:inline xmlns:a="http://schemas.openxmlformats.org/drawingml/2006/main" xmlns:pic="http://schemas.openxmlformats.org/drawingml/2006/picture">
+            <wp:extent cx="5486400" cy="2834640"/>
+            <wp:docPr id="7" name="Picture 7" descr="Each case enters one cell according to its reference and predicted label. The off-diagonal cells represent different mistakes: a false alarm on a sound book versus a missed repair. Trace the cell definitions before naming rates; swapping axes changes the table’s interpretation even if its diagonal sum remains unchanged. Limit: Reference labels can themselves be disputed; a true-positive name does not guarantee the annotation is infallible."/>
+            <wp:cNvGraphicFramePr>
+              <a:graphicFrameLocks noChangeAspect="1"/>
+            </wp:cNvGraphicFramePr>
+            <a:graphic>
+              <a:graphicData uri="http://schemas.openxmlformats.org/drawingml/2006/picture">
+                <pic:pic>
+                  <pic:nvPicPr>
+                    <pic:cNvPr id="0" name="academy-story-ai-2-13-05.png"/>
+                    <pic:cNvPicPr/>
+                  </pic:nvPicPr>
+                  <pic:blipFill>
+                    <a:blip r:embed="rId15"/>
+                    <a:stretch>
+                      <a:fillRect/>
+                    </a:stretch>
+                  </pic:blipFill>
+                  <pic:spPr>
+                    <a:xfrm>
+                      <a:off x="0" y="0"/>
+                      <a:ext cx="5486400" cy="2834640"/>
+                    </a:xfrm>
+                    <a:prstGeom prst="rect"/>
+                  </pic:spPr>
+                </pic:pic>
+              </a:graphicData>
+            </a:graphic>
+          </wp:inline>
+        </w:drawing>
+      </w:r>
+    </w:p>
+    <w:p>
+      <w:pPr>
+        <w:spacing w:line="336" w:lineRule="auto" w:after="180"/>
+      </w:pPr>
+      <w:r>
+        <w:rPr>
+          <w:b w:val="0"/>
+        </w:rPr>
+        <w:t>Each case enters one cell according to its reference and predicted label. The off-diagonal cells represent different mistakes: a false alarm on a sound book versus a missed repair.</w:t>
+      </w:r>
+    </w:p>
+    <w:p>
+      <w:pPr>
+        <w:spacing w:line="336" w:lineRule="auto" w:after="180"/>
+      </w:pPr>
+      <w:r>
+        <w:rPr>
+          <w:b w:val="0"/>
+        </w:rPr>
+        <w:t>Trace the cell definitions before naming rates; swapping axes changes the table’s interpretation even if its diagonal sum remains unchanged.</w:t>
+      </w:r>
+    </w:p>
+    <w:p>
+      <w:pPr>
+        <w:spacing w:line="336" w:lineRule="auto" w:after="180"/>
+      </w:pPr>
+      <w:r>
+        <w:rPr>
+          <w:b w:val="0"/>
+        </w:rPr>
+        <w:t>Limit: Reference labels can themselves be disputed; a true-positive name does not guarantee the annotation is infallible.</w:t>
+      </w:r>
+    </w:p>
+    <w:p>
+      <w:pPr>
+        <w:spacing w:line="336" w:lineRule="auto" w:after="180"/>
+        <w:shd w:fill="F5F1FB"/>
+      </w:pPr>
+      <w:r>
+        <w:rPr>
+          <w:b w:val="0"/>
+        </w:rPr>
+        <w:t>Explain the case, then point to a limit on the claim.</w:t>
+      </w:r>
+    </w:p>
+    <w:p>
+      <w:pPr>
+        <w:pStyle w:val="Heading3"/>
+      </w:pPr>
+      <w:r>
+        <w:t>My picture explanation, deciding evidence and one limit</w:t>
+      </w:r>
+    </w:p>
+    <w:p>
+      <w:r>
+        <w:t>________________________________________________________________</w:t>
+      </w:r>
+    </w:p>
+    <w:p>
+      <w:r>
+        <w:t>________________________________________________________________</w:t>
+      </w:r>
+    </w:p>
+    <w:p>
+      <w:r>
+        <w:t>________________________________________________________________</w:t>
+      </w:r>
+    </w:p>
+    <w:p>
+      <w:r>
+        <w:t>________________________________________________________________</w:t>
+      </w:r>
+    </w:p>
+    <w:p>
+      <w:pPr>
+        <w:pStyle w:val="Heading3"/>
+      </w:pPr>
+      <w:r>
+        <w:t>06. Make the idea visible in your project</w:t>
+      </w:r>
+    </w:p>
+    <w:p>
+      <w:r>
+        <w:drawing>
+          <wp:inline xmlns:a="http://schemas.openxmlformats.org/drawingml/2006/main" xmlns:pic="http://schemas.openxmlformats.org/drawingml/2006/picture">
+            <wp:extent cx="5486400" cy="3380232"/>
+            <wp:docPr id="8" name="Picture 8" descr="Use a confusion table when evaluating recommender category predictions and attach concrete consequences to each error. Draw your input, deciding step, result and limit. Supported question: Which error causes a sound book to be sent for unnecessary repair review?"/>
+            <wp:cNvGraphicFramePr>
+              <a:graphicFrameLocks noChangeAspect="1"/>
+            </wp:cNvGraphicFramePr>
+            <a:graphic>
+              <a:graphicData uri="http://schemas.openxmlformats.org/drawingml/2006/picture">
+                <pic:pic>
+                  <pic:nvPicPr>
+                    <pic:cNvPr id="0" name="academy-story-ai-2-13-06.png"/>
+                    <pic:cNvPicPr/>
+                  </pic:nvPicPr>
+                  <pic:blipFill>
+                    <a:blip r:embed="rId16"/>
+                    <a:stretch>
+                      <a:fillRect/>
+                    </a:stretch>
+                  </pic:blipFill>
+                  <pic:spPr>
+                    <a:xfrm>
+                      <a:off x="0" y="0"/>
+                      <a:ext cx="5486400" cy="3380232"/>
+                    </a:xfrm>
+                    <a:prstGeom prst="rect"/>
+                  </pic:spPr>
+                </pic:pic>
+              </a:graphicData>
+            </a:graphic>
+          </wp:inline>
+        </w:drawing>
+      </w:r>
+    </w:p>
+    <w:p>
+      <w:pPr>
+        <w:spacing w:line="336" w:lineRule="auto" w:after="180"/>
+      </w:pPr>
+      <w:r>
+        <w:rPr>
+          <w:b w:val="0"/>
+        </w:rPr>
+        <w:t xml:space="preserve">Use a confusion table when evaluating recommender category </w:t>
+      </w:r>
+      <w:r>
+        <w:rPr>
+          <w:b/>
+        </w:rPr>
+        <w:t>prediction</w:t>
+      </w:r>
+      <w:r>
+        <w:rPr>
+          <w:b w:val="0"/>
+        </w:rPr>
+        <w:t xml:space="preserve">s and attach concrete consequences to each error. Draw your </w:t>
+      </w:r>
+      <w:r>
+        <w:rPr>
+          <w:b/>
+        </w:rPr>
+        <w:t>input</w:t>
+      </w:r>
+      <w:r>
+        <w:rPr>
+          <w:b w:val="0"/>
+        </w:rPr>
+        <w:t>, deciding step, result and limit.</w:t>
+      </w:r>
+    </w:p>
+    <w:p>
+      <w:pPr>
+        <w:spacing w:line="336" w:lineRule="auto" w:after="180"/>
+      </w:pPr>
+      <w:r>
+        <w:rPr>
+          <w:b w:val="0"/>
+        </w:rPr>
+        <w:t>Supported question: Which error causes a sound book to be sent for unnecessary repair review?</w:t>
+      </w:r>
+    </w:p>
+    <w:p>
+      <w:pPr>
+        <w:spacing w:line="336" w:lineRule="auto" w:after="180"/>
+        <w:shd w:fill="F5F1FB"/>
+      </w:pPr>
+      <w:r>
+        <w:rPr>
+          <w:b w:val="0"/>
+        </w:rPr>
+        <w:t xml:space="preserve">Draw your project trace and justify the deciding step using </w:t>
+      </w:r>
+      <w:r>
+        <w:rPr>
+          <w:b/>
+        </w:rPr>
+        <w:t>evidence</w:t>
+      </w:r>
+      <w:r>
+        <w:rPr>
+          <w:b w:val="0"/>
+        </w:rPr>
+        <w:t>.</w:t>
+      </w:r>
+    </w:p>
+    <w:p>
+      <w:pPr>
+        <w:pStyle w:val="Heading3"/>
+      </w:pPr>
+      <w:r>
+        <w:t>My picture explanation, deciding evidence and one limit</w:t>
       </w:r>
     </w:p>
     <w:p>

--- a/downloads/workbook/ai-2-week-13.docx
+++ b/downloads/workbook/ai-2-week-13.docx
@@ -25,50 +25,216 @@
         <w:pStyle w:val="Heading1"/>
       </w:pPr>
       <w:r>
-        <w:t>01. Recall and choose your starting point</w:t>
-      </w:r>
-    </w:p>
-    <w:p>
-      <w:r>
-        <w:t>Record your starting explanation for Types of Classification Error before opening notes. Show any later correction separately.</w:t>
-      </w:r>
-    </w:p>
-    <w:p>
-      <w:pPr>
-        <w:spacing w:line="336" w:lineRule="auto" w:after="180"/>
-      </w:pPr>
-      <w:r>
-        <w:rPr>
-          <w:b w:val="0"/>
-        </w:rPr>
+        <w:t>One connected confusion-matrix record.</w:t>
+      </w:r>
+    </w:p>
+    <w:p>
+      <w:r>
+        <w:t>Place IDs, name error types, audit equal-score matrices and limit a zero-error claim.</w:t>
+      </w:r>
+    </w:p>
+    <w:p>
+      <w:r>
+        <w:t>Keep the paired records, axis convention, cell counts and remaining questions together.</w:t>
+      </w:r>
+    </w:p>
+    <w:p>
+      <w:pPr>
+        <w:pStyle w:val="Heading1"/>
+      </w:pPr>
+      <w:r>
+        <w:t>01. Recall: reconnect earlier ideas</w:t>
+      </w:r>
+    </w:p>
+    <w:p>
+      <w:r>
+        <w:t>Retrieve before opening notes.</w:t>
+      </w:r>
+    </w:p>
+    <w:p>
+      <w:pPr>
+        <w:pStyle w:val="Heading2"/>
+      </w:pPr>
+      <w:r>
+        <w:t>Retrieve and explain</w:t>
+      </w:r>
+    </w:p>
+    <w:p>
+      <w:pPr>
+        <w:pStyle w:val="ListBullet"/>
+      </w:pPr>
+      <w:r>
         <w:t>Try the recall before opening notes. Then use a different colour or a labelled second line to correct your explanation.</w:t>
       </w:r>
     </w:p>
     <w:p>
       <w:pPr>
+        <w:pStyle w:val="ListBullet"/>
+      </w:pPr>
+      <w:r>
+        <w:t>Without opening the old lesson, explain one key idea from Accuracy as a Fraction. Give an example and a mistake that the idea helps you avoid.</w:t>
+      </w:r>
+    </w:p>
+    <w:p>
+      <w:pPr>
         <w:pStyle w:val="Heading3"/>
       </w:pPr>
       <w:r>
+        <w:t>My remembered idea, example and correction</w:t>
+      </w:r>
+    </w:p>
+    <w:p>
+      <w:r>
+        <w:t>________________________________________________________________</w:t>
+      </w:r>
+    </w:p>
+    <w:p>
+      <w:r>
+        <w:t>________________________________________________________________</w:t>
+      </w:r>
+    </w:p>
+    <w:p>
+      <w:r>
+        <w:t>________________________________________________________________</w:t>
+      </w:r>
+    </w:p>
+    <w:p>
+      <w:pPr>
+        <w:pStyle w:val="ListBullet"/>
+      </w:pPr>
+      <w:r>
+        <w:t>Without opening the old lesson, explain one key idea from Human Classifier Simulation. Give an example and a mistake that the idea helps you avoid.</w:t>
+      </w:r>
+    </w:p>
+    <w:p>
+      <w:pPr>
+        <w:pStyle w:val="Heading3"/>
+      </w:pPr>
+      <w:r>
+        <w:t>My remembered idea, example and correction</w:t>
+      </w:r>
+    </w:p>
+    <w:p>
+      <w:r>
+        <w:t>________________________________________________________________</w:t>
+      </w:r>
+    </w:p>
+    <w:p>
+      <w:r>
+        <w:t>________________________________________________________________</w:t>
+      </w:r>
+    </w:p>
+    <w:p>
+      <w:r>
+        <w:t>________________________________________________________________</w:t>
+      </w:r>
+    </w:p>
+    <w:p>
+      <w:pPr>
+        <w:pStyle w:val="ListBullet"/>
+      </w:pPr>
+      <w:r>
+        <w:t>Without opening the old lesson, explain one key idea from Rows Columns and Data Types. Give an example and a mistake that the idea helps you avoid.</w:t>
+      </w:r>
+    </w:p>
+    <w:p>
+      <w:pPr>
+        <w:pStyle w:val="Heading3"/>
+      </w:pPr>
+      <w:r>
+        <w:t>My remembered idea, example and correction</w:t>
+      </w:r>
+    </w:p>
+    <w:p>
+      <w:r>
+        <w:t>________________________________________________________________</w:t>
+      </w:r>
+    </w:p>
+    <w:p>
+      <w:r>
+        <w:t>________________________________________________________________</w:t>
+      </w:r>
+    </w:p>
+    <w:p>
+      <w:r>
+        <w:t>________________________________________________________________</w:t>
+      </w:r>
+    </w:p>
+    <w:p>
+      <w:pPr>
+        <w:pStyle w:val="Heading2"/>
+      </w:pPr>
+      <w:r>
+        <w:t>Earlier wording, alternatives and picture transcripts · reference / check after trying</w:t>
+      </w:r>
+    </w:p>
+    <w:p>
+      <w:pPr>
+        <w:pStyle w:val="Heading3"/>
+      </w:pPr>
+      <w:r>
         <w:t>Accuracy as a Fraction</w:t>
       </w:r>
     </w:p>
     <w:p>
       <w:pPr>
-        <w:spacing w:line="336" w:lineRule="auto" w:after="180"/>
-      </w:pPr>
-      <w:r>
-        <w:rPr>
-          <w:b w:val="0"/>
-        </w:rPr>
-        <w:t>Without opening the old lesson, explain one key idea from Accuracy as a Fraction. Give an example and a mistake that the idea helps you avoid.</w:t>
-      </w:r>
-    </w:p>
-    <w:p>
-      <w:pPr>
         <w:pStyle w:val="Heading3"/>
       </w:pPr>
       <w:r>
-        <w:t>My remembered idea, example and correction</w:t>
+        <w:t>Human Classifier Simulation</w:t>
+      </w:r>
+    </w:p>
+    <w:p>
+      <w:pPr>
+        <w:pStyle w:val="Heading3"/>
+      </w:pPr>
+      <w:r>
+        <w:t>Rows Columns and Data Types</w:t>
+      </w:r>
+    </w:p>
+    <w:p>
+      <w:pPr>
+        <w:pStyle w:val="Heading1"/>
+      </w:pPr>
+      <w:r>
+        <w:t>12. W1 · Place IDs before writing counts</w:t>
+      </w:r>
+    </w:p>
+    <w:p>
+      <w:r>
+        <w:t>Give both axis headers and the label order.</w:t>
+      </w:r>
+    </w:p>
+    <w:p>
+      <w:pPr>
+        <w:pStyle w:val="Heading2"/>
+      </w:pPr>
+      <w:r>
+        <w:t>Your evidence record</w:t>
+      </w:r>
+    </w:p>
+    <w:p>
+      <w:pPr>
+        <w:pStyle w:val="ListBullet"/>
+      </w:pPr>
+      <w:r>
+        <w:t>Worked reference: V1,V2 clear/clear; V3 clear/blocked; V4,V5 blocked/clear; V6,V7,V8 blocked/blocked. Each pair is reference then prediction. Rows reference, columns predicted, both ordered clear then blocked. Blocked is positive. Each ID contributes exactly once; the diagonal counts matches. Keep this eight-record case distinct from the separate six-book sound/repair case.</w:t>
+      </w:r>
+    </w:p>
+    <w:p>
+      <w:pPr>
+        <w:pStyle w:val="ListBullet"/>
+      </w:pPr>
+      <w:r>
+        <w:t>Use all eight worked IDs. Draw a matrix with reference rows and prediction columns, both ordered clear then blocked. Place the IDs in cells before writing the counts.</w:t>
+      </w:r>
+    </w:p>
+    <w:p>
+      <w:pPr>
+        <w:pStyle w:val="Heading3"/>
+      </w:pPr>
+      <w:r>
+        <w:t>My reasoning and evidence</w:t>
       </w:r>
     </w:p>
     <w:p>
@@ -87,22 +253,130 @@
       </w:r>
     </w:p>
     <w:p>
+      <w:r>
+        <w:t>________________________________________________________________</w:t>
+      </w:r>
+    </w:p>
+    <w:p>
+      <w:r>
+        <w:t>________________________________________________________________</w:t>
+      </w:r>
+    </w:p>
+    <w:p>
+      <w:r>
+        <w:t>________________________________________________________________</w:t>
+      </w:r>
+    </w:p>
+    <w:p>
+      <w:pPr>
+        <w:pStyle w:val="Heading1"/>
+      </w:pPr>
+      <w:r>
+        <w:t>13. W2 · Explain the two error types</w:t>
+      </w:r>
+    </w:p>
+    <w:p>
+      <w:r>
+        <w:t>Name the chosen positive class before using abbreviations.</w:t>
+      </w:r>
+    </w:p>
+    <w:p>
+      <w:pPr>
+        <w:pStyle w:val="Heading2"/>
+      </w:pPr>
+      <w:r>
+        <w:t>Your evidence record</w:t>
+      </w:r>
+    </w:p>
+    <w:p>
+      <w:pPr>
+        <w:pStyle w:val="ListBullet"/>
+      </w:pPr>
+      <w:r>
+        <w:t>Worked reference: V1,V2 clear/clear; V3 clear/blocked; V4,V5 blocked/clear; V6,V7,V8 blocked/blocked. Each pair is reference then prediction. Rows reference, columns predicted, both ordered clear then blocked. Blocked is positive. Each ID contributes exactly once; the diagonal counts matches. Keep this eight-record case distinct from the separate six-book sound/repair case.</w:t>
+      </w:r>
+    </w:p>
+    <w:p>
+      <w:pPr>
+        <w:pStyle w:val="ListBullet"/>
+      </w:pPr>
+      <w:r>
+        <w:t>Declare blocked positive. Give TP,TN,FP,FN counts and explain V3 and V4 in plain language. Does positive mean a desirable outcome?</w:t>
+      </w:r>
+    </w:p>
+    <w:p>
       <w:pPr>
         <w:pStyle w:val="Heading3"/>
       </w:pPr>
       <w:r>
-        <w:t>Human Classifier Simulation</w:t>
-      </w:r>
-    </w:p>
-    <w:p>
-      <w:pPr>
-        <w:spacing w:line="336" w:lineRule="auto" w:after="180"/>
-      </w:pPr>
-      <w:r>
-        <w:rPr>
-          <w:b w:val="0"/>
-        </w:rPr>
-        <w:t>Without opening the old lesson, explain one key idea from Human Classifier Simulation. Give an example and a mistake that the idea helps you avoid.</w:t>
+        <w:t>My reasoning and evidence</w:t>
+      </w:r>
+    </w:p>
+    <w:p>
+      <w:r>
+        <w:t>________________________________________________________________</w:t>
+      </w:r>
+    </w:p>
+    <w:p>
+      <w:r>
+        <w:t>________________________________________________________________</w:t>
+      </w:r>
+    </w:p>
+    <w:p>
+      <w:r>
+        <w:t>________________________________________________________________</w:t>
+      </w:r>
+    </w:p>
+    <w:p>
+      <w:r>
+        <w:t>________________________________________________________________</w:t>
+      </w:r>
+    </w:p>
+    <w:p>
+      <w:r>
+        <w:t>________________________________________________________________</w:t>
+      </w:r>
+    </w:p>
+    <w:p>
+      <w:r>
+        <w:t>________________________________________________________________</w:t>
+      </w:r>
+    </w:p>
+    <w:p>
+      <w:pPr>
+        <w:pStyle w:val="Heading1"/>
+      </w:pPr>
+      <w:r>
+        <w:t>14. W3 · Audit totals and equal-score errors</w:t>
+      </w:r>
+    </w:p>
+    <w:p>
+      <w:r>
+        <w:t>Compare the same reference cases and retain the full matrices.</w:t>
+      </w:r>
+    </w:p>
+    <w:p>
+      <w:pPr>
+        <w:pStyle w:val="Heading2"/>
+      </w:pPr>
+      <w:r>
+        <w:t>Your evidence record</w:t>
+      </w:r>
+    </w:p>
+    <w:p>
+      <w:pPr>
+        <w:pStyle w:val="ListBullet"/>
+      </w:pPr>
+      <w:r>
+        <w:t>Worked reference: V1,V2 clear/clear; V3 clear/blocked; V4,V5 blocked/clear; V6,V7,V8 blocked/blocked. Each pair is reference then prediction. Rows reference, columns predicted, both ordered clear then blocked. Blocked is positive. Each ID contributes exactly once; the diagonal counts matches. Keep this eight-record case distinct from the separate six-book sound/repair case.</w:t>
+      </w:r>
+    </w:p>
+    <w:p>
+      <w:pPr>
+        <w:pStyle w:val="ListBullet"/>
+      </w:pPr>
+      <w:r>
+        <w:t>Give the worked row totals, column totals, total count and accuracy. Compare its errors with [[3,0],[3,2]] using the same axes and eight reference records.</w:t>
       </w:r>
     </w:p>
     <w:p>
@@ -110,7 +384,7 @@
         <w:pStyle w:val="Heading3"/>
       </w:pPr>
       <w:r>
-        <w:t>My remembered idea, example and correction</w:t>
+        <w:t>My reasoning and evidence</w:t>
       </w:r>
     </w:p>
     <w:p>
@@ -129,30 +403,55 @@
       </w:r>
     </w:p>
     <w:p>
+      <w:r>
+        <w:t>________________________________________________________________</w:t>
+      </w:r>
+    </w:p>
+    <w:p>
+      <w:r>
+        <w:t>________________________________________________________________</w:t>
+      </w:r>
+    </w:p>
+    <w:p>
+      <w:r>
+        <w:t>________________________________________________________________</w:t>
+      </w:r>
+    </w:p>
+    <w:p>
+      <w:pPr>
+        <w:pStyle w:val="Heading1"/>
+      </w:pPr>
+      <w:r>
+        <w:t>16. W5 · Limit a zero-count claim</w:t>
+      </w:r>
+    </w:p>
+    <w:p>
+      <w:r>
+        <w:t>Request the missing scope, headers and class definitions.</w:t>
+      </w:r>
+    </w:p>
+    <w:p>
+      <w:pPr>
+        <w:pStyle w:val="Heading2"/>
+      </w:pPr>
+      <w:r>
+        <w:t>Your evidence record</w:t>
+      </w:r>
+    </w:p>
+    <w:p>
+      <w:pPr>
+        <w:pStyle w:val="ListBullet"/>
+      </w:pPr>
+      <w:r>
+        <w:t>A report gives zero false positives but omits the evaluated sample size, axes and class definitions. What information is missing, and why does zero not prove that future false alarms are impossible?</w:t>
+      </w:r>
+    </w:p>
+    <w:p>
       <w:pPr>
         <w:pStyle w:val="Heading3"/>
       </w:pPr>
       <w:r>
-        <w:t>Rows Columns and Data Types</w:t>
-      </w:r>
-    </w:p>
-    <w:p>
-      <w:pPr>
-        <w:spacing w:line="336" w:lineRule="auto" w:after="180"/>
-      </w:pPr>
-      <w:r>
-        <w:rPr>
-          <w:b w:val="0"/>
-        </w:rPr>
-        <w:t>Without opening the old lesson, explain one key idea from Rows Columns and Data Types. Give an example and a mistake that the idea helps you avoid.</w:t>
-      </w:r>
-    </w:p>
-    <w:p>
-      <w:pPr>
-        <w:pStyle w:val="Heading3"/>
-      </w:pPr>
-      <w:r>
-        <w:t>My remembered idea, example and correction</w:t>
+        <w:t>My reasoning and evidence</w:t>
       </w:r>
     </w:p>
     <w:p>
@@ -171,215 +470,39 @@
       </w:r>
     </w:p>
     <w:p>
+      <w:r>
+        <w:t>________________________________________________________________</w:t>
+      </w:r>
+    </w:p>
+    <w:p>
+      <w:r>
+        <w:t>________________________________________________________________</w:t>
+      </w:r>
+    </w:p>
+    <w:p>
+      <w:r>
+        <w:t>________________________________________________________________</w:t>
+      </w:r>
+    </w:p>
+    <w:p>
       <w:pPr>
         <w:pStyle w:val="Heading1"/>
       </w:pPr>
       <w:r>
-        <w:t>02. Practise with fading help</w:t>
-      </w:r>
-    </w:p>
-    <w:p>
-      <w:r>
-        <w:t>Complete the supported Types of Classification Error trace and record the first step you can explain without help.</w:t>
-      </w:r>
-    </w:p>
-    <w:p>
-      <w:pPr>
-        <w:spacing w:line="336" w:lineRule="auto" w:after="180"/>
-      </w:pPr>
-      <w:r>
-        <w:rPr>
-          <w:b w:val="0"/>
-        </w:rPr>
-        <w:t>Use W2: Explain the two error types for Confusion matrices. Record the answer once; the lesson and workbook refer to the same attempt.</w:t>
-      </w:r>
-    </w:p>
-    <w:tbl>
-      <w:tblPr>
-        <w:tblStyle w:val="LightShading-Accent1"/>
-        <w:tblW w:type="auto" w:w="0"/>
-        <w:tblLook w:firstColumn="1" w:firstRow="1" w:lastColumn="0" w:lastRow="0" w:noHBand="0" w:noVBand="1" w:val="04A0"/>
-      </w:tblPr>
-      <w:tblGrid>
-        <w:gridCol w:w="2556"/>
-        <w:gridCol w:w="2556"/>
-        <w:gridCol w:w="2556"/>
-        <w:gridCol w:w="2556"/>
-      </w:tblGrid>
-      <w:tr>
-        <w:trPr>
-          <w:tblHeader/>
-        </w:trPr>
-        <w:tc>
-          <w:tcPr>
-            <w:tcW w:type="dxa" w:w="2556"/>
-          </w:tcPr>
-          <w:p>
-            <w:r>
-              <w:t>Given inputs</w:t>
-            </w:r>
-          </w:p>
-        </w:tc>
-        <w:tc>
-          <w:tcPr>
-            <w:tcW w:type="dxa" w:w="2556"/>
-          </w:tcPr>
-          <w:p>
-            <w:r>
-              <w:t>Procedure I chose</w:t>
-            </w:r>
-          </w:p>
-        </w:tc>
-        <w:tc>
-          <w:tcPr>
-            <w:tcW w:type="dxa" w:w="2556"/>
-          </w:tcPr>
-          <w:p>
-            <w:r>
-              <w:t>Middle steps</w:t>
-            </w:r>
-          </w:p>
-        </w:tc>
-        <w:tc>
-          <w:tcPr>
-            <w:tcW w:type="dxa" w:w="2556"/>
-          </w:tcPr>
-          <w:p>
-            <w:r>
-              <w:t>Result and check</w:t>
-            </w:r>
-          </w:p>
-        </w:tc>
-      </w:tr>
-      <w:tr>
-        <w:tc>
-          <w:tcPr>
-            <w:tcW w:type="dxa" w:w="2556"/>
-          </w:tcPr>
-          <w:p>
-            <w:r/>
-          </w:p>
-        </w:tc>
-        <w:tc>
-          <w:tcPr>
-            <w:tcW w:type="dxa" w:w="2556"/>
-          </w:tcPr>
-          <w:p>
-            <w:r/>
-          </w:p>
-        </w:tc>
-        <w:tc>
-          <w:tcPr>
-            <w:tcW w:type="dxa" w:w="2556"/>
-          </w:tcPr>
-          <w:p>
-            <w:r/>
-          </w:p>
-        </w:tc>
-        <w:tc>
-          <w:tcPr>
-            <w:tcW w:type="dxa" w:w="2556"/>
-          </w:tcPr>
-          <w:p>
-            <w:r/>
-          </w:p>
-        </w:tc>
-      </w:tr>
-    </w:tbl>
-    <w:p>
-      <w:pPr>
-        <w:pStyle w:val="Heading3"/>
-      </w:pPr>
-      <w:r>
-        <w:t>The step I completed without help, and the hint I needed</w:t>
-      </w:r>
-    </w:p>
-    <w:p>
-      <w:r>
-        <w:t>________________________________________________________________</w:t>
-      </w:r>
-    </w:p>
-    <w:p>
-      <w:r>
-        <w:t>________________________________________________________________</w:t>
-      </w:r>
-    </w:p>
-    <w:p>
-      <w:r>
-        <w:t>________________________________________________________________</w:t>
-      </w:r>
-    </w:p>
-    <w:p>
-      <w:pPr>
-        <w:pStyle w:val="Heading1"/>
-      </w:pPr>
-      <w:r>
-        <w:t>03. Individual reasoning check</w:t>
-      </w:r>
-    </w:p>
-    <w:p>
-      <w:r>
-        <w:t>Check the proposed Types of Classification Error explanation against the supplied facts before discussing it.</w:t>
-      </w:r>
-    </w:p>
-    <w:p>
-      <w:pPr>
-        <w:spacing w:line="336" w:lineRule="auto" w:after="180"/>
-      </w:pPr>
-      <w:r>
-        <w:rPr>
-          <w:b w:val="0"/>
-        </w:rPr>
-        <w:t>Use the worked case for Confusion matrices. Proposed explanation: “Positive means good”. Decide whether this explanation is supported. Point to the step or supplied fact that decides; explain your repair if needed.</w:t>
-      </w:r>
-    </w:p>
-    <w:p>
-      <w:pPr>
-        <w:pStyle w:val="Heading3"/>
-      </w:pPr>
-      <w:r>
-        <w:t>My explanation before partner discussion</w:t>
-      </w:r>
-    </w:p>
-    <w:p>
-      <w:r>
-        <w:t>________________________________________________________________</w:t>
-      </w:r>
-    </w:p>
-    <w:p>
-      <w:r>
-        <w:t>________________________________________________________________</w:t>
-      </w:r>
-    </w:p>
-    <w:p>
-      <w:r>
-        <w:t>________________________________________________________________</w:t>
-      </w:r>
-    </w:p>
-    <w:p>
-      <w:r>
-        <w:t>________________________________________________________________</w:t>
-      </w:r>
-    </w:p>
-    <w:p>
-      <w:pPr>
-        <w:pStyle w:val="Heading1"/>
-      </w:pPr>
-      <w:r>
-        <w:t>04. Independent transfer case</w:t>
-      </w:r>
-    </w:p>
-    <w:p>
-      <w:r>
-        <w:t>Write one first attempt at the reserved independent case before feedback. Repeated copies of that case refer to the same recorded attempt.</w:t>
-      </w:r>
-    </w:p>
-    <w:p>
-      <w:pPr>
-        <w:pStyle w:val="Heading3"/>
-      </w:pPr>
-      <w:r>
-        <w:t>Independent case: Count a fresh evaluation independently</w:t>
+        <w:t>04. W4 · Count a fresh evaluation independently</w:t>
+      </w:r>
+    </w:p>
+    <w:p>
+      <w:r>
+        <w:t>Keep one first attempt before hints or feedback.</w:t>
+      </w:r>
+    </w:p>
+    <w:p>
+      <w:pPr>
+        <w:pStyle w:val="Heading2"/>
+      </w:pPr>
+      <w:r>
+        <w:t>Read and explain independently</w:t>
       </w:r>
     </w:p>
     <w:p>
@@ -461,6 +584,14 @@
     </w:p>
     <w:p>
       <w:pPr>
+        <w:pStyle w:val="Heading2"/>
+      </w:pPr>
+      <w:r>
+        <w:t>Keep a fair record</w:t>
+      </w:r>
+    </w:p>
+    <w:p>
+      <w:pPr>
         <w:spacing w:line="336" w:lineRule="auto" w:after="180"/>
       </w:pPr>
       <w:r>
@@ -472,15 +603,39 @@
     </w:p>
     <w:p>
       <w:pPr>
+        <w:pStyle w:val="Heading2"/>
+      </w:pPr>
+      <w:r>
+        <w:t>Earlier wording, alternatives and picture transcripts · reference / check after trying</w:t>
+      </w:r>
+    </w:p>
+    <w:p>
+      <w:pPr>
+        <w:pStyle w:val="Heading3"/>
+      </w:pPr>
+      <w:r>
+        <w:t>Independent case: Count a fresh evaluation independently</w:t>
+      </w:r>
+    </w:p>
+    <w:p>
+      <w:pPr>
         <w:pStyle w:val="Heading1"/>
       </w:pPr>
       <w:r>
-        <w:t>05. Your learning target</w:t>
-      </w:r>
-    </w:p>
-    <w:p>
-      <w:r>
-        <w:t>Connect the Types of Classification Error target to a trace and a justified conclusion.</w:t>
+        <w:t>09. Project · Keep the decision and its evidence</w:t>
+      </w:r>
+    </w:p>
+    <w:p>
+      <w:r>
+        <w:t>Add this week’s change to your existing project record.</w:t>
+      </w:r>
+    </w:p>
+    <w:p>
+      <w:pPr>
+        <w:pStyle w:val="Heading2"/>
+      </w:pPr>
+      <w:r>
+        <w:t>Your evidence record</w:t>
       </w:r>
     </w:p>
     <w:p>
@@ -491,20 +646,7 @@
         <w:rPr>
           <w:b w:val="0"/>
         </w:rPr>
-        <w:t>Positive means 'should recommend'. A book that should be recommended is rejected; a book that should not be recommended is accepted. Name both errors and explain who experiences each consequence.</w:t>
-      </w:r>
-    </w:p>
-    <w:p>
-      <w:pPr>
-        <w:pStyle w:val="Heading1"/>
-      </w:pPr>
-      <w:r>
-        <w:t>06. Solve the given case</w:t>
-      </w:r>
-    </w:p>
-    <w:p>
-      <w:r>
-        <w:t>Solve the supplied Types of Classification Error case and show the deciding evidence.</w:t>
+        <w:t>Separate recommending an unsuitable book from failing to surface a suitable one.</w:t>
       </w:r>
     </w:p>
     <w:p>
@@ -515,29 +657,7 @@
         <w:rPr>
           <w:b w:val="0"/>
         </w:rPr>
-        <w:t>Positive means should recommend. Actual/predicted pairs are yes/yes, no/yes, yes/no, no/no.</w:t>
-      </w:r>
-    </w:p>
-    <w:p>
-      <w:pPr>
-        <w:spacing w:line="336" w:lineRule="auto" w:after="180"/>
-      </w:pPr>
-      <w:r>
-        <w:rPr>
-          <w:b w:val="0"/>
-        </w:rPr>
-        <w:t>Name the four outcomes.</w:t>
-      </w:r>
-    </w:p>
-    <w:p>
-      <w:pPr>
-        <w:spacing w:line="336" w:lineRule="auto" w:after="180"/>
-      </w:pPr>
-      <w:r>
-        <w:rPr>
-          <w:b w:val="0"/>
-        </w:rPr>
-        <w:t xml:space="preserve">Show your trace, calculation or </w:t>
+        <w:t xml:space="preserve">The project change and </w:t>
       </w:r>
       <w:r>
         <w:rPr>
@@ -545,308 +665,6 @@
         </w:rPr>
         <w:t>evidence</w:t>
       </w:r>
-    </w:p>
-    <w:p>
-      <w:pPr>
-        <w:pStyle w:val="Heading3"/>
-      </w:pPr>
-      <w:r>
-        <w:t>Write or draw your reasoning and evidence.</w:t>
-      </w:r>
-    </w:p>
-    <w:p>
-      <w:r>
-        <w:t>________________________________________________________________</w:t>
-      </w:r>
-    </w:p>
-    <w:p>
-      <w:r>
-        <w:t>________________________________________________________________</w:t>
-      </w:r>
-    </w:p>
-    <w:p>
-      <w:r>
-        <w:t>________________________________________________________________</w:t>
-      </w:r>
-    </w:p>
-    <w:p>
-      <w:r>
-        <w:t>________________________________________________________________</w:t>
-      </w:r>
-    </w:p>
-    <w:p>
-      <w:r>
-        <w:t>________________________________________________________________</w:t>
-      </w:r>
-    </w:p>
-    <w:p>
-      <w:pPr>
-        <w:pStyle w:val="Heading1"/>
-      </w:pPr>
-      <w:r>
-        <w:t>07. Check a changed case</w:t>
-      </w:r>
-    </w:p>
-    <w:p>
-      <w:r>
-        <w:t>Apply the procedure to the changed case and record why the conclusion follows.</w:t>
-      </w:r>
-    </w:p>
-    <w:p>
-      <w:pPr>
-        <w:spacing w:line="336" w:lineRule="auto" w:after="180"/>
-      </w:pPr>
-      <w:r>
-        <w:rPr>
-          <w:b w:val="0"/>
-        </w:rPr>
-        <w:t>Positive means sports. A sports book predicted other and a non-sports book predicted sports occur. Name each error and its consequence for the sports shelf.</w:t>
-      </w:r>
-    </w:p>
-    <w:p>
-      <w:pPr>
-        <w:spacing w:line="336" w:lineRule="auto" w:after="180"/>
-      </w:pPr>
-      <w:r>
-        <w:rPr>
-          <w:b w:val="0"/>
-        </w:rPr>
-        <w:t>My independent answer and reason</w:t>
-      </w:r>
-    </w:p>
-    <w:p>
-      <w:pPr>
-        <w:pStyle w:val="Heading3"/>
-      </w:pPr>
-      <w:r>
-        <w:t>Write or draw your reasoning and evidence.</w:t>
-      </w:r>
-    </w:p>
-    <w:p>
-      <w:r>
-        <w:t>________________________________________________________________</w:t>
-      </w:r>
-    </w:p>
-    <w:p>
-      <w:r>
-        <w:t>________________________________________________________________</w:t>
-      </w:r>
-    </w:p>
-    <w:p>
-      <w:r>
-        <w:t>________________________________________________________________</w:t>
-      </w:r>
-    </w:p>
-    <w:p>
-      <w:r>
-        <w:t>________________________________________________________________</w:t>
-      </w:r>
-    </w:p>
-    <w:p>
-      <w:r>
-        <w:t>________________________________________________________________</w:t>
-      </w:r>
-    </w:p>
-    <w:p>
-      <w:pPr>
-        <w:pStyle w:val="Heading3"/>
-      </w:pPr>
-      <w:r>
-        <w:t>Week 13 Test and reflect</w:t>
-      </w:r>
-    </w:p>
-    <w:p>
-      <w:pPr>
-        <w:pStyle w:val="Heading1"/>
-      </w:pPr>
-      <w:r>
-        <w:t>08. Design a revealing test</w:t>
-      </w:r>
-    </w:p>
-    <w:p>
-      <w:r>
-        <w:t>Specify a changed input, expected result and observation separately.</w:t>
-      </w:r>
-    </w:p>
-    <w:p>
-      <w:pPr>
-        <w:spacing w:line="336" w:lineRule="auto" w:after="180"/>
-      </w:pPr>
-      <w:r>
-        <w:rPr>
-          <w:b w:val="0"/>
-        </w:rPr>
-        <w:t xml:space="preserve">Create a changed </w:t>
-      </w:r>
-      <w:r>
-        <w:rPr>
-          <w:b/>
-        </w:rPr>
-        <w:t>input</w:t>
-      </w:r>
-      <w:r>
-        <w:rPr>
-          <w:b w:val="0"/>
-        </w:rPr>
-        <w:t>, boundary case or missing-information case. Write the expected answer or safe response before testing.</w:t>
-      </w:r>
-    </w:p>
-    <w:tbl>
-      <w:tblPr>
-        <w:tblStyle w:val="LightShading-Accent1"/>
-        <w:tblW w:type="auto" w:w="0"/>
-        <w:tblLook w:firstColumn="1" w:firstRow="1" w:lastColumn="0" w:lastRow="0" w:noHBand="0" w:noVBand="1" w:val="04A0"/>
-      </w:tblPr>
-      <w:tblGrid>
-        <w:gridCol w:w="5112"/>
-        <w:gridCol w:w="5112"/>
-      </w:tblGrid>
-      <w:tr>
-        <w:trPr>
-          <w:tblHeader/>
-        </w:trPr>
-        <w:tc>
-          <w:tcPr>
-            <w:tcW w:type="dxa" w:w="5112"/>
-          </w:tcPr>
-          <w:p>
-            <w:r>
-              <w:t>Test record</w:t>
-            </w:r>
-          </w:p>
-        </w:tc>
-        <w:tc>
-          <w:tcPr>
-            <w:tcW w:type="dxa" w:w="5112"/>
-          </w:tcPr>
-          <w:p>
-            <w:r>
-              <w:t>My evidence</w:t>
-            </w:r>
-          </w:p>
-        </w:tc>
-      </w:tr>
-      <w:tr>
-        <w:tc>
-          <w:tcPr>
-            <w:tcW w:type="dxa" w:w="5112"/>
-          </w:tcPr>
-          <w:p>
-            <w:r>
-              <w:t>Changed input or condition</w:t>
-            </w:r>
-          </w:p>
-        </w:tc>
-        <w:tc>
-          <w:tcPr>
-            <w:tcW w:type="dxa" w:w="5112"/>
-          </w:tcPr>
-          <w:p>
-            <w:r/>
-          </w:p>
-        </w:tc>
-      </w:tr>
-      <w:tr>
-        <w:tc>
-          <w:tcPr>
-            <w:tcW w:type="dxa" w:w="5112"/>
-          </w:tcPr>
-          <w:p>
-            <w:r>
-              <w:t>Expected answer or fallback</w:t>
-            </w:r>
-          </w:p>
-        </w:tc>
-        <w:tc>
-          <w:tcPr>
-            <w:tcW w:type="dxa" w:w="5112"/>
-          </w:tcPr>
-          <w:p>
-            <w:r/>
-          </w:p>
-        </w:tc>
-      </w:tr>
-      <w:tr>
-        <w:tc>
-          <w:tcPr>
-            <w:tcW w:type="dxa" w:w="5112"/>
-          </w:tcPr>
-          <w:p>
-            <w:r>
-              <w:t>Observed result</w:t>
-            </w:r>
-          </w:p>
-        </w:tc>
-        <w:tc>
-          <w:tcPr>
-            <w:tcW w:type="dxa" w:w="5112"/>
-          </w:tcPr>
-          <w:p>
-            <w:r/>
-          </w:p>
-        </w:tc>
-      </w:tr>
-      <w:tr>
-        <w:tc>
-          <w:tcPr>
-            <w:tcW w:type="dxa" w:w="5112"/>
-          </w:tcPr>
-          <w:p>
-            <w:r>
-              <w:t>Why the result occurred</w:t>
-            </w:r>
-          </w:p>
-        </w:tc>
-        <w:tc>
-          <w:tcPr>
-            <w:tcW w:type="dxa" w:w="5112"/>
-          </w:tcPr>
-          <w:p>
-            <w:r/>
-          </w:p>
-        </w:tc>
-      </w:tr>
-    </w:tbl>
-    <w:p>
-      <w:pPr>
-        <w:pStyle w:val="Heading1"/>
-      </w:pPr>
-      <w:r>
-        <w:t>09. Project checkpoint</w:t>
-      </w:r>
-    </w:p>
-    <w:p>
-      <w:r>
-        <w:t>Justify what Types of Classification Error adds to Transparent Book Recommender and keep the evidence.</w:t>
-      </w:r>
-    </w:p>
-    <w:p>
-      <w:pPr>
-        <w:spacing w:line="336" w:lineRule="auto" w:after="180"/>
-      </w:pPr>
-      <w:r>
-        <w:rPr>
-          <w:b w:val="0"/>
-        </w:rPr>
-        <w:t>Separate recommending an unsuitable book from failing to surface a suitable one.</w:t>
-      </w:r>
-    </w:p>
-    <w:p>
-      <w:pPr>
-        <w:spacing w:line="336" w:lineRule="auto" w:after="180"/>
-      </w:pPr>
-      <w:r>
-        <w:rPr>
-          <w:b w:val="0"/>
-        </w:rPr>
-        <w:t xml:space="preserve">The project change and </w:t>
-      </w:r>
-      <w:r>
-        <w:rPr>
-          <w:b/>
-        </w:rPr>
-        <w:t>evidence</w:t>
-      </w:r>
       <w:r>
         <w:rPr>
           <w:b w:val="0"/>
@@ -892,520 +710,20 @@
         <w:pStyle w:val="Heading1"/>
       </w:pPr>
       <w:r>
-        <w:t>10. Self check</w:t>
-      </w:r>
-    </w:p>
-    <w:p>
-      <w:r>
-        <w:t>Judge explanation, evidence, transfer and limits separately; attach the work behind your judgement.</w:t>
-      </w:r>
-    </w:p>
-    <w:p>
-      <w:pPr>
-        <w:pStyle w:val="ListBullet"/>
-      </w:pPr>
-      <w:r>
-        <w:t>I can explain the mechanism.</w:t>
-      </w:r>
-    </w:p>
-    <w:p>
-      <w:pPr>
-        <w:pStyle w:val="ListBullet"/>
-      </w:pPr>
-      <w:r>
-        <w:t>I can show evidence.</w:t>
-      </w:r>
-    </w:p>
-    <w:p>
-      <w:pPr>
-        <w:pStyle w:val="ListBullet"/>
-      </w:pPr>
-      <w:r>
-        <w:t>I can handle a changed case.</w:t>
-      </w:r>
-    </w:p>
-    <w:p>
-      <w:pPr>
-        <w:pStyle w:val="ListBullet"/>
-      </w:pPr>
-      <w:r>
-        <w:t>I can name a limit.</w:t>
-      </w:r>
-    </w:p>
-    <w:p>
-      <w:r>
-        <w:t>Mark each as not yet, with help or independently, and attach supporting work.</w:t>
-      </w:r>
-    </w:p>
-    <w:p>
-      <w:pPr>
-        <w:spacing w:line="336" w:lineRule="auto" w:after="180"/>
-      </w:pPr>
-      <w:r>
-        <w:rPr>
-          <w:b w:val="0"/>
-        </w:rPr>
-        <w:t>Teacher review ____________________  Next step ____________________</w:t>
-      </w:r>
-    </w:p>
-    <w:p>
-      <w:pPr>
-        <w:pStyle w:val="Heading1"/>
-      </w:pPr>
-      <w:r>
-        <w:t>11. Transfer practice from the original programme</w:t>
-      </w:r>
-    </w:p>
-    <w:p>
-      <w:r>
-        <w:t>Use this earlier case as transfer practice. A case already discussed with feedback is not fresh assessment evidence.</w:t>
-      </w:r>
-    </w:p>
-    <w:p>
-      <w:pPr>
-        <w:spacing w:line="336" w:lineRule="auto" w:after="180"/>
-      </w:pPr>
-      <w:r>
-        <w:rPr>
-          <w:b w:val="0"/>
-        </w:rPr>
-        <w:t>Positive means 'should recommend'. A book that should be recommended is rejected; a book that should not be recommended is accepted. Name both errors and explain who experiences each consequence.</w:t>
-      </w:r>
-    </w:p>
-    <w:p>
-      <w:pPr>
-        <w:pStyle w:val="Heading3"/>
-      </w:pPr>
-      <w:r>
-        <w:t>My independently reasoned answer</w:t>
-      </w:r>
-    </w:p>
-    <w:p>
-      <w:r>
-        <w:t>________________________________________________________________</w:t>
-      </w:r>
-    </w:p>
-    <w:p>
-      <w:r>
-        <w:t>________________________________________________________________</w:t>
-      </w:r>
-    </w:p>
-    <w:p>
-      <w:r>
-        <w:t>________________________________________________________________</w:t>
-      </w:r>
-    </w:p>
-    <w:p>
-      <w:r>
-        <w:t>________________________________________________________________</w:t>
-      </w:r>
-    </w:p>
-    <w:p>
-      <w:r>
-        <w:t>________________________________________________________________</w:t>
-      </w:r>
-    </w:p>
-    <w:p>
-      <w:r>
-        <w:t>________________________________________________________________</w:t>
-      </w:r>
-    </w:p>
-    <w:p>
-      <w:r>
-        <w:t>________________________________________________________________</w:t>
-      </w:r>
-    </w:p>
-    <w:p>
-      <w:pPr>
-        <w:spacing w:line="336" w:lineRule="auto" w:after="180"/>
-      </w:pPr>
-      <w:r>
-        <w:rPr>
-          <w:b w:val="0"/>
-        </w:rPr>
-        <w:t>Record support used: none, hint or teacher explanation.</w:t>
-      </w:r>
-    </w:p>
-    <w:p>
-      <w:pPr>
-        <w:pStyle w:val="Heading1"/>
-      </w:pPr>
-      <w:r>
-        <w:t>12. W1 Build the count matrix</w:t>
-      </w:r>
-    </w:p>
-    <w:p>
-      <w:r>
-        <w:t>Build the count matrix. Apply the supplied Types of Classification Error facts and keep your reasoning.</w:t>
-      </w:r>
-    </w:p>
-    <w:p>
-      <w:pPr>
-        <w:spacing w:line="336" w:lineRule="auto" w:after="180"/>
-      </w:pPr>
-      <w:r>
-        <w:rPr>
-          <w:b w:val="0"/>
-        </w:rPr>
-        <w:t xml:space="preserve">Use all eight worked IDs. Draw a matrix with reference rows and </w:t>
-      </w:r>
-      <w:r>
-        <w:rPr>
-          <w:b/>
-        </w:rPr>
-        <w:t>prediction</w:t>
-      </w:r>
-      <w:r>
-        <w:rPr>
-          <w:b w:val="0"/>
-        </w:rPr>
-        <w:t xml:space="preserve"> columns, both ordered clear then blocked. Place the IDs in cells before writing the counts.</w:t>
-      </w:r>
-    </w:p>
-    <w:p>
-      <w:pPr>
-        <w:pStyle w:val="Heading3"/>
-      </w:pPr>
-      <w:r>
-        <w:t>My reasoning and evidence</w:t>
-      </w:r>
-    </w:p>
-    <w:p>
-      <w:r>
-        <w:t>________________________________________________________________</w:t>
-      </w:r>
-    </w:p>
-    <w:p>
-      <w:r>
-        <w:t>________________________________________________________________</w:t>
-      </w:r>
-    </w:p>
-    <w:p>
-      <w:r>
-        <w:t>________________________________________________________________</w:t>
-      </w:r>
-    </w:p>
-    <w:p>
-      <w:r>
-        <w:t>________________________________________________________________</w:t>
-      </w:r>
-    </w:p>
-    <w:p>
-      <w:r>
-        <w:t>________________________________________________________________</w:t>
-      </w:r>
-    </w:p>
-    <w:p>
-      <w:r>
-        <w:t>________________________________________________________________</w:t>
-      </w:r>
-    </w:p>
-    <w:p>
-      <w:pPr>
-        <w:pStyle w:val="Heading1"/>
-      </w:pPr>
-      <w:r>
-        <w:t>13. W2 Explain the two error types</w:t>
-      </w:r>
-    </w:p>
-    <w:p>
-      <w:r>
-        <w:t>Explain the two error types. Apply the supplied Types of Classification Error facts and keep your reasoning.</w:t>
-      </w:r>
-    </w:p>
-    <w:p>
-      <w:pPr>
-        <w:spacing w:line="336" w:lineRule="auto" w:after="180"/>
-        <w:shd w:fill="F5F1FB"/>
-      </w:pPr>
-      <w:r>
-        <w:rPr>
-          <w:b w:val="0"/>
-        </w:rPr>
-        <w:t>Declare blocked positive. Give TP,TN,FP,FN counts and explain V3 and V4 in plain language. Does positive mean a desirable outcome?</w:t>
-      </w:r>
-    </w:p>
-    <w:p>
-      <w:pPr>
-        <w:pStyle w:val="Heading3"/>
-      </w:pPr>
-      <w:r>
-        <w:t>My reasoning and evidence</w:t>
-      </w:r>
-    </w:p>
-    <w:p>
-      <w:r>
-        <w:t>________________________________________________________________</w:t>
-      </w:r>
-    </w:p>
-    <w:p>
-      <w:r>
-        <w:t>________________________________________________________________</w:t>
-      </w:r>
-    </w:p>
-    <w:p>
-      <w:r>
-        <w:t>________________________________________________________________</w:t>
-      </w:r>
-    </w:p>
-    <w:p>
-      <w:r>
-        <w:t>________________________________________________________________</w:t>
-      </w:r>
-    </w:p>
-    <w:p>
-      <w:r>
-        <w:t>________________________________________________________________</w:t>
-      </w:r>
-    </w:p>
-    <w:p>
-      <w:r>
-        <w:t>________________________________________________________________</w:t>
-      </w:r>
-    </w:p>
-    <w:p>
-      <w:pPr>
-        <w:pStyle w:val="Heading1"/>
-      </w:pPr>
-      <w:r>
-        <w:t>14. W3 Audit totals and equal accuracy</w:t>
-      </w:r>
-    </w:p>
-    <w:p>
-      <w:r>
-        <w:t>Audit totals and equal accuracy. Apply the supplied Types of Classification Error facts and keep your reasoning.</w:t>
-      </w:r>
-    </w:p>
-    <w:p>
-      <w:pPr>
-        <w:spacing w:line="336" w:lineRule="auto" w:after="180"/>
-      </w:pPr>
-      <w:r>
-        <w:rPr>
-          <w:b w:val="0"/>
-        </w:rPr>
-        <w:t>Give the worked row totals, column totals, total count and accuracy. Compare its errors with [[3,0],[3,2]] using the same axes and eight reference records.</w:t>
-      </w:r>
-    </w:p>
-    <w:p>
-      <w:pPr>
-        <w:pStyle w:val="Heading3"/>
-      </w:pPr>
-      <w:r>
-        <w:t>My reasoning and evidence</w:t>
-      </w:r>
-    </w:p>
-    <w:p>
-      <w:r>
-        <w:t>________________________________________________________________</w:t>
-      </w:r>
-    </w:p>
-    <w:p>
-      <w:r>
-        <w:t>________________________________________________________________</w:t>
-      </w:r>
-    </w:p>
-    <w:p>
-      <w:r>
-        <w:t>________________________________________________________________</w:t>
-      </w:r>
-    </w:p>
-    <w:p>
-      <w:r>
-        <w:t>________________________________________________________________</w:t>
-      </w:r>
-    </w:p>
-    <w:p>
-      <w:r>
-        <w:t>________________________________________________________________</w:t>
-      </w:r>
-    </w:p>
-    <w:p>
-      <w:r>
-        <w:t>________________________________________________________________</w:t>
-      </w:r>
-    </w:p>
-    <w:p>
-      <w:pPr>
-        <w:pStyle w:val="Heading1"/>
-      </w:pPr>
-      <w:r>
-        <w:t>15. W4 Count a fresh evaluation independently</w:t>
-      </w:r>
-    </w:p>
-    <w:p>
-      <w:r>
-        <w:t>Attempt before feedback. If this repeats the selected independent case, reuse that first attempt; otherwise keep a separate record. Count a fresh evaluation independently. Apply the supplied Types of Classification Error facts and keep your reasoning.</w:t>
-      </w:r>
-    </w:p>
-    <w:p>
-      <w:pPr>
-        <w:spacing w:line="336" w:lineRule="auto" w:after="180"/>
-      </w:pPr>
-      <w:r>
-        <w:rPr>
-          <w:b w:val="0"/>
-        </w:rPr>
-        <w:t xml:space="preserve">Each pair below is reference then </w:t>
-      </w:r>
-      <w:r>
-        <w:rPr>
-          <w:b/>
-        </w:rPr>
-        <w:t>prediction</w:t>
-      </w:r>
-      <w:r>
-        <w:rPr>
-          <w:b w:val="0"/>
-        </w:rPr>
-        <w:t>: R1 clear/clear, R2 clear/blocked, R3 clear/blocked, R4 blocked/blocked, R5 blocked/clear, R6 blocked/blocked. Use clear then blocked on both axes and reference rows.</w:t>
-      </w:r>
-    </w:p>
-    <w:p>
-      <w:pPr>
-        <w:spacing w:line="336" w:lineRule="auto" w:after="180"/>
-      </w:pPr>
-      <w:r>
-        <w:rPr>
-          <w:b w:val="0"/>
-        </w:rPr>
-        <w:t>Build the matrix, give row and column totals, name TP,TN,FP,FN with blocked positive, and calculate accuracy.</w:t>
-      </w:r>
-    </w:p>
-    <w:p>
-      <w:pPr>
-        <w:pStyle w:val="Heading3"/>
-      </w:pPr>
-      <w:r>
-        <w:t>My reasoning and evidence</w:t>
-      </w:r>
-    </w:p>
-    <w:p>
-      <w:r>
-        <w:t>________________________________________________________________</w:t>
-      </w:r>
-    </w:p>
-    <w:p>
-      <w:r>
-        <w:t>________________________________________________________________</w:t>
-      </w:r>
-    </w:p>
-    <w:p>
-      <w:r>
-        <w:t>________________________________________________________________</w:t>
-      </w:r>
-    </w:p>
-    <w:p>
-      <w:r>
-        <w:t>________________________________________________________________</w:t>
-      </w:r>
-    </w:p>
-    <w:p>
-      <w:r>
-        <w:t>________________________________________________________________</w:t>
-      </w:r>
-    </w:p>
-    <w:p>
-      <w:r>
-        <w:t>________________________________________________________________</w:t>
-      </w:r>
-    </w:p>
-    <w:p>
-      <w:r>
-        <w:t>________________________________________________________________</w:t>
-      </w:r>
-    </w:p>
-    <w:p>
-      <w:r>
-        <w:t>________________________________________________________________</w:t>
-      </w:r>
-    </w:p>
-    <w:p>
-      <w:pPr>
-        <w:pStyle w:val="Heading1"/>
-      </w:pPr>
-      <w:r>
-        <w:t>16. W5 Interpret a zero count carefully</w:t>
-      </w:r>
-    </w:p>
-    <w:p>
-      <w:r>
-        <w:t>Interpret a zero count carefully. Apply the supplied Types of Classification Error facts and keep your reasoning.</w:t>
-      </w:r>
-    </w:p>
-    <w:p>
-      <w:pPr>
-        <w:spacing w:line="336" w:lineRule="auto" w:after="180"/>
-        <w:shd w:fill="F5F1FB"/>
-      </w:pPr>
-      <w:r>
-        <w:rPr>
-          <w:b w:val="0"/>
-        </w:rPr>
-        <w:t xml:space="preserve">A report gives zero </w:t>
-      </w:r>
-      <w:r>
-        <w:rPr>
-          <w:b/>
-        </w:rPr>
-        <w:t>false positive</w:t>
-      </w:r>
-      <w:r>
-        <w:rPr>
-          <w:b w:val="0"/>
-        </w:rPr>
-        <w:t>s but omits the evaluated sample size, axes and class definitions. What information is missing, and why does zero not prove that future false alarms are impossible?</w:t>
-      </w:r>
-    </w:p>
-    <w:p>
-      <w:pPr>
-        <w:pStyle w:val="Heading3"/>
-      </w:pPr>
-      <w:r>
-        <w:t>My reasoning and evidence</w:t>
-      </w:r>
-    </w:p>
-    <w:p>
-      <w:r>
-        <w:t>________________________________________________________________</w:t>
-      </w:r>
-    </w:p>
-    <w:p>
-      <w:r>
-        <w:t>________________________________________________________________</w:t>
-      </w:r>
-    </w:p>
-    <w:p>
-      <w:r>
-        <w:t>________________________________________________________________</w:t>
-      </w:r>
-    </w:p>
-    <w:p>
-      <w:r>
-        <w:t>________________________________________________________________</w:t>
-      </w:r>
-    </w:p>
-    <w:p>
-      <w:r>
-        <w:t>________________________________________________________________</w:t>
-      </w:r>
-    </w:p>
-    <w:p>
-      <w:r>
-        <w:t>________________________________________________________________</w:t>
-      </w:r>
-    </w:p>
-    <w:p>
-      <w:pPr>
-        <w:pStyle w:val="Heading1"/>
-      </w:pPr>
-      <w:r>
-        <w:t>17. Feedback, return check and learning record</w:t>
-      </w:r>
-    </w:p>
-    <w:p>
-      <w:r>
-        <w:t>Record the first repaired step and a different case to revisit after a delay.</w:t>
+        <w:t>17. Feedback · Repair and return</w:t>
+      </w:r>
+    </w:p>
+    <w:p>
+      <w:r>
+        <w:t>Keep the first attempt, the repair and a changed-case return.</w:t>
+      </w:r>
+    </w:p>
+    <w:p>
+      <w:pPr>
+        <w:pStyle w:val="Heading2"/>
+      </w:pPr>
+      <w:r>
+        <w:t>Your evidence record</w:t>
       </w:r>
     </w:p>
     <w:tbl>
@@ -1560,12 +878,862 @@
         <w:pStyle w:val="Heading1"/>
       </w:pPr>
       <w:r>
-        <w:t>18. Pictorial case practice: Types of Classification Error</w:t>
-      </w:r>
-    </w:p>
-    <w:p>
-      <w:r>
-        <w:t>A fictional book-condition checker predicts repair or sound. Explain the labelled step before checking the changed condition.</w:t>
+        <w:t>10. Finish · Judge the evidence in your work</w:t>
+      </w:r>
+    </w:p>
+    <w:p>
+      <w:r>
+        <w:t>Point to work that supports your confidence level.</w:t>
+      </w:r>
+    </w:p>
+    <w:p>
+      <w:pPr>
+        <w:pStyle w:val="Heading2"/>
+      </w:pPr>
+      <w:r>
+        <w:t>Your evidence record</w:t>
+      </w:r>
+    </w:p>
+    <w:p>
+      <w:pPr>
+        <w:pStyle w:val="ListBullet"/>
+      </w:pPr>
+      <w:r>
+        <w:t>I can explain the mechanism.</w:t>
+      </w:r>
+    </w:p>
+    <w:p>
+      <w:pPr>
+        <w:pStyle w:val="ListBullet"/>
+      </w:pPr>
+      <w:r>
+        <w:t>I can show evidence.</w:t>
+      </w:r>
+    </w:p>
+    <w:p>
+      <w:pPr>
+        <w:pStyle w:val="ListBullet"/>
+      </w:pPr>
+      <w:r>
+        <w:t>I can handle a changed case.</w:t>
+      </w:r>
+    </w:p>
+    <w:p>
+      <w:pPr>
+        <w:pStyle w:val="ListBullet"/>
+      </w:pPr>
+      <w:r>
+        <w:t>I can name a limit.</w:t>
+      </w:r>
+    </w:p>
+    <w:p>
+      <w:r>
+        <w:t>Mark each as not yet, with help or independently, and attach supporting work.</w:t>
+      </w:r>
+    </w:p>
+    <w:p>
+      <w:pPr>
+        <w:spacing w:line="336" w:lineRule="auto" w:after="180"/>
+      </w:pPr>
+      <w:r>
+        <w:rPr>
+          <w:b w:val="0"/>
+        </w:rPr>
+        <w:t>Teacher review ____________________  Next step ____________________</w:t>
+      </w:r>
+    </w:p>
+    <w:p>
+      <w:pPr>
+        <w:pStyle w:val="Heading1"/>
+      </w:pPr>
+      <w:r>
+        <w:t>Reference bank and extra practice</w:t>
+      </w:r>
+    </w:p>
+    <w:p>
+      <w:pPr>
+        <w:pStyle w:val="Heading1"/>
+      </w:pPr>
+      <w:r>
+        <w:t>02. Reference · Supported W2 record</w:t>
+      </w:r>
+    </w:p>
+    <w:p>
+      <w:r>
+        <w:t>This is the same W2 attempt. Keep one response record.</w:t>
+      </w:r>
+    </w:p>
+    <w:p>
+      <w:pPr>
+        <w:pStyle w:val="Heading2"/>
+      </w:pPr>
+      <w:r>
+        <w:t>Use this when helpful</w:t>
+      </w:r>
+    </w:p>
+    <w:p>
+      <w:pPr>
+        <w:spacing w:line="336" w:lineRule="auto" w:after="180"/>
+      </w:pPr>
+      <w:r>
+        <w:rPr>
+          <w:b w:val="0"/>
+        </w:rPr>
+        <w:t>Use W2: Explain the two error types for Confusion matrices. Record the answer once; the lesson and workbook refer to the same attempt.</w:t>
+      </w:r>
+    </w:p>
+    <w:tbl>
+      <w:tblPr>
+        <w:tblStyle w:val="LightShading-Accent1"/>
+        <w:tblW w:type="auto" w:w="0"/>
+        <w:tblLook w:firstColumn="1" w:firstRow="1" w:lastColumn="0" w:lastRow="0" w:noHBand="0" w:noVBand="1" w:val="04A0"/>
+      </w:tblPr>
+      <w:tblGrid>
+        <w:gridCol w:w="2556"/>
+        <w:gridCol w:w="2556"/>
+        <w:gridCol w:w="2556"/>
+        <w:gridCol w:w="2556"/>
+      </w:tblGrid>
+      <w:tr>
+        <w:trPr>
+          <w:tblHeader/>
+        </w:trPr>
+        <w:tc>
+          <w:tcPr>
+            <w:tcW w:type="dxa" w:w="2556"/>
+          </w:tcPr>
+          <w:p>
+            <w:r>
+              <w:t>Given inputs</w:t>
+            </w:r>
+          </w:p>
+        </w:tc>
+        <w:tc>
+          <w:tcPr>
+            <w:tcW w:type="dxa" w:w="2556"/>
+          </w:tcPr>
+          <w:p>
+            <w:r>
+              <w:t>Procedure I chose</w:t>
+            </w:r>
+          </w:p>
+        </w:tc>
+        <w:tc>
+          <w:tcPr>
+            <w:tcW w:type="dxa" w:w="2556"/>
+          </w:tcPr>
+          <w:p>
+            <w:r>
+              <w:t>Middle steps</w:t>
+            </w:r>
+          </w:p>
+        </w:tc>
+        <w:tc>
+          <w:tcPr>
+            <w:tcW w:type="dxa" w:w="2556"/>
+          </w:tcPr>
+          <w:p>
+            <w:r>
+              <w:t>Result and check</w:t>
+            </w:r>
+          </w:p>
+        </w:tc>
+      </w:tr>
+      <w:tr>
+        <w:tc>
+          <w:tcPr>
+            <w:tcW w:type="dxa" w:w="2556"/>
+          </w:tcPr>
+          <w:p>
+            <w:r/>
+          </w:p>
+        </w:tc>
+        <w:tc>
+          <w:tcPr>
+            <w:tcW w:type="dxa" w:w="2556"/>
+          </w:tcPr>
+          <w:p>
+            <w:r/>
+          </w:p>
+        </w:tc>
+        <w:tc>
+          <w:tcPr>
+            <w:tcW w:type="dxa" w:w="2556"/>
+          </w:tcPr>
+          <w:p>
+            <w:r/>
+          </w:p>
+        </w:tc>
+        <w:tc>
+          <w:tcPr>
+            <w:tcW w:type="dxa" w:w="2556"/>
+          </w:tcPr>
+          <w:p>
+            <w:r/>
+          </w:p>
+        </w:tc>
+      </w:tr>
+    </w:tbl>
+    <w:p>
+      <w:pPr>
+        <w:pStyle w:val="Heading3"/>
+      </w:pPr>
+      <w:r>
+        <w:t>The step I completed without help, and the hint I needed</w:t>
+      </w:r>
+    </w:p>
+    <w:p>
+      <w:r>
+        <w:t>________________________________________________________________</w:t>
+      </w:r>
+    </w:p>
+    <w:p>
+      <w:r>
+        <w:t>________________________________________________________________</w:t>
+      </w:r>
+    </w:p>
+    <w:p>
+      <w:r>
+        <w:t>________________________________________________________________</w:t>
+      </w:r>
+    </w:p>
+    <w:p>
+      <w:pPr>
+        <w:pStyle w:val="Heading1"/>
+      </w:pPr>
+      <w:r>
+        <w:t>03. Extra practice · Repair the explanation</w:t>
+      </w:r>
+    </w:p>
+    <w:p>
+      <w:r>
+        <w:t>Explain the deciding fact before discussing the answer.</w:t>
+      </w:r>
+    </w:p>
+    <w:p>
+      <w:pPr>
+        <w:pStyle w:val="Heading2"/>
+      </w:pPr>
+      <w:r>
+        <w:t>Use this when helpful</w:t>
+      </w:r>
+    </w:p>
+    <w:p>
+      <w:pPr>
+        <w:spacing w:line="336" w:lineRule="auto" w:after="180"/>
+      </w:pPr>
+      <w:r>
+        <w:rPr>
+          <w:b w:val="0"/>
+        </w:rPr>
+        <w:t>Use the worked case for Confusion matrices. Proposed explanation: “Positive means good”. Decide whether this explanation is supported. Point to the step or supplied fact that decides; explain your repair if needed.</w:t>
+      </w:r>
+    </w:p>
+    <w:p>
+      <w:pPr>
+        <w:pStyle w:val="Heading3"/>
+      </w:pPr>
+      <w:r>
+        <w:t>My explanation before partner discussion</w:t>
+      </w:r>
+    </w:p>
+    <w:p>
+      <w:r>
+        <w:t>________________________________________________________________</w:t>
+      </w:r>
+    </w:p>
+    <w:p>
+      <w:r>
+        <w:t>________________________________________________________________</w:t>
+      </w:r>
+    </w:p>
+    <w:p>
+      <w:r>
+        <w:t>________________________________________________________________</w:t>
+      </w:r>
+    </w:p>
+    <w:p>
+      <w:r>
+        <w:t>________________________________________________________________</w:t>
+      </w:r>
+    </w:p>
+    <w:p>
+      <w:pPr>
+        <w:pStyle w:val="Heading1"/>
+      </w:pPr>
+      <w:r>
+        <w:t>05. Reference · Original learning target</w:t>
+      </w:r>
+    </w:p>
+    <w:p>
+      <w:r>
+        <w:t>Use this target to inspect an explanation.</w:t>
+      </w:r>
+    </w:p>
+    <w:p>
+      <w:pPr>
+        <w:pStyle w:val="Heading2"/>
+      </w:pPr>
+      <w:r>
+        <w:t>Use this when helpful</w:t>
+      </w:r>
+    </w:p>
+    <w:p>
+      <w:pPr>
+        <w:spacing w:line="336" w:lineRule="auto" w:after="180"/>
+      </w:pPr>
+      <w:r>
+        <w:rPr>
+          <w:b w:val="0"/>
+        </w:rPr>
+        <w:t>Positive means 'should recommend'. A book that should be recommended is rejected; a book that should not be recommended is accepted. Name both errors and explain who experiences each consequence.</w:t>
+      </w:r>
+    </w:p>
+    <w:p>
+      <w:pPr>
+        <w:pStyle w:val="Heading1"/>
+      </w:pPr>
+      <w:r>
+        <w:t>06. Extra practice · A complete case</w:t>
+      </w:r>
+    </w:p>
+    <w:p>
+      <w:r>
+        <w:t>Try the question before checking the worked explanation.</w:t>
+      </w:r>
+    </w:p>
+    <w:p>
+      <w:pPr>
+        <w:pStyle w:val="Heading2"/>
+      </w:pPr>
+      <w:r>
+        <w:t>Use this when helpful</w:t>
+      </w:r>
+    </w:p>
+    <w:p>
+      <w:pPr>
+        <w:spacing w:line="336" w:lineRule="auto" w:after="180"/>
+      </w:pPr>
+      <w:r>
+        <w:rPr>
+          <w:b w:val="0"/>
+        </w:rPr>
+        <w:t>Positive means should recommend. Actual/predicted pairs are yes/yes, no/yes, yes/no, no/no.</w:t>
+      </w:r>
+    </w:p>
+    <w:p>
+      <w:pPr>
+        <w:spacing w:line="336" w:lineRule="auto" w:after="180"/>
+      </w:pPr>
+      <w:r>
+        <w:rPr>
+          <w:b w:val="0"/>
+        </w:rPr>
+        <w:t>Name the four outcomes.</w:t>
+      </w:r>
+    </w:p>
+    <w:p>
+      <w:pPr>
+        <w:spacing w:line="336" w:lineRule="auto" w:after="180"/>
+      </w:pPr>
+      <w:r>
+        <w:rPr>
+          <w:b w:val="0"/>
+        </w:rPr>
+        <w:t xml:space="preserve">Show your trace, calculation or </w:t>
+      </w:r>
+      <w:r>
+        <w:rPr>
+          <w:b/>
+        </w:rPr>
+        <w:t>evidence</w:t>
+      </w:r>
+    </w:p>
+    <w:p>
+      <w:pPr>
+        <w:pStyle w:val="Heading3"/>
+      </w:pPr>
+      <w:r>
+        <w:t>Write or draw your reasoning and evidence.</w:t>
+      </w:r>
+    </w:p>
+    <w:p>
+      <w:r>
+        <w:t>________________________________________________________________</w:t>
+      </w:r>
+    </w:p>
+    <w:p>
+      <w:r>
+        <w:t>________________________________________________________________</w:t>
+      </w:r>
+    </w:p>
+    <w:p>
+      <w:r>
+        <w:t>________________________________________________________________</w:t>
+      </w:r>
+    </w:p>
+    <w:p>
+      <w:r>
+        <w:t>________________________________________________________________</w:t>
+      </w:r>
+    </w:p>
+    <w:p>
+      <w:r>
+        <w:t>________________________________________________________________</w:t>
+      </w:r>
+    </w:p>
+    <w:p>
+      <w:pPr>
+        <w:pStyle w:val="Heading1"/>
+      </w:pPr>
+      <w:r>
+        <w:t>07. Extra practice · A changed case</w:t>
+      </w:r>
+    </w:p>
+    <w:p>
+      <w:r>
+        <w:t>Keep this practice separate from the reserved independent attempt.</w:t>
+      </w:r>
+    </w:p>
+    <w:p>
+      <w:pPr>
+        <w:pStyle w:val="Heading2"/>
+      </w:pPr>
+      <w:r>
+        <w:t>Use this when helpful</w:t>
+      </w:r>
+    </w:p>
+    <w:p>
+      <w:pPr>
+        <w:spacing w:line="336" w:lineRule="auto" w:after="180"/>
+      </w:pPr>
+      <w:r>
+        <w:rPr>
+          <w:b w:val="0"/>
+        </w:rPr>
+        <w:t>Positive means sports. A sports book predicted other and a non-sports book predicted sports occur. Name each error and its consequence for the sports shelf.</w:t>
+      </w:r>
+    </w:p>
+    <w:p>
+      <w:pPr>
+        <w:spacing w:line="336" w:lineRule="auto" w:after="180"/>
+      </w:pPr>
+      <w:r>
+        <w:rPr>
+          <w:b w:val="0"/>
+        </w:rPr>
+        <w:t>My practice answer and reason</w:t>
+      </w:r>
+    </w:p>
+    <w:p>
+      <w:pPr>
+        <w:pStyle w:val="Heading3"/>
+      </w:pPr>
+      <w:r>
+        <w:t>Write or draw your reasoning and evidence.</w:t>
+      </w:r>
+    </w:p>
+    <w:p>
+      <w:r>
+        <w:t>________________________________________________________________</w:t>
+      </w:r>
+    </w:p>
+    <w:p>
+      <w:r>
+        <w:t>________________________________________________________________</w:t>
+      </w:r>
+    </w:p>
+    <w:p>
+      <w:r>
+        <w:t>________________________________________________________________</w:t>
+      </w:r>
+    </w:p>
+    <w:p>
+      <w:r>
+        <w:t>________________________________________________________________</w:t>
+      </w:r>
+    </w:p>
+    <w:p>
+      <w:r>
+        <w:t>________________________________________________________________</w:t>
+      </w:r>
+    </w:p>
+    <w:p>
+      <w:pPr>
+        <w:pStyle w:val="Heading3"/>
+      </w:pPr>
+      <w:r>
+        <w:t>Week 13 Test and reflect</w:t>
+      </w:r>
+    </w:p>
+    <w:p>
+      <w:pPr>
+        <w:pStyle w:val="Heading1"/>
+      </w:pPr>
+      <w:r>
+        <w:t>08. Extra practice · Design a revealing test</w:t>
+      </w:r>
+    </w:p>
+    <w:p>
+      <w:r>
+        <w:t>Predict before tracing or testing.</w:t>
+      </w:r>
+    </w:p>
+    <w:p>
+      <w:pPr>
+        <w:pStyle w:val="Heading2"/>
+      </w:pPr>
+      <w:r>
+        <w:t>Use this when helpful</w:t>
+      </w:r>
+    </w:p>
+    <w:p>
+      <w:pPr>
+        <w:spacing w:line="336" w:lineRule="auto" w:after="180"/>
+      </w:pPr>
+      <w:r>
+        <w:rPr>
+          <w:b w:val="0"/>
+        </w:rPr>
+        <w:t xml:space="preserve">Create a changed </w:t>
+      </w:r>
+      <w:r>
+        <w:rPr>
+          <w:b/>
+        </w:rPr>
+        <w:t>input</w:t>
+      </w:r>
+      <w:r>
+        <w:rPr>
+          <w:b w:val="0"/>
+        </w:rPr>
+        <w:t>, boundary case or missing-information case. Write the expected answer or safe response before testing.</w:t>
+      </w:r>
+    </w:p>
+    <w:tbl>
+      <w:tblPr>
+        <w:tblStyle w:val="LightShading-Accent1"/>
+        <w:tblW w:type="auto" w:w="0"/>
+        <w:tblLook w:firstColumn="1" w:firstRow="1" w:lastColumn="0" w:lastRow="0" w:noHBand="0" w:noVBand="1" w:val="04A0"/>
+      </w:tblPr>
+      <w:tblGrid>
+        <w:gridCol w:w="5112"/>
+        <w:gridCol w:w="5112"/>
+      </w:tblGrid>
+      <w:tr>
+        <w:trPr>
+          <w:tblHeader/>
+        </w:trPr>
+        <w:tc>
+          <w:tcPr>
+            <w:tcW w:type="dxa" w:w="5112"/>
+          </w:tcPr>
+          <w:p>
+            <w:r>
+              <w:t>Test record</w:t>
+            </w:r>
+          </w:p>
+        </w:tc>
+        <w:tc>
+          <w:tcPr>
+            <w:tcW w:type="dxa" w:w="5112"/>
+          </w:tcPr>
+          <w:p>
+            <w:r>
+              <w:t>My evidence</w:t>
+            </w:r>
+          </w:p>
+        </w:tc>
+      </w:tr>
+      <w:tr>
+        <w:tc>
+          <w:tcPr>
+            <w:tcW w:type="dxa" w:w="5112"/>
+          </w:tcPr>
+          <w:p>
+            <w:r>
+              <w:t>Changed input or condition</w:t>
+            </w:r>
+          </w:p>
+        </w:tc>
+        <w:tc>
+          <w:tcPr>
+            <w:tcW w:type="dxa" w:w="5112"/>
+          </w:tcPr>
+          <w:p>
+            <w:r/>
+          </w:p>
+        </w:tc>
+      </w:tr>
+      <w:tr>
+        <w:tc>
+          <w:tcPr>
+            <w:tcW w:type="dxa" w:w="5112"/>
+          </w:tcPr>
+          <w:p>
+            <w:r>
+              <w:t>Expected answer or fallback</w:t>
+            </w:r>
+          </w:p>
+        </w:tc>
+        <w:tc>
+          <w:tcPr>
+            <w:tcW w:type="dxa" w:w="5112"/>
+          </w:tcPr>
+          <w:p>
+            <w:r/>
+          </w:p>
+        </w:tc>
+      </w:tr>
+      <w:tr>
+        <w:tc>
+          <w:tcPr>
+            <w:tcW w:type="dxa" w:w="5112"/>
+          </w:tcPr>
+          <w:p>
+            <w:r>
+              <w:t>Observed result</w:t>
+            </w:r>
+          </w:p>
+        </w:tc>
+        <w:tc>
+          <w:tcPr>
+            <w:tcW w:type="dxa" w:w="5112"/>
+          </w:tcPr>
+          <w:p>
+            <w:r/>
+          </w:p>
+        </w:tc>
+      </w:tr>
+      <w:tr>
+        <w:tc>
+          <w:tcPr>
+            <w:tcW w:type="dxa" w:w="5112"/>
+          </w:tcPr>
+          <w:p>
+            <w:r>
+              <w:t>Why the result occurred</w:t>
+            </w:r>
+          </w:p>
+        </w:tc>
+        <w:tc>
+          <w:tcPr>
+            <w:tcW w:type="dxa" w:w="5112"/>
+          </w:tcPr>
+          <w:p>
+            <w:r/>
+          </w:p>
+        </w:tc>
+      </w:tr>
+    </w:tbl>
+    <w:p>
+      <w:pPr>
+        <w:pStyle w:val="Heading1"/>
+      </w:pPr>
+      <w:r>
+        <w:t>11. Reference · Original target response space</w:t>
+      </w:r>
+    </w:p>
+    <w:p>
+      <w:r>
+        <w:t>This teaching case is practice rather than a fresh assessment.</w:t>
+      </w:r>
+    </w:p>
+    <w:p>
+      <w:pPr>
+        <w:pStyle w:val="Heading2"/>
+      </w:pPr>
+      <w:r>
+        <w:t>Use this when helpful</w:t>
+      </w:r>
+    </w:p>
+    <w:p>
+      <w:pPr>
+        <w:spacing w:line="336" w:lineRule="auto" w:after="180"/>
+      </w:pPr>
+      <w:r>
+        <w:rPr>
+          <w:b w:val="0"/>
+        </w:rPr>
+        <w:t>Positive means 'should recommend'. A book that should be recommended is rejected; a book that should not be recommended is accepted. Name both errors and explain who experiences each consequence.</w:t>
+      </w:r>
+    </w:p>
+    <w:p>
+      <w:pPr>
+        <w:pStyle w:val="Heading3"/>
+      </w:pPr>
+      <w:r>
+        <w:t>My explanation after practice</w:t>
+      </w:r>
+    </w:p>
+    <w:p>
+      <w:r>
+        <w:t>________________________________________________________________</w:t>
+      </w:r>
+    </w:p>
+    <w:p>
+      <w:r>
+        <w:t>________________________________________________________________</w:t>
+      </w:r>
+    </w:p>
+    <w:p>
+      <w:r>
+        <w:t>________________________________________________________________</w:t>
+      </w:r>
+    </w:p>
+    <w:p>
+      <w:r>
+        <w:t>________________________________________________________________</w:t>
+      </w:r>
+    </w:p>
+    <w:p>
+      <w:r>
+        <w:t>________________________________________________________________</w:t>
+      </w:r>
+    </w:p>
+    <w:p>
+      <w:r>
+        <w:t>________________________________________________________________</w:t>
+      </w:r>
+    </w:p>
+    <w:p>
+      <w:r>
+        <w:t>________________________________________________________________</w:t>
+      </w:r>
+    </w:p>
+    <w:p>
+      <w:pPr>
+        <w:spacing w:line="336" w:lineRule="auto" w:after="180"/>
+      </w:pPr>
+      <w:r>
+        <w:rPr>
+          <w:b w:val="0"/>
+        </w:rPr>
+        <w:t>Record support used: none, hint or teacher explanation.</w:t>
+      </w:r>
+    </w:p>
+    <w:p>
+      <w:pPr>
+        <w:pStyle w:val="Heading1"/>
+      </w:pPr>
+      <w:r>
+        <w:t>15. Reference · Independent-case response copy</w:t>
+      </w:r>
+    </w:p>
+    <w:p>
+      <w:r>
+        <w:t>This duplicates W4. Reuse the same first-attempt record.</w:t>
+      </w:r>
+    </w:p>
+    <w:p>
+      <w:pPr>
+        <w:pStyle w:val="Heading2"/>
+      </w:pPr>
+      <w:r>
+        <w:t>Use this when helpful</w:t>
+      </w:r>
+    </w:p>
+    <w:p>
+      <w:pPr>
+        <w:spacing w:line="336" w:lineRule="auto" w:after="180"/>
+      </w:pPr>
+      <w:r>
+        <w:rPr>
+          <w:b w:val="0"/>
+        </w:rPr>
+        <w:t xml:space="preserve">Each pair below is reference then </w:t>
+      </w:r>
+      <w:r>
+        <w:rPr>
+          <w:b/>
+        </w:rPr>
+        <w:t>prediction</w:t>
+      </w:r>
+      <w:r>
+        <w:rPr>
+          <w:b w:val="0"/>
+        </w:rPr>
+        <w:t>: R1 clear/clear, R2 clear/blocked, R3 clear/blocked, R4 blocked/blocked, R5 blocked/clear, R6 blocked/blocked. Use clear then blocked on both axes and reference rows.</w:t>
+      </w:r>
+    </w:p>
+    <w:p>
+      <w:pPr>
+        <w:spacing w:line="336" w:lineRule="auto" w:after="180"/>
+      </w:pPr>
+      <w:r>
+        <w:rPr>
+          <w:b w:val="0"/>
+        </w:rPr>
+        <w:t>Build the matrix, give row and column totals, name TP,TN,FP,FN with blocked positive, and calculate accuracy.</w:t>
+      </w:r>
+    </w:p>
+    <w:p>
+      <w:pPr>
+        <w:pStyle w:val="Heading3"/>
+      </w:pPr>
+      <w:r>
+        <w:t>My reasoning and evidence</w:t>
+      </w:r>
+    </w:p>
+    <w:p>
+      <w:r>
+        <w:t>________________________________________________________________</w:t>
+      </w:r>
+    </w:p>
+    <w:p>
+      <w:r>
+        <w:t>________________________________________________________________</w:t>
+      </w:r>
+    </w:p>
+    <w:p>
+      <w:r>
+        <w:t>________________________________________________________________</w:t>
+      </w:r>
+    </w:p>
+    <w:p>
+      <w:r>
+        <w:t>________________________________________________________________</w:t>
+      </w:r>
+    </w:p>
+    <w:p>
+      <w:r>
+        <w:t>________________________________________________________________</w:t>
+      </w:r>
+    </w:p>
+    <w:p>
+      <w:r>
+        <w:t>________________________________________________________________</w:t>
+      </w:r>
+    </w:p>
+    <w:p>
+      <w:r>
+        <w:t>________________________________________________________________</w:t>
+      </w:r>
+    </w:p>
+    <w:p>
+      <w:r>
+        <w:t>________________________________________________________________</w:t>
+      </w:r>
+    </w:p>
+    <w:p>
+      <w:pPr>
+        <w:pStyle w:val="Heading1"/>
+      </w:pPr>
+      <w:r>
+        <w:t>18. Extra practice · Use the worked picture</w:t>
+      </w:r>
+    </w:p>
+    <w:p>
+      <w:r>
+        <w:t>Keep the explanation and the support you used.</w:t>
+      </w:r>
+    </w:p>
+    <w:p>
+      <w:pPr>
+        <w:pStyle w:val="Heading2"/>
+      </w:pPr>
+      <w:r>
+        <w:t>Use this when helpful</w:t>
       </w:r>
     </w:p>
     <w:p>
@@ -1700,7 +1868,6 @@
     <w:p>
       <w:pPr>
         <w:spacing w:line="336" w:lineRule="auto" w:after="180"/>
-        <w:shd w:fill="F5F1FB"/>
       </w:pPr>
       <w:r>
         <w:rPr>
@@ -1749,16 +1916,7 @@
     </w:p>
     <w:p>
       <w:pPr>
-        <w:pStyle w:val="Heading3"/>
-      </w:pPr>
-      <w:r>
-        <w:t>Record the help used</w:t>
-      </w:r>
-    </w:p>
-    <w:p>
-      <w:pPr>
         <w:spacing w:line="336" w:lineRule="auto" w:after="180"/>
-        <w:shd w:fill="F1F6F8"/>
       </w:pPr>
       <w:r>
         <w:rPr>
@@ -1807,12 +1965,20 @@
         <w:pStyle w:val="Heading1"/>
       </w:pPr>
       <w:r>
-        <w:t>19. Project portfolio milestone</w:t>
-      </w:r>
-    </w:p>
-    <w:p>
-      <w:r>
-        <w:t>Keep this week’s input, deciding step, result and limit together in the Transparent Book Recommender record.</w:t>
+        <w:t>19. Reference · Project portfolio record</w:t>
+      </w:r>
+    </w:p>
+    <w:p>
+      <w:r>
+        <w:t>Extend your main project response when helpful.</w:t>
+      </w:r>
+    </w:p>
+    <w:p>
+      <w:pPr>
+        <w:pStyle w:val="Heading2"/>
+      </w:pPr>
+      <w:r>
+        <w:t>Use this when helpful</w:t>
       </w:r>
     </w:p>
     <w:p>
@@ -2014,12 +2180,510 @@
         <w:pStyle w:val="Heading1"/>
       </w:pPr>
       <w:r>
-        <w:t>20. Supported practice and learning evidence</w:t>
-      </w:r>
-    </w:p>
-    <w:p>
-      <w:r>
-        <w:t>Try the supported questions before comparing with hints and feedback. Record what you repaired and the evidence you retained.</w:t>
+        <w:t>20. Extra practice: pictures, repair and feedback</w:t>
+      </w:r>
+    </w:p>
+    <w:p>
+      <w:r>
+        <w:t>Attempt each question before opening its explanation. Use one browser or paper copy.</w:t>
+      </w:r>
+    </w:p>
+    <w:p>
+      <w:pPr>
+        <w:pStyle w:val="Heading2"/>
+      </w:pPr>
+      <w:r>
+        <w:t>First supported question</w:t>
+      </w:r>
+    </w:p>
+    <w:p>
+      <w:pPr>
+        <w:pStyle w:val="ListBullet"/>
+      </w:pPr>
+      <w:r>
+        <w:t>A fictional book-condition checker predicts repair or sound.</w:t>
+      </w:r>
+    </w:p>
+    <w:p>
+      <w:pPr>
+        <w:pStyle w:val="Heading3"/>
+      </w:pPr>
+      <w:r>
+        <w:t>Practice 1: explain the deciding evidence</w:t>
+      </w:r>
+    </w:p>
+    <w:p>
+      <w:pPr>
+        <w:pStyle w:val="ListBullet"/>
+      </w:pPr>
+      <w:r>
+        <w:t>Which labelled step matches this detail? Matrix [[2,1],[1,2]]: agreement 4/6, repair recall 2/3.</w:t>
+      </w:r>
+    </w:p>
+    <w:p>
+      <w:pPr>
+        <w:pStyle w:val="ListBullet"/>
+      </w:pPr>
+      <w:r>
+        <w:t>1. Declare axes</w:t>
+      </w:r>
+    </w:p>
+    <w:p>
+      <w:pPr>
+        <w:pStyle w:val="ListBullet"/>
+      </w:pPr>
+      <w:r>
+        <w:t>2. Read result</w:t>
+      </w:r>
+    </w:p>
+    <w:p>
+      <w:pPr>
+        <w:pStyle w:val="ListBullet"/>
+      </w:pPr>
+      <w:r>
+        <w:t>3. Fill repair row</w:t>
+      </w:r>
+    </w:p>
+    <w:p>
+      <w:pPr>
+        <w:pStyle w:val="ListBullet"/>
+      </w:pPr>
+      <w:r>
+        <w:t>4. Fill sound row</w:t>
+      </w:r>
+    </w:p>
+    <w:p>
+      <w:pPr>
+        <w:pStyle w:val="Heading3"/>
+      </w:pPr>
+      <w:r>
+        <w:t>My selected conclusion, deciding fact and explanation</w:t>
+      </w:r>
+    </w:p>
+    <w:p>
+      <w:r>
+        <w:t>________________________________________________________________</w:t>
+      </w:r>
+    </w:p>
+    <w:p>
+      <w:r>
+        <w:t>________________________________________________________________</w:t>
+      </w:r>
+    </w:p>
+    <w:p>
+      <w:r>
+        <w:t>________________________________________________________________</w:t>
+      </w:r>
+    </w:p>
+    <w:p>
+      <w:r>
+        <w:t>________________________________________________________________</w:t>
+      </w:r>
+    </w:p>
+    <w:p>
+      <w:r>
+        <w:t>________________________________________________________________</w:t>
+      </w:r>
+    </w:p>
+    <w:p>
+      <w:pPr>
+        <w:pStyle w:val="ListBullet"/>
+      </w:pPr>
+      <w:r>
+        <w:t>Hint if needed: Read the steps in the pictorial case. Match the supplied detail to the stage that performs or records it.</w:t>
+      </w:r>
+    </w:p>
+    <w:p>
+      <w:pPr>
+        <w:pStyle w:val="Heading2"/>
+      </w:pPr>
+      <w:r>
+        <w:t>Check the first explanation · reference / check after trying</w:t>
+      </w:r>
+    </w:p>
+    <w:p>
+      <w:pPr>
+        <w:spacing w:line="336" w:lineRule="auto" w:after="180"/>
+      </w:pPr>
+      <w:r>
+        <w:rPr>
+          <w:b w:val="0"/>
+        </w:rPr>
+        <w:t>After your attempt, compare with the supported explanation: Read result Matrix [[2,1],[1,2]]: agreement 4/6, repair recall 2/3. Each case enters one cell according to its reference and predicted label.</w:t>
+      </w:r>
+    </w:p>
+    <w:p>
+      <w:pPr>
+        <w:spacing w:line="336" w:lineRule="auto" w:after="180"/>
+      </w:pPr>
+      <w:r>
+        <w:rPr>
+          <w:b w:val="0"/>
+        </w:rPr>
+        <w:t>The off-diagonal cells represent different mistakes: a false alarm on a sound book versus a missed repair.</w:t>
+      </w:r>
+    </w:p>
+    <w:p>
+      <w:pPr>
+        <w:spacing w:line="336" w:lineRule="auto" w:after="180"/>
+      </w:pPr>
+      <w:r>
+        <w:rPr>
+          <w:b w:val="0"/>
+        </w:rPr>
+        <w:t>Trace the cell definitions before naming rates; swapping axes changes the table’s interpretation even if its diagonal sum remains unchanged.</w:t>
+      </w:r>
+    </w:p>
+    <w:p>
+      <w:pPr>
+        <w:pStyle w:val="Heading2"/>
+      </w:pPr>
+      <w:r>
+        <w:t>Changed-case question</w:t>
+      </w:r>
+    </w:p>
+    <w:p>
+      <w:pPr>
+        <w:pStyle w:val="Heading3"/>
+      </w:pPr>
+      <w:r>
+        <w:t>Practice 2: explain the deciding evidence</w:t>
+      </w:r>
+    </w:p>
+    <w:p>
+      <w:pPr>
+        <w:pStyle w:val="ListBullet"/>
+      </w:pPr>
+      <w:r>
+        <w:t>Changed-case practice: Change one repair/sound prediction to repair/repair after a real model revision. Which conclusion is supported by the supplied facts?</w:t>
+      </w:r>
+    </w:p>
+    <w:p>
+      <w:pPr>
+        <w:pStyle w:val="ListBullet"/>
+      </w:pPr>
+      <w:r>
+        <w:t>1. Repair row becomes [0,3]; agreement becomes 5/6.</w:t>
+      </w:r>
+    </w:p>
+    <w:p>
+      <w:pPr>
+        <w:pStyle w:val="ListBullet"/>
+      </w:pPr>
+      <w:r>
+        <w:t>2. We can decide the result without examining the changed input or the procedure.</w:t>
+      </w:r>
+    </w:p>
+    <w:p>
+      <w:pPr>
+        <w:pStyle w:val="ListBullet"/>
+      </w:pPr>
+      <w:r>
+        <w:t>3. This one example guarantees correct results for every future input.</w:t>
+      </w:r>
+    </w:p>
+    <w:p>
+      <w:pPr>
+        <w:pStyle w:val="Heading3"/>
+      </w:pPr>
+      <w:r>
+        <w:t>My selected conclusion, deciding fact and explanation</w:t>
+      </w:r>
+    </w:p>
+    <w:p>
+      <w:r>
+        <w:t>________________________________________________________________</w:t>
+      </w:r>
+    </w:p>
+    <w:p>
+      <w:r>
+        <w:t>________________________________________________________________</w:t>
+      </w:r>
+    </w:p>
+    <w:p>
+      <w:r>
+        <w:t>________________________________________________________________</w:t>
+      </w:r>
+    </w:p>
+    <w:p>
+      <w:r>
+        <w:t>________________________________________________________________</w:t>
+      </w:r>
+    </w:p>
+    <w:p>
+      <w:r>
+        <w:t>________________________________________________________________</w:t>
+      </w:r>
+    </w:p>
+    <w:p>
+      <w:pPr>
+        <w:pStyle w:val="ListBullet"/>
+      </w:pPr>
+      <w:r>
+        <w:t>Hint if needed: Use the changed condition and the deciding step in the pictorial trace. The answer must say what follows from those facts.</w:t>
+      </w:r>
+    </w:p>
+    <w:p>
+      <w:pPr>
+        <w:pStyle w:val="Heading2"/>
+      </w:pPr>
+      <w:r>
+        <w:t>Check the changed case · reference / check after trying</w:t>
+      </w:r>
+    </w:p>
+    <w:p>
+      <w:pPr>
+        <w:spacing w:line="336" w:lineRule="auto" w:after="180"/>
+      </w:pPr>
+      <w:r>
+        <w:rPr>
+          <w:b w:val="0"/>
+        </w:rPr>
+        <w:t xml:space="preserve">After your attempt, compare with the supported explanation: Repair row becomes [0,3]; agreement becomes 5/6. One </w:t>
+      </w:r>
+      <w:r>
+        <w:rPr>
+          <w:b/>
+        </w:rPr>
+        <w:t>false negative</w:t>
+      </w:r>
+      <w:r>
+        <w:rPr>
+          <w:b w:val="0"/>
+        </w:rPr>
+        <w:t xml:space="preserve"> moves to </w:t>
+      </w:r>
+      <w:r>
+        <w:rPr>
+          <w:b/>
+        </w:rPr>
+        <w:t>true positive</w:t>
+      </w:r>
+      <w:r>
+        <w:rPr>
+          <w:b w:val="0"/>
+        </w:rPr>
+        <w:t>; the sound row stays [2,1].</w:t>
+      </w:r>
+    </w:p>
+    <w:p>
+      <w:pPr>
+        <w:pStyle w:val="Heading2"/>
+      </w:pPr>
+      <w:r>
+        <w:t>Repair and save your work</w:t>
+      </w:r>
+    </w:p>
+    <w:p>
+      <w:pPr>
+        <w:spacing w:line="336" w:lineRule="auto" w:after="180"/>
+      </w:pPr>
+      <w:r>
+        <w:rPr>
+          <w:b w:val="0"/>
+        </w:rPr>
+        <w:t>Review Accuracy as a Fraction (ai-2/12). Goal: Explain why overall accuracy can hide failure on a less common class. Short practice: Why is 100% repair detection not sufficient to declare the changed classifier best?.</w:t>
+      </w:r>
+    </w:p>
+    <w:p>
+      <w:pPr>
+        <w:spacing w:line="336" w:lineRule="auto" w:after="180"/>
+      </w:pPr>
+      <w:r>
+        <w:rPr>
+          <w:b w:val="0"/>
+        </w:rPr>
+        <w:t>Return to this week and explain what you changed.</w:t>
+      </w:r>
+    </w:p>
+    <w:p>
+      <w:pPr>
+        <w:spacing w:line="336" w:lineRule="auto" w:after="180"/>
+      </w:pPr>
+      <w:r>
+        <w:rPr>
+          <w:b w:val="0"/>
+        </w:rPr>
+        <w:t xml:space="preserve">Review Human Classifier Simulation (ai-2/10). Goal: Construct a classifier with a stated </w:t>
+      </w:r>
+      <w:r>
+        <w:rPr>
+          <w:b/>
+        </w:rPr>
+        <w:t>input</w:t>
+      </w:r>
+      <w:r>
+        <w:rPr>
+          <w:b w:val="0"/>
+        </w:rPr>
+        <w:t xml:space="preserve"> format, selected rule and recorded </w:t>
+      </w:r>
+      <w:r>
+        <w:rPr>
+          <w:b/>
+        </w:rPr>
+        <w:t>output</w:t>
+      </w:r>
+      <w:r>
+        <w:rPr>
+          <w:b w:val="0"/>
+        </w:rPr>
+        <w:t>.</w:t>
+      </w:r>
+    </w:p>
+    <w:p>
+      <w:pPr>
+        <w:spacing w:line="336" w:lineRule="auto" w:after="180"/>
+      </w:pPr>
+      <w:r>
+        <w:rPr>
+          <w:b w:val="0"/>
+        </w:rPr>
+        <w:t>Short practice: Why are J and M initially treated differently even though both are illustrated mysteries?. Return to this week and explain what you changed.</w:t>
+      </w:r>
+    </w:p>
+    <w:p>
+      <w:pPr>
+        <w:spacing w:line="336" w:lineRule="auto" w:after="180"/>
+      </w:pPr>
+      <w:r>
+        <w:rPr>
+          <w:b w:val="0"/>
+        </w:rPr>
+        <w:t>Review Rows Columns and Data Types (ai-2/7). Goal: Specify a table schema. Short practice: Which two rows originally fail, and do they fail for the same reason?. Return to this week and explain what you changed.</w:t>
+      </w:r>
+    </w:p>
+    <w:p>
+      <w:pPr>
+        <w:spacing w:line="336" w:lineRule="auto" w:after="180"/>
+      </w:pPr>
+      <w:r>
+        <w:rPr>
+          <w:b w:val="0"/>
+        </w:rPr>
+        <w:t xml:space="preserve">The browser lab lets you edit the supported Python examples already included in this lesson. Predict first, run, inspect the actual </w:t>
+      </w:r>
+      <w:r>
+        <w:rPr>
+          <w:b/>
+        </w:rPr>
+        <w:t>output</w:t>
+      </w:r>
+      <w:r>
+        <w:rPr>
+          <w:b w:val="0"/>
+        </w:rPr>
+        <w:t xml:space="preserve"> or error, change one </w:t>
+      </w:r>
+      <w:r>
+        <w:rPr>
+          <w:b/>
+        </w:rPr>
+        <w:t>input</w:t>
+      </w:r>
+      <w:r>
+        <w:rPr>
+          <w:b w:val="0"/>
+        </w:rPr>
+        <w:t>, then run again.</w:t>
+      </w:r>
+    </w:p>
+    <w:p>
+      <w:pPr>
+        <w:spacing w:line="336" w:lineRule="auto" w:after="180"/>
+      </w:pPr>
+      <w:r>
+        <w:rPr>
+          <w:b w:val="0"/>
+        </w:rPr>
+        <w:t xml:space="preserve">Keep code, </w:t>
+      </w:r>
+      <w:r>
+        <w:rPr>
+          <w:b/>
+        </w:rPr>
+        <w:t>prediction</w:t>
+      </w:r>
+      <w:r>
+        <w:rPr>
+          <w:b w:val="0"/>
+        </w:rPr>
+        <w:t>s, actual results and a reasoned revision together. On paper, label your result as a trace rather than an execution.</w:t>
+      </w:r>
+    </w:p>
+    <w:p>
+      <w:pPr>
+        <w:spacing w:line="336" w:lineRule="auto" w:after="180"/>
+      </w:pPr>
+      <w:r>
+        <w:rPr>
+          <w:b w:val="0"/>
+        </w:rPr>
+        <w:t xml:space="preserve">Use Download completed work in the hosted lesson to export your answers, reflections, practice feedback and code-run </w:t>
+      </w:r>
+      <w:r>
+        <w:rPr>
+          <w:b/>
+        </w:rPr>
+        <w:t>evidence</w:t>
+      </w:r>
+      <w:r>
+        <w:rPr>
+          <w:b w:val="0"/>
+        </w:rPr>
+        <w:t>. Open the HTML copy to read or print it.</w:t>
+      </w:r>
+    </w:p>
+    <w:p>
+      <w:pPr>
+        <w:spacing w:line="336" w:lineRule="auto" w:after="180"/>
+      </w:pPr>
+      <w:r>
+        <w:rPr>
+          <w:b w:val="0"/>
+        </w:rPr>
+        <w:t>Drafts stay in this browser when storage is available; clear drafts on a shared device.</w:t>
+      </w:r>
+    </w:p>
+    <w:p>
+      <w:pPr>
+        <w:pStyle w:val="Heading3"/>
+      </w:pPr>
+      <w:r>
+        <w:t>What I repaired, the evidence I kept and the next test</w:t>
+      </w:r>
+    </w:p>
+    <w:p>
+      <w:r>
+        <w:t>________________________________________________________________</w:t>
+      </w:r>
+    </w:p>
+    <w:p>
+      <w:r>
+        <w:t>________________________________________________________________</w:t>
+      </w:r>
+    </w:p>
+    <w:p>
+      <w:r>
+        <w:t>________________________________________________________________</w:t>
+      </w:r>
+    </w:p>
+    <w:p>
+      <w:r>
+        <w:t>________________________________________________________________</w:t>
+      </w:r>
+    </w:p>
+    <w:p>
+      <w:r>
+        <w:t>________________________________________________________________</w:t>
+      </w:r>
+    </w:p>
+    <w:p>
+      <w:pPr>
+        <w:pStyle w:val="Heading2"/>
+      </w:pPr>
+      <w:r>
+        <w:t>Earlier wording, alternatives and picture transcripts · reference / check after trying</w:t>
       </w:r>
     </w:p>
     <w:p>
@@ -2035,80 +2699,10 @@
     </w:p>
     <w:p>
       <w:pPr>
-        <w:spacing w:line="336" w:lineRule="auto" w:after="180"/>
-      </w:pPr>
-      <w:r>
-        <w:rPr>
-          <w:b w:val="0"/>
-        </w:rPr>
-        <w:t>A fictional book-condition checker predicts repair or sound.</w:t>
-      </w:r>
-    </w:p>
-    <w:p>
-      <w:pPr>
         <w:pStyle w:val="Heading3"/>
       </w:pPr>
       <w:r>
-        <w:t>Practice 1: explain the deciding evidence</w:t>
-      </w:r>
-    </w:p>
-    <w:p>
-      <w:pPr>
-        <w:spacing w:line="336" w:lineRule="auto" w:after="180"/>
-      </w:pPr>
-      <w:r>
-        <w:rPr>
-          <w:b w:val="0"/>
-        </w:rPr>
-        <w:t>Which labelled step matches this detail? Matrix [[2,1],[1,2]]: agreement 4/6, repair recall 2/3.</w:t>
-      </w:r>
-    </w:p>
-    <w:p>
-      <w:pPr>
-        <w:spacing w:line="336" w:lineRule="auto" w:after="180"/>
-        <w:shd w:fill="F4F9FC"/>
-      </w:pPr>
-      <w:r>
-        <w:rPr>
-          <w:b w:val="0"/>
-        </w:rPr>
-        <w:t>1. Declare axes</w:t>
-      </w:r>
-    </w:p>
-    <w:p>
-      <w:pPr>
-        <w:spacing w:line="336" w:lineRule="auto" w:after="180"/>
-        <w:shd w:fill="F4F9FC"/>
-      </w:pPr>
-      <w:r>
-        <w:rPr>
-          <w:b w:val="0"/>
-        </w:rPr>
-        <w:t>2. Read result</w:t>
-      </w:r>
-    </w:p>
-    <w:p>
-      <w:pPr>
-        <w:spacing w:line="336" w:lineRule="auto" w:after="180"/>
-        <w:shd w:fill="F4F9FC"/>
-      </w:pPr>
-      <w:r>
-        <w:rPr>
-          <w:b w:val="0"/>
-        </w:rPr>
-        <w:t>3. Fill repair row</w:t>
-      </w:r>
-    </w:p>
-    <w:p>
-      <w:pPr>
-        <w:spacing w:line="336" w:lineRule="auto" w:after="180"/>
-        <w:shd w:fill="F4F9FC"/>
-      </w:pPr>
-      <w:r>
-        <w:rPr>
-          <w:b w:val="0"/>
-        </w:rPr>
-        <w:t>4. Fill sound row</w:t>
+        <w:t>Repair a missing building block</w:t>
       </w:r>
     </w:p>
     <w:p>
@@ -2116,32 +2710,7 @@
         <w:pStyle w:val="Heading3"/>
       </w:pPr>
       <w:r>
-        <w:t>My selected conclusion, deciding fact and explanation</w:t>
-      </w:r>
-    </w:p>
-    <w:p>
-      <w:r>
-        <w:t>________________________________________________________________</w:t>
-      </w:r>
-    </w:p>
-    <w:p>
-      <w:r>
-        <w:t>________________________________________________________________</w:t>
-      </w:r>
-    </w:p>
-    <w:p>
-      <w:r>
-        <w:t>________________________________________________________________</w:t>
-      </w:r>
-    </w:p>
-    <w:p>
-      <w:r>
-        <w:t>________________________________________________________________</w:t>
-      </w:r>
-    </w:p>
-    <w:p>
-      <w:r>
-        <w:t>________________________________________________________________</w:t>
+        <w:t>Predict, run and debug</w:t>
       </w:r>
     </w:p>
     <w:p>
@@ -2149,506 +2718,25 @@
         <w:pStyle w:val="Heading3"/>
       </w:pPr>
       <w:r>
-        <w:t>Hint · try first</w:t>
-      </w:r>
-    </w:p>
-    <w:p>
-      <w:pPr>
-        <w:spacing w:line="336" w:lineRule="auto" w:after="180"/>
-        <w:shd w:fill="F1F6F8"/>
-      </w:pPr>
-      <w:r>
-        <w:rPr>
-          <w:b w:val="0"/>
-        </w:rPr>
-        <w:t>Hint if needed: Read the steps in the pictorial case. Match the supplied detail to the stage that performs or records it.</w:t>
-      </w:r>
-    </w:p>
-    <w:p>
-      <w:pPr>
-        <w:pStyle w:val="Heading3"/>
-      </w:pPr>
-      <w:r>
-        <w:t>Feedback · compare after trying</w:t>
-      </w:r>
-    </w:p>
-    <w:p>
-      <w:pPr>
-        <w:spacing w:line="336" w:lineRule="auto" w:after="180"/>
-        <w:shd w:fill="F1F6FC"/>
-      </w:pPr>
-      <w:r>
-        <w:rPr>
-          <w:b w:val="0"/>
-        </w:rPr>
-        <w:t>After your attempt, compare with the supported explanation: Read result Matrix [[2,1],[1,2]]: agreement 4/6, repair recall 2/3. Each case enters one cell according to its reference and predicted label.</w:t>
-      </w:r>
-    </w:p>
-    <w:p>
-      <w:pPr>
-        <w:spacing w:line="336" w:lineRule="auto" w:after="180"/>
-        <w:shd w:fill="F1F6FC"/>
-      </w:pPr>
-      <w:r>
-        <w:rPr>
-          <w:b w:val="0"/>
-        </w:rPr>
-        <w:t>The off-diagonal cells represent different mistakes: a false alarm on a sound book versus a missed repair.</w:t>
-      </w:r>
-    </w:p>
-    <w:p>
-      <w:pPr>
-        <w:spacing w:line="336" w:lineRule="auto" w:after="180"/>
-        <w:shd w:fill="F1F6FC"/>
-      </w:pPr>
-      <w:r>
-        <w:rPr>
-          <w:b w:val="0"/>
-        </w:rPr>
-        <w:t>Trace the cell definitions before naming rates; swapping axes changes the table’s interpretation even if its diagonal sum remains unchanged.</w:t>
-      </w:r>
-    </w:p>
-    <w:p>
-      <w:pPr>
-        <w:pStyle w:val="Heading3"/>
-      </w:pPr>
-      <w:r>
-        <w:t>Practice 2: explain the deciding evidence</w:t>
-      </w:r>
-    </w:p>
-    <w:p>
-      <w:pPr>
-        <w:pStyle w:val="Heading3"/>
-      </w:pPr>
-      <w:r>
-        <w:t>Changed case · predict first</w:t>
-      </w:r>
-    </w:p>
-    <w:p>
-      <w:pPr>
-        <w:spacing w:line="336" w:lineRule="auto" w:after="180"/>
-        <w:shd w:fill="F5F1FB"/>
-      </w:pPr>
-      <w:r>
-        <w:rPr>
-          <w:b w:val="0"/>
-        </w:rPr>
-        <w:t xml:space="preserve">Changed-case practice: Change one repair/sound </w:t>
-      </w:r>
-      <w:r>
-        <w:rPr>
-          <w:b/>
-        </w:rPr>
-        <w:t>prediction</w:t>
-      </w:r>
-      <w:r>
-        <w:rPr>
-          <w:b w:val="0"/>
-        </w:rPr>
-        <w:t xml:space="preserve"> to repair/repair after a real model revision. Which conclusion is supported by the supplied facts?</w:t>
-      </w:r>
-    </w:p>
-    <w:p>
-      <w:pPr>
-        <w:spacing w:line="336" w:lineRule="auto" w:after="180"/>
-        <w:shd w:fill="F4F9FC"/>
-      </w:pPr>
-      <w:r>
-        <w:rPr>
-          <w:b w:val="0"/>
-        </w:rPr>
-        <w:t>1. Repair row becomes [0,3]; agreement becomes 5/6.</w:t>
-      </w:r>
-    </w:p>
-    <w:p>
-      <w:pPr>
-        <w:spacing w:line="336" w:lineRule="auto" w:after="180"/>
-        <w:shd w:fill="F4F9FC"/>
-      </w:pPr>
-      <w:r>
-        <w:rPr>
-          <w:b w:val="0"/>
-        </w:rPr>
-        <w:t xml:space="preserve">2. We can decide the result without examining the changed </w:t>
-      </w:r>
-      <w:r>
-        <w:rPr>
-          <w:b/>
-        </w:rPr>
-        <w:t>input</w:t>
-      </w:r>
-      <w:r>
-        <w:rPr>
-          <w:b w:val="0"/>
-        </w:rPr>
-        <w:t xml:space="preserve"> or the procedure.</w:t>
-      </w:r>
-    </w:p>
-    <w:p>
-      <w:pPr>
-        <w:spacing w:line="336" w:lineRule="auto" w:after="180"/>
-        <w:shd w:fill="F4F9FC"/>
-      </w:pPr>
-      <w:r>
-        <w:rPr>
-          <w:b w:val="0"/>
-        </w:rPr>
-        <w:t xml:space="preserve">3. This one example guarantees correct results for every future </w:t>
-      </w:r>
-      <w:r>
-        <w:rPr>
-          <w:b/>
-        </w:rPr>
-        <w:t>input</w:t>
-      </w:r>
-      <w:r>
-        <w:rPr>
-          <w:b w:val="0"/>
-        </w:rPr>
-        <w:t>.</w:t>
-      </w:r>
-    </w:p>
-    <w:p>
-      <w:pPr>
-        <w:pStyle w:val="Heading3"/>
-      </w:pPr>
-      <w:r>
-        <w:t>My selected conclusion, deciding fact and explanation</w:t>
-      </w:r>
-    </w:p>
-    <w:p>
-      <w:r>
-        <w:t>________________________________________________________________</w:t>
-      </w:r>
-    </w:p>
-    <w:p>
-      <w:r>
-        <w:t>________________________________________________________________</w:t>
-      </w:r>
-    </w:p>
-    <w:p>
-      <w:r>
-        <w:t>________________________________________________________________</w:t>
-      </w:r>
-    </w:p>
-    <w:p>
-      <w:r>
-        <w:t>________________________________________________________________</w:t>
-      </w:r>
-    </w:p>
-    <w:p>
-      <w:r>
-        <w:t>________________________________________________________________</w:t>
-      </w:r>
-    </w:p>
-    <w:p>
-      <w:pPr>
-        <w:pStyle w:val="Heading3"/>
-      </w:pPr>
-      <w:r>
-        <w:t>Hint · try first</w:t>
-      </w:r>
-    </w:p>
-    <w:p>
-      <w:pPr>
-        <w:spacing w:line="336" w:lineRule="auto" w:after="180"/>
-        <w:shd w:fill="F1F6F8"/>
-      </w:pPr>
-      <w:r>
-        <w:rPr>
-          <w:b w:val="0"/>
-        </w:rPr>
-        <w:t>Hint if needed: Use the changed condition and the deciding step in the pictorial trace. The answer must say what follows from those facts.</w:t>
-      </w:r>
-    </w:p>
-    <w:p>
-      <w:pPr>
-        <w:pStyle w:val="Heading3"/>
-      </w:pPr>
-      <w:r>
-        <w:t>Feedback · compare after trying</w:t>
-      </w:r>
-    </w:p>
-    <w:p>
-      <w:pPr>
-        <w:spacing w:line="336" w:lineRule="auto" w:after="180"/>
-        <w:shd w:fill="F1F6FC"/>
-      </w:pPr>
-      <w:r>
-        <w:rPr>
-          <w:b w:val="0"/>
-        </w:rPr>
-        <w:t xml:space="preserve">After your attempt, compare with the supported explanation: Repair row becomes [0,3]; agreement becomes 5/6. One </w:t>
-      </w:r>
-      <w:r>
-        <w:rPr>
-          <w:b/>
-        </w:rPr>
-        <w:t>false negative</w:t>
-      </w:r>
-      <w:r>
-        <w:rPr>
-          <w:b w:val="0"/>
-        </w:rPr>
-        <w:t xml:space="preserve"> moves to </w:t>
-      </w:r>
-      <w:r>
-        <w:rPr>
-          <w:b/>
-        </w:rPr>
-        <w:t>true positive</w:t>
-      </w:r>
-      <w:r>
-        <w:rPr>
-          <w:b w:val="0"/>
-        </w:rPr>
-        <w:t>; the sound row stays [2,1].</w:t>
-      </w:r>
-    </w:p>
-    <w:p>
-      <w:pPr>
-        <w:pStyle w:val="Heading3"/>
-      </w:pPr>
-      <w:r>
-        <w:t>Repair a missing building block</w:t>
-      </w:r>
-    </w:p>
-    <w:p>
-      <w:pPr>
-        <w:spacing w:line="336" w:lineRule="auto" w:after="180"/>
-      </w:pPr>
-      <w:r>
-        <w:rPr>
-          <w:b w:val="0"/>
-        </w:rPr>
-        <w:t>Review Accuracy as a Fraction (ai-2/12). Goal: Explain why overall accuracy can hide failure on a less common class. Short practice: Why is 100% repair detection not sufficient to declare the changed classifier best?.</w:t>
-      </w:r>
-    </w:p>
-    <w:p>
-      <w:pPr>
-        <w:spacing w:line="336" w:lineRule="auto" w:after="180"/>
-      </w:pPr>
-      <w:r>
-        <w:rPr>
-          <w:b w:val="0"/>
-        </w:rPr>
-        <w:t>Return to this week and explain what you changed.</w:t>
-      </w:r>
-    </w:p>
-    <w:p>
-      <w:pPr>
-        <w:spacing w:line="336" w:lineRule="auto" w:after="180"/>
-      </w:pPr>
-      <w:r>
-        <w:rPr>
-          <w:b w:val="0"/>
-        </w:rPr>
-        <w:t xml:space="preserve">Review Human Classifier Simulation (ai-2/10). Goal: Construct a classifier with a stated </w:t>
-      </w:r>
-      <w:r>
-        <w:rPr>
-          <w:b/>
-        </w:rPr>
-        <w:t>input</w:t>
-      </w:r>
-      <w:r>
-        <w:rPr>
-          <w:b w:val="0"/>
-        </w:rPr>
-        <w:t xml:space="preserve"> format, selected rule and recorded </w:t>
-      </w:r>
-      <w:r>
-        <w:rPr>
-          <w:b/>
-        </w:rPr>
-        <w:t>output</w:t>
-      </w:r>
-      <w:r>
-        <w:rPr>
-          <w:b w:val="0"/>
-        </w:rPr>
-        <w:t>.</w:t>
-      </w:r>
-    </w:p>
-    <w:p>
-      <w:pPr>
-        <w:spacing w:line="336" w:lineRule="auto" w:after="180"/>
-      </w:pPr>
-      <w:r>
-        <w:rPr>
-          <w:b w:val="0"/>
-        </w:rPr>
-        <w:t>Short practice: Why are J and M initially treated differently even though both are illustrated mysteries?. Return to this week and explain what you changed.</w:t>
-      </w:r>
-    </w:p>
-    <w:p>
-      <w:pPr>
-        <w:spacing w:line="336" w:lineRule="auto" w:after="180"/>
-      </w:pPr>
-      <w:r>
-        <w:rPr>
-          <w:b w:val="0"/>
-        </w:rPr>
-        <w:t>Review Rows Columns and Data Types (ai-2/7). Goal: Specify a table schema. Short practice: Which two rows originally fail, and do they fail for the same reason?. Return to this week and explain what you changed.</w:t>
-      </w:r>
-    </w:p>
-    <w:p>
-      <w:pPr>
-        <w:pStyle w:val="Heading3"/>
-      </w:pPr>
-      <w:r>
-        <w:t>Predict, run and debug</w:t>
-      </w:r>
-    </w:p>
-    <w:p>
-      <w:pPr>
-        <w:spacing w:line="336" w:lineRule="auto" w:after="180"/>
-      </w:pPr>
-      <w:r>
-        <w:rPr>
-          <w:b w:val="0"/>
-        </w:rPr>
-        <w:t xml:space="preserve">The browser lab lets you edit the supported Python examples already included in this lesson. Predict first, run, inspect the actual </w:t>
-      </w:r>
-      <w:r>
-        <w:rPr>
-          <w:b/>
-        </w:rPr>
-        <w:t>output</w:t>
-      </w:r>
-      <w:r>
-        <w:rPr>
-          <w:b w:val="0"/>
-        </w:rPr>
-        <w:t xml:space="preserve"> or error, change one </w:t>
-      </w:r>
-      <w:r>
-        <w:rPr>
-          <w:b/>
-        </w:rPr>
-        <w:t>input</w:t>
-      </w:r>
-      <w:r>
-        <w:rPr>
-          <w:b w:val="0"/>
-        </w:rPr>
-        <w:t>, then run again.</w:t>
-      </w:r>
-    </w:p>
-    <w:p>
-      <w:pPr>
-        <w:spacing w:line="336" w:lineRule="auto" w:after="180"/>
-      </w:pPr>
-      <w:r>
-        <w:rPr>
-          <w:b w:val="0"/>
-        </w:rPr>
-        <w:t xml:space="preserve">Keep code, </w:t>
-      </w:r>
-      <w:r>
-        <w:rPr>
-          <w:b/>
-        </w:rPr>
-        <w:t>prediction</w:t>
-      </w:r>
-      <w:r>
-        <w:rPr>
-          <w:b w:val="0"/>
-        </w:rPr>
-        <w:t>s, actual results and a reasoned revision together. On paper, label your result as a trace rather than an execution.</w:t>
-      </w:r>
-    </w:p>
-    <w:p>
-      <w:pPr>
-        <w:pStyle w:val="Heading3"/>
-      </w:pPr>
-      <w:r>
         <w:t>Keep your completed work</w:t>
       </w:r>
     </w:p>
     <w:p>
       <w:pPr>
-        <w:spacing w:line="336" w:lineRule="auto" w:after="180"/>
-      </w:pPr>
-      <w:r>
-        <w:rPr>
-          <w:b w:val="0"/>
-        </w:rPr>
-        <w:t xml:space="preserve">Use Download completed work in the hosted lesson to export your answers, reflections, practice feedback and code-run </w:t>
-      </w:r>
-      <w:r>
-        <w:rPr>
-          <w:b/>
-        </w:rPr>
-        <w:t>evidence</w:t>
-      </w:r>
-      <w:r>
-        <w:rPr>
-          <w:b w:val="0"/>
-        </w:rPr>
-        <w:t>. Open the HTML copy to read or print it.</w:t>
-      </w:r>
-    </w:p>
-    <w:p>
-      <w:pPr>
-        <w:spacing w:line="336" w:lineRule="auto" w:after="180"/>
-      </w:pPr>
-      <w:r>
-        <w:rPr>
-          <w:b w:val="0"/>
-        </w:rPr>
-        <w:t>Drafts stay in this browser when storage is available; clear drafts on a shared device.</w:t>
-      </w:r>
-    </w:p>
-    <w:p>
-      <w:pPr>
-        <w:pStyle w:val="Heading3"/>
-      </w:pPr>
-      <w:r>
-        <w:t>What I repaired, the evidence I kept and the next test</w:t>
-      </w:r>
-    </w:p>
-    <w:p>
-      <w:r>
-        <w:t>________________________________________________________________</w:t>
-      </w:r>
-    </w:p>
-    <w:p>
-      <w:r>
-        <w:t>________________________________________________________________</w:t>
-      </w:r>
-    </w:p>
-    <w:p>
-      <w:r>
-        <w:t>________________________________________________________________</w:t>
-      </w:r>
-    </w:p>
-    <w:p>
-      <w:r>
-        <w:t>________________________________________________________________</w:t>
-      </w:r>
-    </w:p>
-    <w:p>
-      <w:r>
-        <w:t>________________________________________________________________</w:t>
-      </w:r>
-    </w:p>
-    <w:p>
-      <w:pPr>
         <w:pStyle w:val="Heading1"/>
       </w:pPr>
       <w:r>
-        <w:t>21. Visual concept journey</w:t>
-      </w:r>
-    </w:p>
-    <w:p>
-      <w:r>
-        <w:t>Explain each Types of Classification Error picture from its labels, then record a relevant limit.</w:t>
-      </w:r>
-    </w:p>
-    <w:p>
-      <w:pPr>
-        <w:pStyle w:val="Heading3"/>
+        <w:t>21. Reference · Six-picture response sheets</w:t>
+      </w:r>
+    </w:p>
+    <w:p>
+      <w:r>
+        <w:t>Choose the image that helps rather than repeating all six.</w:t>
+      </w:r>
+    </w:p>
+    <w:p>
+      <w:pPr>
+        <w:pStyle w:val="Heading2"/>
       </w:pPr>
       <w:r>
         <w:t>01. Types of Classification Error: the case</w:t>
@@ -2739,7 +2827,6 @@
     <w:p>
       <w:pPr>
         <w:spacing w:line="336" w:lineRule="auto" w:after="180"/>
-        <w:shd w:fill="F5F1FB"/>
       </w:pPr>
       <w:r>
         <w:rPr>
@@ -2778,7 +2865,7 @@
     </w:p>
     <w:p>
       <w:pPr>
-        <w:pStyle w:val="Heading3"/>
+        <w:pStyle w:val="Heading2"/>
       </w:pPr>
       <w:r>
         <w:t>02. Follow the deciding steps</w:t>
@@ -2893,7 +2980,6 @@
     <w:p>
       <w:pPr>
         <w:spacing w:line="336" w:lineRule="auto" w:after="180"/>
-        <w:shd w:fill="F5F1FB"/>
       </w:pPr>
       <w:r>
         <w:rPr>
@@ -2944,7 +3030,7 @@
     </w:p>
     <w:p>
       <w:pPr>
-        <w:pStyle w:val="Heading3"/>
+        <w:pStyle w:val="Heading2"/>
       </w:pPr>
       <w:r>
         <w:t>03. Reference rows, prediction columns</w:t>
@@ -3012,7 +3098,6 @@
     <w:p>
       <w:pPr>
         <w:spacing w:line="336" w:lineRule="auto" w:after="180"/>
-        <w:shd w:fill="F5F1FB"/>
       </w:pPr>
       <w:r>
         <w:rPr>
@@ -3051,7 +3136,7 @@
     </w:p>
     <w:p>
       <w:pPr>
-        <w:pStyle w:val="Heading3"/>
+        <w:pStyle w:val="Heading2"/>
       </w:pPr>
       <w:r>
         <w:t>04. Change one thing. Trace what follows.</w:t>
@@ -3154,7 +3239,6 @@
     <w:p>
       <w:pPr>
         <w:spacing w:line="336" w:lineRule="auto" w:after="180"/>
-        <w:shd w:fill="F5F1FB"/>
       </w:pPr>
       <w:r>
         <w:rPr>
@@ -3193,7 +3277,7 @@
     </w:p>
     <w:p>
       <w:pPr>
-        <w:pStyle w:val="Heading3"/>
+        <w:pStyle w:val="Heading2"/>
       </w:pPr>
       <w:r>
         <w:t>05. Connect the explanation to its limit</w:t>
@@ -3271,7 +3355,6 @@
     <w:p>
       <w:pPr>
         <w:spacing w:line="336" w:lineRule="auto" w:after="180"/>
-        <w:shd w:fill="F5F1FB"/>
       </w:pPr>
       <w:r>
         <w:rPr>
@@ -3310,7 +3393,7 @@
     </w:p>
     <w:p>
       <w:pPr>
-        <w:pStyle w:val="Heading3"/>
+        <w:pStyle w:val="Heading2"/>
       </w:pPr>
       <w:r>
         <w:t>06. Make the idea visible in your project</w:t>
@@ -3401,7 +3484,6 @@
     <w:p>
       <w:pPr>
         <w:spacing w:line="336" w:lineRule="auto" w:after="180"/>
-        <w:shd w:fill="F5F1FB"/>
       </w:pPr>
       <w:r>
         <w:rPr>
@@ -3448,6 +3530,62 @@
     <w:p>
       <w:r>
         <w:t>________________________________________________________________</w:t>
+      </w:r>
+    </w:p>
+    <w:p>
+      <w:pPr>
+        <w:pStyle w:val="Heading2"/>
+      </w:pPr>
+      <w:r>
+        <w:t>Earlier wording, alternatives and picture transcripts · reference / check after trying</w:t>
+      </w:r>
+    </w:p>
+    <w:p>
+      <w:pPr>
+        <w:pStyle w:val="Heading3"/>
+      </w:pPr>
+      <w:r>
+        <w:t>01. Types of Classification Error: the case</w:t>
+      </w:r>
+    </w:p>
+    <w:p>
+      <w:pPr>
+        <w:pStyle w:val="Heading3"/>
+      </w:pPr>
+      <w:r>
+        <w:t>02. Follow the deciding steps</w:t>
+      </w:r>
+    </w:p>
+    <w:p>
+      <w:pPr>
+        <w:pStyle w:val="Heading3"/>
+      </w:pPr>
+      <w:r>
+        <w:t>03. Reference rows, prediction columns</w:t>
+      </w:r>
+    </w:p>
+    <w:p>
+      <w:pPr>
+        <w:pStyle w:val="Heading3"/>
+      </w:pPr>
+      <w:r>
+        <w:t>04. Change one thing. Trace what follows.</w:t>
+      </w:r>
+    </w:p>
+    <w:p>
+      <w:pPr>
+        <w:pStyle w:val="Heading3"/>
+      </w:pPr>
+      <w:r>
+        <w:t>05. Connect the explanation to its limit</w:t>
+      </w:r>
+    </w:p>
+    <w:p>
+      <w:pPr>
+        <w:pStyle w:val="Heading3"/>
+      </w:pPr>
+      <w:r>
+        <w:t>06. Make the idea visible in your project</w:t>
       </w:r>
     </w:p>
     <w:sectPr>
